--- a/public/preview/template.docx
+++ b/public/preview/template.docx
@@ -154,14 +154,6 @@
               </w:rPr>
               <w:t>:</w:t>
             </w:r>
-            <w:r>
-              <w:rPr>
-                <w:rFonts w:cstheme="minorHAnsi"/>
-                <w:b w:val="0"/>
-                <w:bCs w:val="0"/>
-              </w:rPr>
-              <w:t xml:space="preserve"> </w:t>
-            </w:r>
           </w:p>
         </w:tc>
         <w:tc>
@@ -177,6 +169,9 @@
           </w:tcPr>
           <w:p>
             <w:pPr>
+              <w:tabs>
+                <w:tab w:val="left" w:pos="2580"/>
+              </w:tabs>
               <w:spacing w:before="20" w:after="20"/>
               <w:cnfStyle w:val="000000100000" w:firstRow="0" w:lastRow="0" w:firstColumn="0" w:lastColumn="0" w:oddVBand="0" w:evenVBand="0" w:oddHBand="1" w:evenHBand="0" w:firstRowFirstColumn="0" w:firstRowLastColumn="0" w:lastRowFirstColumn="0" w:lastRowLastColumn="0"/>
               <w:rPr>
@@ -189,14 +184,12 @@
               </w:rPr>
               <w:t>{</w:t>
             </w:r>
-            <w:proofErr w:type="spellStart"/>
             <w:r>
               <w:rPr>
                 <w:rFonts w:cstheme="minorHAnsi"/>
               </w:rPr>
               <w:t>partnerName</w:t>
             </w:r>
-            <w:proofErr w:type="spellEnd"/>
             <w:r>
               <w:rPr>
                 <w:rFonts w:cstheme="minorHAnsi"/>
@@ -218,7 +211,7 @@
           </w:tcPr>
           <w:p>
             <w:pPr>
-              <w:spacing w:line="312" w:lineRule="auto"/>
+              <w:spacing w:line="276" w:lineRule="auto"/>
               <w:cnfStyle w:val="000000100000" w:firstRow="0" w:lastRow="0" w:firstColumn="0" w:lastColumn="0" w:oddVBand="0" w:evenVBand="0" w:oddHBand="1" w:evenHBand="0" w:firstRowFirstColumn="0" w:firstRowLastColumn="0" w:lastRowFirstColumn="0" w:lastRowLastColumn="0"/>
               <w:rPr>
                 <w:rFonts w:cstheme="minorHAnsi"/>
@@ -257,7 +250,7 @@
           </w:tcPr>
           <w:p>
             <w:pPr>
-              <w:spacing w:line="312" w:lineRule="auto"/>
+              <w:spacing w:line="276" w:lineRule="auto"/>
               <w:cnfStyle w:val="000000100000" w:firstRow="0" w:lastRow="0" w:firstColumn="0" w:lastColumn="0" w:oddVBand="0" w:evenVBand="0" w:oddHBand="1" w:evenHBand="0" w:firstRowFirstColumn="0" w:firstRowLastColumn="0" w:lastRowFirstColumn="0" w:lastRowLastColumn="0"/>
               <w:rPr>
                 <w:rFonts w:cstheme="minorHAnsi"/>
@@ -269,14 +262,12 @@
               </w:rPr>
               <w:t>{</w:t>
             </w:r>
-            <w:proofErr w:type="spellStart"/>
             <w:r>
               <w:rPr>
                 <w:rFonts w:cstheme="minorHAnsi"/>
               </w:rPr>
               <w:t>invoiceDate</w:t>
             </w:r>
-            <w:proofErr w:type="spellEnd"/>
             <w:r>
               <w:rPr>
                 <w:rFonts w:cstheme="minorHAnsi"/>
@@ -287,6 +278,9 @@
         </w:tc>
       </w:tr>
       <w:tr>
+        <w:trPr>
+          <w:trHeight w:val="80"/>
+        </w:trPr>
         <w:tc>
           <w:tcPr>
             <w:cnfStyle w:val="001000000000" w:firstRow="0" w:lastRow="0" w:firstColumn="1" w:lastColumn="0" w:oddVBand="0" w:evenVBand="0" w:oddHBand="0" w:evenHBand="0" w:firstRowFirstColumn="0" w:firstRowLastColumn="0" w:lastRowFirstColumn="0" w:lastRowLastColumn="0"/>
@@ -324,14 +318,6 @@
               </w:rPr>
               <w:t>:</w:t>
             </w:r>
-            <w:r>
-              <w:rPr>
-                <w:rFonts w:cstheme="minorHAnsi"/>
-                <w:b w:val="0"/>
-                <w:bCs w:val="0"/>
-              </w:rPr>
-              <w:t xml:space="preserve"> </w:t>
-            </w:r>
           </w:p>
         </w:tc>
         <w:tc>
@@ -361,14 +347,12 @@
               </w:rPr>
               <w:t>{</w:t>
             </w:r>
-            <w:proofErr w:type="spellStart"/>
             <w:r>
               <w:rPr>
                 <w:rFonts w:cstheme="minorHAnsi"/>
               </w:rPr>
               <w:t>partnerAddress</w:t>
             </w:r>
-            <w:proofErr w:type="spellEnd"/>
             <w:r>
               <w:rPr>
                 <w:rFonts w:cstheme="minorHAnsi"/>
@@ -390,7 +374,7 @@
           </w:tcPr>
           <w:p>
             <w:pPr>
-              <w:spacing w:line="312" w:lineRule="auto"/>
+              <w:spacing w:line="276" w:lineRule="auto"/>
               <w:cnfStyle w:val="000000000000" w:firstRow="0" w:lastRow="0" w:firstColumn="0" w:lastColumn="0" w:oddVBand="0" w:evenVBand="0" w:oddHBand="0" w:evenHBand="0" w:firstRowFirstColumn="0" w:firstRowLastColumn="0" w:lastRowFirstColumn="0" w:lastRowLastColumn="0"/>
               <w:rPr>
                 <w:rFonts w:cstheme="minorHAnsi"/>
@@ -429,7 +413,7 @@
           </w:tcPr>
           <w:p>
             <w:pPr>
-              <w:spacing w:line="312" w:lineRule="auto"/>
+              <w:spacing w:line="276" w:lineRule="auto"/>
               <w:cnfStyle w:val="000000000000" w:firstRow="0" w:lastRow="0" w:firstColumn="0" w:lastColumn="0" w:oddVBand="0" w:evenVBand="0" w:oddHBand="0" w:evenHBand="0" w:firstRowFirstColumn="0" w:firstRowLastColumn="0" w:lastRowFirstColumn="0" w:lastRowLastColumn="0"/>
               <w:rPr>
                 <w:rFonts w:cstheme="minorHAnsi"/>
@@ -441,14 +425,12 @@
               </w:rPr>
               <w:t>{</w:t>
             </w:r>
-            <w:proofErr w:type="spellStart"/>
             <w:r>
               <w:rPr>
                 <w:rFonts w:cstheme="minorHAnsi"/>
               </w:rPr>
               <w:t>invoiceNumber</w:t>
             </w:r>
-            <w:proofErr w:type="spellEnd"/>
             <w:r>
               <w:rPr>
                 <w:rFonts w:cstheme="minorHAnsi"/>
@@ -461,7 +443,7 @@
       <w:tr>
         <w:trPr>
           <w:cnfStyle w:val="000000100000" w:firstRow="0" w:lastRow="0" w:firstColumn="0" w:lastColumn="0" w:oddVBand="0" w:evenVBand="0" w:oddHBand="1" w:evenHBand="0" w:firstRowFirstColumn="0" w:firstRowLastColumn="0" w:lastRowFirstColumn="0" w:lastRowLastColumn="0"/>
-          <w:trHeight w:val="368"/>
+          <w:trHeight w:val="117"/>
         </w:trPr>
         <w:tc>
           <w:tcPr>
@@ -484,7 +466,6 @@
                 <w:bCs w:val="0"/>
               </w:rPr>
             </w:pPr>
-            <w:proofErr w:type="spellStart"/>
             <w:r>
               <w:rPr>
                 <w:rFonts w:cstheme="minorHAnsi"/>
@@ -493,7 +474,6 @@
               </w:rPr>
               <w:t>ZipCode</w:t>
             </w:r>
-            <w:proofErr w:type="spellEnd"/>
             <w:r>
               <w:rPr>
                 <w:rFonts w:cstheme="minorHAnsi"/>
@@ -501,14 +481,6 @@
                 <w:bCs w:val="0"/>
               </w:rPr>
               <w:t>:</w:t>
-            </w:r>
-            <w:r>
-              <w:rPr>
-                <w:rFonts w:cstheme="minorHAnsi"/>
-                <w:b w:val="0"/>
-                <w:bCs w:val="0"/>
-              </w:rPr>
-              <w:t xml:space="preserve"> </w:t>
             </w:r>
           </w:p>
         </w:tc>
@@ -539,14 +511,12 @@
               </w:rPr>
               <w:t>{</w:t>
             </w:r>
-            <w:proofErr w:type="spellStart"/>
             <w:r>
               <w:rPr>
                 <w:rFonts w:cstheme="minorHAnsi"/>
               </w:rPr>
               <w:t>partnerZipCode</w:t>
             </w:r>
-            <w:proofErr w:type="spellEnd"/>
             <w:r>
               <w:rPr>
                 <w:rFonts w:cstheme="minorHAnsi"/>
@@ -568,6 +538,7 @@
           </w:tcPr>
           <w:p>
             <w:pPr>
+              <w:spacing w:line="276" w:lineRule="auto"/>
               <w:cnfStyle w:val="000000100000" w:firstRow="0" w:lastRow="0" w:firstColumn="0" w:lastColumn="0" w:oddVBand="0" w:evenVBand="0" w:oddHBand="1" w:evenHBand="0" w:firstRowFirstColumn="0" w:firstRowLastColumn="0" w:lastRowFirstColumn="0" w:lastRowLastColumn="0"/>
               <w:rPr>
                 <w:rFonts w:cstheme="minorHAnsi"/>
@@ -590,6 +561,242 @@
           </w:tcPr>
           <w:p>
             <w:pPr>
+              <w:spacing w:line="276" w:lineRule="auto"/>
+              <w:cnfStyle w:val="000000100000" w:firstRow="0" w:lastRow="0" w:firstColumn="0" w:lastColumn="0" w:oddVBand="0" w:evenVBand="0" w:oddHBand="1" w:evenHBand="0" w:firstRowFirstColumn="0" w:firstRowLastColumn="0" w:lastRowFirstColumn="0" w:lastRowLastColumn="0"/>
+              <w:rPr>
+                <w:rFonts w:cstheme="minorHAnsi"/>
+                <w:b/>
+                <w:bCs/>
+              </w:rPr>
+            </w:pPr>
+          </w:p>
+        </w:tc>
+      </w:tr>
+      <w:tr>
+        <w:trPr>
+          <w:trHeight w:val="162"/>
+        </w:trPr>
+        <w:tc>
+          <w:tcPr>
+            <w:cnfStyle w:val="001000000000" w:firstRow="0" w:lastRow="0" w:firstColumn="1" w:lastColumn="0" w:oddVBand="0" w:evenVBand="0" w:oddHBand="0" w:evenHBand="0" w:firstRowFirstColumn="0" w:firstRowLastColumn="0" w:lastRowFirstColumn="0" w:lastRowLastColumn="0"/>
+            <w:tcW w:w="1530" w:type="dxa"/>
+            <w:tcBorders>
+              <w:top w:val="nil"/>
+              <w:left w:val="nil"/>
+              <w:bottom w:val="nil"/>
+              <w:right w:val="nil"/>
+            </w:tcBorders>
+            <w:shd w:val="clear" w:color="auto" w:fill="FFFFFF" w:themeFill="background1"/>
+          </w:tcPr>
+          <w:p>
+            <w:pPr>
+              <w:spacing w:before="20" w:after="20"/>
+              <w:rPr>
+                <w:rFonts w:cstheme="minorHAnsi"/>
+              </w:rPr>
+            </w:pPr>
+            <w:r>
+              <w:rPr>
+                <w:rFonts w:cstheme="minorHAnsi"/>
+                <w:b w:val="0"/>
+                <w:bCs w:val="0"/>
+              </w:rPr>
+              <w:t>Email</w:t>
+            </w:r>
+            <w:r>
+              <w:rPr>
+                <w:rFonts w:cstheme="minorHAnsi"/>
+                <w:b w:val="0"/>
+                <w:bCs w:val="0"/>
+              </w:rPr>
+              <w:t>:</w:t>
+            </w:r>
+          </w:p>
+        </w:tc>
+        <w:tc>
+          <w:tcPr>
+            <w:tcW w:w="3960" w:type="dxa"/>
+            <w:tcBorders>
+              <w:top w:val="nil"/>
+              <w:left w:val="nil"/>
+              <w:bottom w:val="nil"/>
+              <w:right w:val="nil"/>
+            </w:tcBorders>
+            <w:shd w:val="clear" w:color="auto" w:fill="FFFFFF" w:themeFill="background1"/>
+          </w:tcPr>
+          <w:p>
+            <w:pPr>
+              <w:spacing w:before="20" w:after="20"/>
+              <w:cnfStyle w:val="000000000000" w:firstRow="0" w:lastRow="0" w:firstColumn="0" w:lastColumn="0" w:oddVBand="0" w:evenVBand="0" w:oddHBand="0" w:evenHBand="0" w:firstRowFirstColumn="0" w:firstRowLastColumn="0" w:lastRowFirstColumn="0" w:lastRowLastColumn="0"/>
+              <w:rPr>
+                <w:rFonts w:cstheme="minorHAnsi"/>
+              </w:rPr>
+            </w:pPr>
+            <w:r>
+              <w:rPr>
+                <w:rFonts w:cstheme="minorHAnsi"/>
+              </w:rPr>
+              <w:t>{</w:t>
+            </w:r>
+            <w:r>
+              <w:rPr>
+                <w:rFonts w:cstheme="minorHAnsi"/>
+              </w:rPr>
+              <w:t>partnerEmail</w:t>
+            </w:r>
+            <w:r>
+              <w:rPr>
+                <w:rFonts w:cstheme="minorHAnsi"/>
+              </w:rPr>
+              <w:t>}</w:t>
+            </w:r>
+          </w:p>
+        </w:tc>
+        <w:tc>
+          <w:tcPr>
+            <w:tcW w:w="1710" w:type="dxa"/>
+            <w:tcBorders>
+              <w:top w:val="nil"/>
+              <w:left w:val="nil"/>
+              <w:bottom w:val="nil"/>
+              <w:right w:val="nil"/>
+            </w:tcBorders>
+            <w:shd w:val="clear" w:color="auto" w:fill="FFFFFF" w:themeFill="background1"/>
+          </w:tcPr>
+          <w:p>
+            <w:pPr>
+              <w:spacing w:line="276" w:lineRule="auto"/>
+              <w:cnfStyle w:val="000000000000" w:firstRow="0" w:lastRow="0" w:firstColumn="0" w:lastColumn="0" w:oddVBand="0" w:evenVBand="0" w:oddHBand="0" w:evenHBand="0" w:firstRowFirstColumn="0" w:firstRowLastColumn="0" w:lastRowFirstColumn="0" w:lastRowLastColumn="0"/>
+              <w:rPr>
+                <w:rFonts w:cstheme="minorHAnsi"/>
+                <w:b/>
+                <w:bCs/>
+              </w:rPr>
+            </w:pPr>
+          </w:p>
+        </w:tc>
+        <w:tc>
+          <w:tcPr>
+            <w:tcW w:w="3505" w:type="dxa"/>
+            <w:tcBorders>
+              <w:top w:val="nil"/>
+              <w:left w:val="nil"/>
+              <w:bottom w:val="nil"/>
+              <w:right w:val="nil"/>
+            </w:tcBorders>
+            <w:shd w:val="clear" w:color="auto" w:fill="FFFFFF" w:themeFill="background1"/>
+          </w:tcPr>
+          <w:p>
+            <w:pPr>
+              <w:spacing w:line="276" w:lineRule="auto"/>
+              <w:cnfStyle w:val="000000000000" w:firstRow="0" w:lastRow="0" w:firstColumn="0" w:lastColumn="0" w:oddVBand="0" w:evenVBand="0" w:oddHBand="0" w:evenHBand="0" w:firstRowFirstColumn="0" w:firstRowLastColumn="0" w:lastRowFirstColumn="0" w:lastRowLastColumn="0"/>
+              <w:rPr>
+                <w:rFonts w:cstheme="minorHAnsi"/>
+                <w:b/>
+                <w:bCs/>
+              </w:rPr>
+            </w:pPr>
+          </w:p>
+        </w:tc>
+      </w:tr>
+      <w:tr>
+        <w:trPr>
+          <w:cnfStyle w:val="000000100000" w:firstRow="0" w:lastRow="0" w:firstColumn="0" w:lastColumn="0" w:oddVBand="0" w:evenVBand="0" w:oddHBand="1" w:evenHBand="0" w:firstRowFirstColumn="0" w:firstRowLastColumn="0" w:lastRowFirstColumn="0" w:lastRowLastColumn="0"/>
+          <w:trHeight w:val="162"/>
+        </w:trPr>
+        <w:tc>
+          <w:tcPr>
+            <w:cnfStyle w:val="001000000000" w:firstRow="0" w:lastRow="0" w:firstColumn="1" w:lastColumn="0" w:oddVBand="0" w:evenVBand="0" w:oddHBand="0" w:evenHBand="0" w:firstRowFirstColumn="0" w:firstRowLastColumn="0" w:lastRowFirstColumn="0" w:lastRowLastColumn="0"/>
+            <w:tcW w:w="1530" w:type="dxa"/>
+            <w:tcBorders>
+              <w:top w:val="nil"/>
+              <w:left w:val="nil"/>
+              <w:bottom w:val="nil"/>
+              <w:right w:val="nil"/>
+            </w:tcBorders>
+            <w:shd w:val="clear" w:color="auto" w:fill="FFFFFF" w:themeFill="background1"/>
+          </w:tcPr>
+          <w:p>
+            <w:pPr>
+              <w:spacing w:before="20" w:after="20"/>
+              <w:rPr>
+                <w:rFonts w:cstheme="minorHAnsi"/>
+              </w:rPr>
+            </w:pPr>
+            <w:r>
+              <w:rPr>
+                <w:rFonts w:cstheme="minorHAnsi"/>
+                <w:b w:val="0"/>
+                <w:bCs w:val="0"/>
+              </w:rPr>
+              <w:t>{taxIdLabel}</w:t>
+            </w:r>
+          </w:p>
+        </w:tc>
+        <w:tc>
+          <w:tcPr>
+            <w:tcW w:w="3960" w:type="dxa"/>
+            <w:tcBorders>
+              <w:top w:val="nil"/>
+              <w:left w:val="nil"/>
+              <w:bottom w:val="nil"/>
+              <w:right w:val="nil"/>
+            </w:tcBorders>
+            <w:shd w:val="clear" w:color="auto" w:fill="FFFFFF" w:themeFill="background1"/>
+          </w:tcPr>
+          <w:p>
+            <w:pPr>
+              <w:spacing w:before="20" w:after="20"/>
+              <w:cnfStyle w:val="000000100000" w:firstRow="0" w:lastRow="0" w:firstColumn="0" w:lastColumn="0" w:oddVBand="0" w:evenVBand="0" w:oddHBand="1" w:evenHBand="0" w:firstRowFirstColumn="0" w:firstRowLastColumn="0" w:lastRowFirstColumn="0" w:lastRowLastColumn="0"/>
+              <w:rPr>
+                <w:rFonts w:cstheme="minorHAnsi"/>
+              </w:rPr>
+            </w:pPr>
+            <w:r>
+              <w:rPr>
+                <w:rFonts w:cstheme="minorHAnsi"/>
+              </w:rPr>
+              <w:t>{taxId}</w:t>
+            </w:r>
+          </w:p>
+        </w:tc>
+        <w:tc>
+          <w:tcPr>
+            <w:tcW w:w="1710" w:type="dxa"/>
+            <w:tcBorders>
+              <w:top w:val="nil"/>
+              <w:left w:val="nil"/>
+              <w:bottom w:val="nil"/>
+              <w:right w:val="nil"/>
+            </w:tcBorders>
+            <w:shd w:val="clear" w:color="auto" w:fill="FFFFFF" w:themeFill="background1"/>
+          </w:tcPr>
+          <w:p>
+            <w:pPr>
+              <w:spacing w:line="276" w:lineRule="auto"/>
+              <w:cnfStyle w:val="000000100000" w:firstRow="0" w:lastRow="0" w:firstColumn="0" w:lastColumn="0" w:oddVBand="0" w:evenVBand="0" w:oddHBand="1" w:evenHBand="0" w:firstRowFirstColumn="0" w:firstRowLastColumn="0" w:lastRowFirstColumn="0" w:lastRowLastColumn="0"/>
+              <w:rPr>
+                <w:rFonts w:cstheme="minorHAnsi"/>
+                <w:b/>
+                <w:bCs/>
+              </w:rPr>
+            </w:pPr>
+          </w:p>
+        </w:tc>
+        <w:tc>
+          <w:tcPr>
+            <w:tcW w:w="3505" w:type="dxa"/>
+            <w:tcBorders>
+              <w:top w:val="nil"/>
+              <w:left w:val="nil"/>
+              <w:bottom w:val="nil"/>
+              <w:right w:val="nil"/>
+            </w:tcBorders>
+            <w:shd w:val="clear" w:color="auto" w:fill="FFFFFF" w:themeFill="background1"/>
+          </w:tcPr>
+          <w:p>
+            <w:pPr>
+              <w:spacing w:line="276" w:lineRule="auto"/>
               <w:cnfStyle w:val="000000100000" w:firstRow="0" w:lastRow="0" w:firstColumn="0" w:lastColumn="0" w:oddVBand="0" w:evenVBand="0" w:oddHBand="1" w:evenHBand="0" w:firstRowFirstColumn="0" w:firstRowLastColumn="0" w:lastRowFirstColumn="0" w:lastRowLastColumn="0"/>
               <w:rPr>
                 <w:rFonts w:cstheme="minorHAnsi"/>
@@ -625,30 +832,6 @@
                 <w:bCs w:val="0"/>
               </w:rPr>
             </w:pPr>
-            <w:r>
-              <w:rPr>
-                <w:rFonts w:cstheme="minorHAnsi"/>
-                <w:b w:val="0"/>
-                <w:bCs w:val="0"/>
-              </w:rPr>
-              <w:t>Email</w:t>
-            </w:r>
-            <w:r>
-              <w:rPr>
-                <w:rFonts w:cstheme="minorHAnsi"/>
-                <w:b w:val="0"/>
-                <w:bCs w:val="0"/>
-              </w:rPr>
-              <w:t>:</w:t>
-            </w:r>
-            <w:r>
-              <w:rPr>
-                <w:rFonts w:cstheme="minorHAnsi"/>
-                <w:b w:val="0"/>
-                <w:bCs w:val="0"/>
-              </w:rPr>
-              <w:t xml:space="preserve"> </w:t>
-            </w:r>
           </w:p>
         </w:tc>
         <w:tc>
@@ -665,6 +848,27 @@
           <w:p>
             <w:pPr>
               <w:spacing w:before="20" w:after="20"/>
+              <w:cnfStyle w:val="000000000000" w:firstRow="0" w:lastRow="0" w:firstColumn="0" w:lastColumn="0" w:oddVBand="0" w:evenVBand="0" w:oddHBand="0" w:evenHBand="0" w:firstRowFirstColumn="0" w:firstRowLastColumn="0" w:lastRowFirstColumn="0" w:lastRowLastColumn="0"/>
+              <w:rPr>
+                <w:rFonts w:cstheme="minorHAnsi"/>
+              </w:rPr>
+            </w:pPr>
+          </w:p>
+        </w:tc>
+        <w:tc>
+          <w:tcPr>
+            <w:tcW w:w="1710" w:type="dxa"/>
+            <w:tcBorders>
+              <w:top w:val="nil"/>
+              <w:left w:val="nil"/>
+              <w:bottom w:val="nil"/>
+              <w:right w:val="nil"/>
+            </w:tcBorders>
+            <w:shd w:val="clear" w:color="auto" w:fill="FFFFFF" w:themeFill="background1"/>
+          </w:tcPr>
+          <w:p>
+            <w:pPr>
+              <w:spacing w:line="276" w:lineRule="auto"/>
               <w:cnfStyle w:val="000000000000" w:firstRow="0" w:lastRow="0" w:firstColumn="0" w:lastColumn="0" w:oddVBand="0" w:evenVBand="0" w:oddHBand="0" w:evenHBand="0" w:firstRowFirstColumn="0" w:firstRowLastColumn="0" w:lastRowFirstColumn="0" w:lastRowLastColumn="0"/>
               <w:rPr>
                 <w:rFonts w:cstheme="minorHAnsi"/>
@@ -672,48 +876,6 @@
                 <w:bCs/>
               </w:rPr>
             </w:pPr>
-            <w:r>
-              <w:rPr>
-                <w:rFonts w:cstheme="minorHAnsi"/>
-              </w:rPr>
-              <w:t>{</w:t>
-            </w:r>
-            <w:proofErr w:type="spellStart"/>
-            <w:r>
-              <w:rPr>
-                <w:rFonts w:cstheme="minorHAnsi"/>
-              </w:rPr>
-              <w:t>partnerEmail</w:t>
-            </w:r>
-            <w:proofErr w:type="spellEnd"/>
-            <w:r>
-              <w:rPr>
-                <w:rFonts w:cstheme="minorHAnsi"/>
-              </w:rPr>
-              <w:t>}</w:t>
-            </w:r>
-          </w:p>
-        </w:tc>
-        <w:tc>
-          <w:tcPr>
-            <w:tcW w:w="1710" w:type="dxa"/>
-            <w:tcBorders>
-              <w:top w:val="nil"/>
-              <w:left w:val="nil"/>
-              <w:bottom w:val="nil"/>
-              <w:right w:val="nil"/>
-            </w:tcBorders>
-            <w:shd w:val="clear" w:color="auto" w:fill="FFFFFF" w:themeFill="background1"/>
-          </w:tcPr>
-          <w:p>
-            <w:pPr>
-              <w:cnfStyle w:val="000000000000" w:firstRow="0" w:lastRow="0" w:firstColumn="0" w:lastColumn="0" w:oddVBand="0" w:evenVBand="0" w:oddHBand="0" w:evenHBand="0" w:firstRowFirstColumn="0" w:firstRowLastColumn="0" w:lastRowFirstColumn="0" w:lastRowLastColumn="0"/>
-              <w:rPr>
-                <w:rFonts w:cstheme="minorHAnsi"/>
-                <w:b/>
-                <w:bCs/>
-              </w:rPr>
-            </w:pPr>
           </w:p>
         </w:tc>
         <w:tc>
@@ -729,6 +891,7 @@
           </w:tcPr>
           <w:p>
             <w:pPr>
+              <w:spacing w:line="276" w:lineRule="auto"/>
               <w:cnfStyle w:val="000000000000" w:firstRow="0" w:lastRow="0" w:firstColumn="0" w:lastColumn="0" w:oddVBand="0" w:evenVBand="0" w:oddHBand="0" w:evenHBand="0" w:firstRowFirstColumn="0" w:firstRowLastColumn="0" w:lastRowFirstColumn="0" w:lastRowLastColumn="0"/>
               <w:rPr>
                 <w:rFonts w:cstheme="minorHAnsi"/>
@@ -742,6 +905,7 @@
     </w:tbl>
     <w:p>
       <w:pPr>
+        <w:spacing w:line="276" w:lineRule="auto"/>
         <w:rPr>
           <w:rFonts w:cstheme="minorHAnsi"/>
         </w:rPr>
@@ -828,14 +992,12 @@
               </w:rPr>
               <w:t>{</w:t>
             </w:r>
-            <w:proofErr w:type="spellStart"/>
             <w:r>
               <w:rPr>
                 <w:rFonts w:cstheme="minorHAnsi"/>
               </w:rPr>
               <w:t>billToName</w:t>
             </w:r>
-            <w:proofErr w:type="spellEnd"/>
             <w:r>
               <w:rPr>
                 <w:rFonts w:cstheme="minorHAnsi"/>
@@ -908,14 +1070,12 @@
               </w:rPr>
               <w:t>{</w:t>
             </w:r>
-            <w:proofErr w:type="spellStart"/>
             <w:r>
               <w:rPr>
                 <w:rFonts w:cstheme="minorHAnsi"/>
               </w:rPr>
               <w:t>billToCompany</w:t>
             </w:r>
-            <w:proofErr w:type="spellEnd"/>
             <w:r>
               <w:rPr>
                 <w:rFonts w:cstheme="minorHAnsi"/>
@@ -1007,14 +1167,12 @@
               </w:rPr>
               <w:t>{</w:t>
             </w:r>
-            <w:proofErr w:type="spellStart"/>
             <w:r>
               <w:rPr>
                 <w:rFonts w:cstheme="minorHAnsi"/>
               </w:rPr>
               <w:t>billToTaxId</w:t>
             </w:r>
-            <w:proofErr w:type="spellEnd"/>
             <w:r>
               <w:rPr>
                 <w:rFonts w:cstheme="minorHAnsi"/>
@@ -1087,14 +1245,12 @@
               </w:rPr>
               <w:t>{</w:t>
             </w:r>
-            <w:proofErr w:type="spellStart"/>
             <w:r>
               <w:rPr>
                 <w:rFonts w:cstheme="minorHAnsi"/>
               </w:rPr>
               <w:t>billToAddress</w:t>
             </w:r>
-            <w:proofErr w:type="spellEnd"/>
             <w:r>
               <w:rPr>
                 <w:rFonts w:cstheme="minorHAnsi"/>
@@ -1135,18 +1291,16 @@
                 <w:b w:val="0"/>
                 <w:bCs w:val="0"/>
               </w:rPr>
-              <w:t>{</w:t>
-            </w:r>
-            <w:proofErr w:type="spellStart"/>
-            <w:r>
-              <w:rPr>
-                <w:rFonts w:cstheme="minorHAnsi"/>
-                <w:b w:val="0"/>
-                <w:bCs w:val="0"/>
-              </w:rPr>
-              <w:t>poHeader</w:t>
-            </w:r>
-            <w:proofErr w:type="spellEnd"/>
+              <w:t>{po</w:t>
+            </w:r>
+            <w:r>
+              <w:rPr>
+                <w:rFonts w:cstheme="minorHAnsi"/>
+                <w:b w:val="0"/>
+                <w:bCs w:val="0"/>
+              </w:rPr>
+              <w:t>Label</w:t>
+            </w:r>
             <w:r>
               <w:rPr>
                 <w:rFonts w:cstheme="minorHAnsi"/>
@@ -1291,25 +1445,7 @@
                 <w:b w:val="0"/>
                 <w:bCs w:val="0"/>
               </w:rPr>
-              <w:t>{#</w:t>
-            </w:r>
-            <w:proofErr w:type="gramStart"/>
-            <w:r>
-              <w:rPr>
-                <w:rFonts w:cstheme="minorHAnsi"/>
-                <w:b w:val="0"/>
-                <w:bCs w:val="0"/>
-              </w:rPr>
-              <w:t>s}{</w:t>
-            </w:r>
-            <w:proofErr w:type="gramEnd"/>
-            <w:r>
-              <w:rPr>
-                <w:rFonts w:cstheme="minorHAnsi"/>
-                <w:b w:val="0"/>
-                <w:bCs w:val="0"/>
-              </w:rPr>
-              <w:t>description}</w:t>
+              <w:t>{#s}{description}</w:t>
             </w:r>
           </w:p>
         </w:tc>
@@ -1337,14 +1473,12 @@
               </w:rPr>
               <w:t>{</w:t>
             </w:r>
-            <w:proofErr w:type="spellStart"/>
             <w:r>
               <w:rPr>
                 <w:rFonts w:cstheme="minorHAnsi"/>
               </w:rPr>
               <w:t>symbolCurrency</w:t>
             </w:r>
-            <w:proofErr w:type="spellEnd"/>
             <w:r>
               <w:rPr>
                 <w:rFonts w:cstheme="minorHAnsi"/>
@@ -1468,14 +1602,12 @@
               </w:rPr>
               <w:t>{</w:t>
             </w:r>
-            <w:proofErr w:type="spellStart"/>
             <w:r>
               <w:rPr>
                 <w:rFonts w:cstheme="minorHAnsi"/>
               </w:rPr>
               <w:t>symbolCurrency</w:t>
             </w:r>
-            <w:proofErr w:type="spellEnd"/>
             <w:r>
               <w:rPr>
                 <w:rFonts w:cstheme="minorHAnsi"/>
@@ -1643,14 +1775,12 @@
               </w:rPr>
               <w:t>{</w:t>
             </w:r>
-            <w:proofErr w:type="spellStart"/>
             <w:r>
               <w:rPr>
                 <w:rFonts w:cstheme="minorHAnsi"/>
               </w:rPr>
               <w:t>accountName</w:t>
             </w:r>
-            <w:proofErr w:type="spellEnd"/>
             <w:r>
               <w:rPr>
                 <w:rFonts w:cstheme="minorHAnsi"/>
@@ -1717,14 +1847,12 @@
               </w:rPr>
               <w:t>{</w:t>
             </w:r>
-            <w:proofErr w:type="spellStart"/>
             <w:r>
               <w:rPr>
                 <w:rFonts w:cstheme="minorHAnsi"/>
               </w:rPr>
               <w:t>bankName</w:t>
             </w:r>
-            <w:proofErr w:type="spellEnd"/>
             <w:r>
               <w:rPr>
                 <w:rFonts w:cstheme="minorHAnsi"/>
@@ -1794,14 +1922,12 @@
               </w:rPr>
               <w:t>{</w:t>
             </w:r>
-            <w:proofErr w:type="spellStart"/>
             <w:r>
               <w:rPr>
                 <w:rFonts w:cstheme="minorHAnsi"/>
               </w:rPr>
               <w:t>accountNumber</w:t>
             </w:r>
-            <w:proofErr w:type="spellEnd"/>
             <w:r>
               <w:rPr>
                 <w:rFonts w:cstheme="minorHAnsi"/>
@@ -1870,14 +1996,12 @@
               </w:rPr>
               <w:t>{</w:t>
             </w:r>
-            <w:proofErr w:type="spellStart"/>
             <w:r>
               <w:rPr>
                 <w:rFonts w:cstheme="minorHAnsi"/>
               </w:rPr>
               <w:t>swiftCode</w:t>
             </w:r>
-            <w:proofErr w:type="spellEnd"/>
             <w:r>
               <w:rPr>
                 <w:rFonts w:cstheme="minorHAnsi"/>
@@ -1953,21 +2077,7 @@
               <w:rPr>
                 <w:rFonts w:cstheme="minorHAnsi"/>
               </w:rPr>
-              <w:t>{</w:t>
-            </w:r>
-            <w:proofErr w:type="spellStart"/>
-            <w:r>
-              <w:rPr>
-                <w:rFonts w:cstheme="minorHAnsi"/>
-              </w:rPr>
-              <w:t>routingNumber</w:t>
-            </w:r>
-            <w:proofErr w:type="spellEnd"/>
-            <w:r>
-              <w:rPr>
-                <w:rFonts w:cstheme="minorHAnsi"/>
-              </w:rPr>
-              <w:t>}</w:t>
+              <w:t>{routingNumber}</w:t>
             </w:r>
           </w:p>
         </w:tc>
@@ -2027,21 +2137,7 @@
               <w:rPr>
                 <w:rFonts w:cstheme="minorHAnsi"/>
               </w:rPr>
-              <w:t>{</w:t>
-            </w:r>
-            <w:proofErr w:type="spellStart"/>
-            <w:r>
-              <w:rPr>
-                <w:rFonts w:cstheme="minorHAnsi"/>
-              </w:rPr>
-              <w:t>accountType</w:t>
-            </w:r>
-            <w:proofErr w:type="spellEnd"/>
-            <w:r>
-              <w:rPr>
-                <w:rFonts w:cstheme="minorHAnsi"/>
-              </w:rPr>
-              <w:t>}</w:t>
+              <w:t>{accountType}</w:t>
             </w:r>
           </w:p>
         </w:tc>
@@ -2106,14 +2202,12 @@
               </w:rPr>
               <w:t>{</w:t>
             </w:r>
-            <w:proofErr w:type="spellStart"/>
             <w:r>
               <w:rPr>
                 <w:rFonts w:cstheme="minorHAnsi"/>
               </w:rPr>
               <w:t>bankAddress</w:t>
             </w:r>
-            <w:proofErr w:type="spellEnd"/>
             <w:r>
               <w:rPr>
                 <w:rFonts w:cstheme="minorHAnsi"/>
@@ -2229,14 +2323,12 @@
               </w:rPr>
               <w:t>{%</w:t>
             </w:r>
-            <w:proofErr w:type="spellStart"/>
             <w:r>
               <w:rPr>
                 <w:rFonts w:cstheme="minorHAnsi"/>
               </w:rPr>
               <w:t>signatureImage</w:t>
             </w:r>
-            <w:proofErr w:type="spellEnd"/>
             <w:r>
               <w:rPr>
                 <w:rFonts w:cstheme="minorHAnsi"/>
@@ -2281,16 +2373,15 @@
                 <w:b/>
                 <w:bCs/>
               </w:rPr>
-              <w:t>{</w:t>
-            </w:r>
-            <w:proofErr w:type="spellStart"/>
+              <w:t>{full</w:t>
+            </w:r>
             <w:r>
               <w:rPr>
                 <w:rFonts w:cstheme="minorHAnsi"/>
                 <w:b/>
                 <w:bCs/>
               </w:rPr>
-              <w:t>full</w:t>
+              <w:t>n</w:t>
             </w:r>
             <w:r>
               <w:rPr>
@@ -2298,24 +2389,7 @@
                 <w:b/>
                 <w:bCs/>
               </w:rPr>
-              <w:t>n</w:t>
-            </w:r>
-            <w:r>
-              <w:rPr>
-                <w:rFonts w:cstheme="minorHAnsi"/>
-                <w:b/>
-                <w:bCs/>
-              </w:rPr>
-              <w:t>ame</w:t>
-            </w:r>
-            <w:proofErr w:type="spellEnd"/>
-            <w:r>
-              <w:rPr>
-                <w:rFonts w:cstheme="minorHAnsi"/>
-                <w:b/>
-                <w:bCs/>
-              </w:rPr>
-              <w:t>}</w:t>
+              <w:t>ame}</w:t>
             </w:r>
           </w:p>
         </w:tc>

--- a/public/preview/template.docx
+++ b/public/preview/template.docx
@@ -184,12 +184,14 @@
               </w:rPr>
               <w:t>{</w:t>
             </w:r>
+            <w:proofErr w:type="spellStart"/>
             <w:r>
               <w:rPr>
                 <w:rFonts w:cstheme="minorHAnsi"/>
               </w:rPr>
               <w:t>partnerName</w:t>
             </w:r>
+            <w:proofErr w:type="spellEnd"/>
             <w:r>
               <w:rPr>
                 <w:rFonts w:cstheme="minorHAnsi"/>
@@ -262,12 +264,14 @@
               </w:rPr>
               <w:t>{</w:t>
             </w:r>
+            <w:proofErr w:type="spellStart"/>
             <w:r>
               <w:rPr>
                 <w:rFonts w:cstheme="minorHAnsi"/>
               </w:rPr>
               <w:t>invoiceDate</w:t>
             </w:r>
+            <w:proofErr w:type="spellEnd"/>
             <w:r>
               <w:rPr>
                 <w:rFonts w:cstheme="minorHAnsi"/>
@@ -347,12 +351,14 @@
               </w:rPr>
               <w:t>{</w:t>
             </w:r>
+            <w:proofErr w:type="spellStart"/>
             <w:r>
               <w:rPr>
                 <w:rFonts w:cstheme="minorHAnsi"/>
               </w:rPr>
               <w:t>partnerAddress</w:t>
             </w:r>
+            <w:proofErr w:type="spellEnd"/>
             <w:r>
               <w:rPr>
                 <w:rFonts w:cstheme="minorHAnsi"/>
@@ -425,12 +431,14 @@
               </w:rPr>
               <w:t>{</w:t>
             </w:r>
+            <w:proofErr w:type="spellStart"/>
             <w:r>
               <w:rPr>
                 <w:rFonts w:cstheme="minorHAnsi"/>
               </w:rPr>
               <w:t>invoiceNumber</w:t>
             </w:r>
+            <w:proofErr w:type="spellEnd"/>
             <w:r>
               <w:rPr>
                 <w:rFonts w:cstheme="minorHAnsi"/>
@@ -466,6 +474,7 @@
                 <w:bCs w:val="0"/>
               </w:rPr>
             </w:pPr>
+            <w:proofErr w:type="spellStart"/>
             <w:r>
               <w:rPr>
                 <w:rFonts w:cstheme="minorHAnsi"/>
@@ -474,6 +483,7 @@
               </w:rPr>
               <w:t>ZipCode</w:t>
             </w:r>
+            <w:proofErr w:type="spellEnd"/>
             <w:r>
               <w:rPr>
                 <w:rFonts w:cstheme="minorHAnsi"/>
@@ -511,12 +521,14 @@
               </w:rPr>
               <w:t>{</w:t>
             </w:r>
+            <w:proofErr w:type="spellStart"/>
             <w:r>
               <w:rPr>
                 <w:rFonts w:cstheme="minorHAnsi"/>
               </w:rPr>
               <w:t>partnerZipCode</w:t>
             </w:r>
+            <w:proofErr w:type="spellEnd"/>
             <w:r>
               <w:rPr>
                 <w:rFonts w:cstheme="minorHAnsi"/>
@@ -638,12 +650,14 @@
               </w:rPr>
               <w:t>{</w:t>
             </w:r>
+            <w:proofErr w:type="spellStart"/>
             <w:r>
               <w:rPr>
                 <w:rFonts w:cstheme="minorHAnsi"/>
               </w:rPr>
               <w:t>partnerEmail</w:t>
             </w:r>
+            <w:proofErr w:type="spellEnd"/>
             <w:r>
               <w:rPr>
                 <w:rFonts w:cstheme="minorHAnsi"/>
@@ -729,7 +743,25 @@
                 <w:b w:val="0"/>
                 <w:bCs w:val="0"/>
               </w:rPr>
-              <w:t>{taxIdLabel}</w:t>
+              <w:t>{</w:t>
+            </w:r>
+            <w:proofErr w:type="spellStart"/>
+            <w:r>
+              <w:rPr>
+                <w:rFonts w:cstheme="minorHAnsi"/>
+                <w:b w:val="0"/>
+                <w:bCs w:val="0"/>
+              </w:rPr>
+              <w:t>taxIdLabel</w:t>
+            </w:r>
+            <w:proofErr w:type="spellEnd"/>
+            <w:r>
+              <w:rPr>
+                <w:rFonts w:cstheme="minorHAnsi"/>
+                <w:b w:val="0"/>
+                <w:bCs w:val="0"/>
+              </w:rPr>
+              <w:t>}</w:t>
             </w:r>
           </w:p>
         </w:tc>
@@ -756,7 +788,21 @@
               <w:rPr>
                 <w:rFonts w:cstheme="minorHAnsi"/>
               </w:rPr>
-              <w:t>{taxId}</w:t>
+              <w:t>{</w:t>
+            </w:r>
+            <w:proofErr w:type="spellStart"/>
+            <w:r>
+              <w:rPr>
+                <w:rFonts w:cstheme="minorHAnsi"/>
+              </w:rPr>
+              <w:t>taxId</w:t>
+            </w:r>
+            <w:proofErr w:type="spellEnd"/>
+            <w:r>
+              <w:rPr>
+                <w:rFonts w:cstheme="minorHAnsi"/>
+              </w:rPr>
+              <w:t>}</w:t>
             </w:r>
           </w:p>
         </w:tc>
@@ -992,12 +1038,14 @@
               </w:rPr>
               <w:t>{</w:t>
             </w:r>
+            <w:proofErr w:type="spellStart"/>
             <w:r>
               <w:rPr>
                 <w:rFonts w:cstheme="minorHAnsi"/>
               </w:rPr>
               <w:t>billToName</w:t>
             </w:r>
+            <w:proofErr w:type="spellEnd"/>
             <w:r>
               <w:rPr>
                 <w:rFonts w:cstheme="minorHAnsi"/>
@@ -1070,12 +1118,14 @@
               </w:rPr>
               <w:t>{</w:t>
             </w:r>
+            <w:proofErr w:type="spellStart"/>
             <w:r>
               <w:rPr>
                 <w:rFonts w:cstheme="minorHAnsi"/>
               </w:rPr>
               <w:t>billToCompany</w:t>
             </w:r>
+            <w:proofErr w:type="spellEnd"/>
             <w:r>
               <w:rPr>
                 <w:rFonts w:cstheme="minorHAnsi"/>
@@ -1167,12 +1217,14 @@
               </w:rPr>
               <w:t>{</w:t>
             </w:r>
+            <w:proofErr w:type="spellStart"/>
             <w:r>
               <w:rPr>
                 <w:rFonts w:cstheme="minorHAnsi"/>
               </w:rPr>
               <w:t>billToTaxId</w:t>
             </w:r>
+            <w:proofErr w:type="spellEnd"/>
             <w:r>
               <w:rPr>
                 <w:rFonts w:cstheme="minorHAnsi"/>
@@ -1245,12 +1297,14 @@
               </w:rPr>
               <w:t>{</w:t>
             </w:r>
+            <w:proofErr w:type="spellStart"/>
             <w:r>
               <w:rPr>
                 <w:rFonts w:cstheme="minorHAnsi"/>
               </w:rPr>
               <w:t>billToAddress</w:t>
             </w:r>
+            <w:proofErr w:type="spellEnd"/>
             <w:r>
               <w:rPr>
                 <w:rFonts w:cstheme="minorHAnsi"/>
@@ -1291,7 +1345,16 @@
                 <w:b w:val="0"/>
                 <w:bCs w:val="0"/>
               </w:rPr>
-              <w:t>{po</w:t>
+              <w:t>{</w:t>
+            </w:r>
+            <w:proofErr w:type="spellStart"/>
+            <w:r>
+              <w:rPr>
+                <w:rFonts w:cstheme="minorHAnsi"/>
+                <w:b w:val="0"/>
+                <w:bCs w:val="0"/>
+              </w:rPr>
+              <w:t>po</w:t>
             </w:r>
             <w:r>
               <w:rPr>
@@ -1301,6 +1364,7 @@
               </w:rPr>
               <w:t>Label</w:t>
             </w:r>
+            <w:proofErr w:type="spellEnd"/>
             <w:r>
               <w:rPr>
                 <w:rFonts w:cstheme="minorHAnsi"/>
@@ -1473,12 +1537,14 @@
               </w:rPr>
               <w:t>{</w:t>
             </w:r>
+            <w:proofErr w:type="spellStart"/>
             <w:r>
               <w:rPr>
                 <w:rFonts w:cstheme="minorHAnsi"/>
               </w:rPr>
               <w:t>symbolCurrency</w:t>
             </w:r>
+            <w:proofErr w:type="spellEnd"/>
             <w:r>
               <w:rPr>
                 <w:rFonts w:cstheme="minorHAnsi"/>
@@ -1602,12 +1668,14 @@
               </w:rPr>
               <w:t>{</w:t>
             </w:r>
+            <w:proofErr w:type="spellStart"/>
             <w:r>
               <w:rPr>
                 <w:rFonts w:cstheme="minorHAnsi"/>
               </w:rPr>
               <w:t>symbolCurrency</w:t>
             </w:r>
+            <w:proofErr w:type="spellEnd"/>
             <w:r>
               <w:rPr>
                 <w:rFonts w:cstheme="minorHAnsi"/>
@@ -1775,12 +1843,14 @@
               </w:rPr>
               <w:t>{</w:t>
             </w:r>
+            <w:proofErr w:type="spellStart"/>
             <w:r>
               <w:rPr>
                 <w:rFonts w:cstheme="minorHAnsi"/>
               </w:rPr>
               <w:t>accountName</w:t>
             </w:r>
+            <w:proofErr w:type="spellEnd"/>
             <w:r>
               <w:rPr>
                 <w:rFonts w:cstheme="minorHAnsi"/>
@@ -1847,12 +1917,14 @@
               </w:rPr>
               <w:t>{</w:t>
             </w:r>
+            <w:proofErr w:type="spellStart"/>
             <w:r>
               <w:rPr>
                 <w:rFonts w:cstheme="minorHAnsi"/>
               </w:rPr>
               <w:t>bankName</w:t>
             </w:r>
+            <w:proofErr w:type="spellEnd"/>
             <w:r>
               <w:rPr>
                 <w:rFonts w:cstheme="minorHAnsi"/>
@@ -1922,12 +1994,14 @@
               </w:rPr>
               <w:t>{</w:t>
             </w:r>
+            <w:proofErr w:type="spellStart"/>
             <w:r>
               <w:rPr>
                 <w:rFonts w:cstheme="minorHAnsi"/>
               </w:rPr>
               <w:t>accountNumber</w:t>
             </w:r>
+            <w:proofErr w:type="spellEnd"/>
             <w:r>
               <w:rPr>
                 <w:rFonts w:cstheme="minorHAnsi"/>
@@ -1996,12 +2070,14 @@
               </w:rPr>
               <w:t>{</w:t>
             </w:r>
+            <w:proofErr w:type="spellStart"/>
             <w:r>
               <w:rPr>
                 <w:rFonts w:cstheme="minorHAnsi"/>
               </w:rPr>
               <w:t>swiftCode</w:t>
             </w:r>
+            <w:proofErr w:type="spellEnd"/>
             <w:r>
               <w:rPr>
                 <w:rFonts w:cstheme="minorHAnsi"/>
@@ -2077,7 +2153,21 @@
               <w:rPr>
                 <w:rFonts w:cstheme="minorHAnsi"/>
               </w:rPr>
-              <w:t>{routingNumber}</w:t>
+              <w:t>{</w:t>
+            </w:r>
+            <w:proofErr w:type="spellStart"/>
+            <w:r>
+              <w:rPr>
+                <w:rFonts w:cstheme="minorHAnsi"/>
+              </w:rPr>
+              <w:t>routingNumber</w:t>
+            </w:r>
+            <w:proofErr w:type="spellEnd"/>
+            <w:r>
+              <w:rPr>
+                <w:rFonts w:cstheme="minorHAnsi"/>
+              </w:rPr>
+              <w:t>}</w:t>
             </w:r>
           </w:p>
         </w:tc>
@@ -2137,7 +2227,21 @@
               <w:rPr>
                 <w:rFonts w:cstheme="minorHAnsi"/>
               </w:rPr>
-              <w:t>{accountType}</w:t>
+              <w:t>{</w:t>
+            </w:r>
+            <w:proofErr w:type="spellStart"/>
+            <w:r>
+              <w:rPr>
+                <w:rFonts w:cstheme="minorHAnsi"/>
+              </w:rPr>
+              <w:t>accountType</w:t>
+            </w:r>
+            <w:proofErr w:type="spellEnd"/>
+            <w:r>
+              <w:rPr>
+                <w:rFonts w:cstheme="minorHAnsi"/>
+              </w:rPr>
+              <w:t>}</w:t>
             </w:r>
           </w:p>
         </w:tc>
@@ -2202,12 +2306,14 @@
               </w:rPr>
               <w:t>{</w:t>
             </w:r>
+            <w:proofErr w:type="spellStart"/>
             <w:r>
               <w:rPr>
                 <w:rFonts w:cstheme="minorHAnsi"/>
               </w:rPr>
               <w:t>bankAddress</w:t>
             </w:r>
+            <w:proofErr w:type="spellEnd"/>
             <w:r>
               <w:rPr>
                 <w:rFonts w:cstheme="minorHAnsi"/>
@@ -2323,12 +2429,14 @@
               </w:rPr>
               <w:t>{%</w:t>
             </w:r>
+            <w:proofErr w:type="spellStart"/>
             <w:r>
               <w:rPr>
                 <w:rFonts w:cstheme="minorHAnsi"/>
               </w:rPr>
               <w:t>signatureImage</w:t>
             </w:r>
+            <w:proofErr w:type="spellEnd"/>
             <w:r>
               <w:rPr>
                 <w:rFonts w:cstheme="minorHAnsi"/>
@@ -2373,15 +2481,16 @@
                 <w:b/>
                 <w:bCs/>
               </w:rPr>
-              <w:t>{full</w:t>
-            </w:r>
+              <w:t>{</w:t>
+            </w:r>
+            <w:proofErr w:type="spellStart"/>
             <w:r>
               <w:rPr>
                 <w:rFonts w:cstheme="minorHAnsi"/>
                 <w:b/>
                 <w:bCs/>
               </w:rPr>
-              <w:t>n</w:t>
+              <w:t>full</w:t>
             </w:r>
             <w:r>
               <w:rPr>
@@ -2389,7 +2498,24 @@
                 <w:b/>
                 <w:bCs/>
               </w:rPr>
-              <w:t>ame}</w:t>
+              <w:t>n</w:t>
+            </w:r>
+            <w:r>
+              <w:rPr>
+                <w:rFonts w:cstheme="minorHAnsi"/>
+                <w:b/>
+                <w:bCs/>
+              </w:rPr>
+              <w:t>ame</w:t>
+            </w:r>
+            <w:proofErr w:type="spellEnd"/>
+            <w:r>
+              <w:rPr>
+                <w:rFonts w:cstheme="minorHAnsi"/>
+                <w:b/>
+                <w:bCs/>
+              </w:rPr>
+              <w:t>}</w:t>
             </w:r>
           </w:p>
         </w:tc>

--- a/public/preview/template.docx
+++ b/public/preview/template.docx
@@ -40,7 +40,7 @@
     <w:tbl>
       <w:tblPr>
         <w:tblStyle w:val="PlainTable1"/>
-        <w:tblW w:w="10705" w:type="dxa"/>
+        <w:tblW w:w="9895" w:type="dxa"/>
         <w:tblBorders>
           <w:top w:val="single" w:sz="4" w:space="0" w:color="auto"/>
           <w:left w:val="single" w:sz="4" w:space="0" w:color="auto"/>
@@ -53,24 +53,27 @@
       </w:tblPr>
       <w:tblGrid>
         <w:gridCol w:w="1530"/>
-        <w:gridCol w:w="3960"/>
-        <w:gridCol w:w="1710"/>
-        <w:gridCol w:w="3505"/>
+        <w:gridCol w:w="5125"/>
+        <w:gridCol w:w="1080"/>
+        <w:gridCol w:w="2160"/>
       </w:tblGrid>
       <w:tr>
         <w:trPr>
           <w:gridAfter w:val="2"/>
           <w:cnfStyle w:val="100000000000" w:firstRow="1" w:lastRow="0" w:firstColumn="0" w:lastColumn="0" w:oddVBand="0" w:evenVBand="0" w:oddHBand="0" w:evenHBand="0" w:firstRowFirstColumn="0" w:firstRowLastColumn="0" w:lastRowFirstColumn="0" w:lastRowLastColumn="0"/>
-          <w:wAfter w:w="5215" w:type="dxa"/>
+          <w:wAfter w:w="3240" w:type="dxa"/>
           <w:trHeight w:val="368"/>
         </w:trPr>
         <w:tc>
           <w:tcPr>
             <w:cnfStyle w:val="001000000000" w:firstRow="0" w:lastRow="0" w:firstColumn="1" w:lastColumn="0" w:oddVBand="0" w:evenVBand="0" w:oddHBand="0" w:evenHBand="0" w:firstRowFirstColumn="0" w:firstRowLastColumn="0" w:lastRowFirstColumn="0" w:lastRowLastColumn="0"/>
-            <w:tcW w:w="5490" w:type="dxa"/>
+            <w:tcW w:w="6655" w:type="dxa"/>
             <w:gridSpan w:val="2"/>
             <w:tcBorders>
-              <w:bottom w:val="nil"/>
+              <w:top w:val="nil"/>
+              <w:left w:val="nil"/>
+              <w:bottom w:val="nil"/>
+              <w:right w:val="nil"/>
             </w:tcBorders>
             <w:shd w:val="clear" w:color="auto" w:fill="2F5496" w:themeFill="accent1" w:themeFillShade="BF"/>
             <w:vAlign w:val="center"/>
@@ -116,6 +119,7 @@
       <w:tr>
         <w:trPr>
           <w:cnfStyle w:val="000000100000" w:firstRow="0" w:lastRow="0" w:firstColumn="0" w:lastColumn="0" w:oddVBand="0" w:evenVBand="0" w:oddHBand="1" w:evenHBand="0" w:firstRowFirstColumn="0" w:firstRowLastColumn="0" w:lastRowFirstColumn="0" w:lastRowLastColumn="0"/>
+          <w:trHeight w:val="198"/>
         </w:trPr>
         <w:tc>
           <w:tcPr>
@@ -144,34 +148,23 @@
                 <w:b w:val="0"/>
                 <w:bCs w:val="0"/>
               </w:rPr>
-              <w:t>Name</w:t>
-            </w:r>
-            <w:r>
-              <w:rPr>
-                <w:rFonts w:cstheme="minorHAnsi"/>
-                <w:b w:val="0"/>
-                <w:bCs w:val="0"/>
-              </w:rPr>
-              <w:t>:</w:t>
-            </w:r>
-          </w:p>
-        </w:tc>
-        <w:tc>
-          <w:tcPr>
-            <w:tcW w:w="3960" w:type="dxa"/>
-            <w:tcBorders>
-              <w:top w:val="nil"/>
-              <w:left w:val="nil"/>
-              <w:bottom w:val="nil"/>
-              <w:right w:val="nil"/>
-            </w:tcBorders>
-            <w:shd w:val="clear" w:color="auto" w:fill="FFFFFF" w:themeFill="background1"/>
-          </w:tcPr>
-          <w:p>
-            <w:pPr>
-              <w:tabs>
-                <w:tab w:val="left" w:pos="2580"/>
-              </w:tabs>
+              <w:t xml:space="preserve">Name: </w:t>
+            </w:r>
+          </w:p>
+        </w:tc>
+        <w:tc>
+          <w:tcPr>
+            <w:tcW w:w="5125" w:type="dxa"/>
+            <w:tcBorders>
+              <w:top w:val="nil"/>
+              <w:left w:val="nil"/>
+              <w:bottom w:val="nil"/>
+              <w:right w:val="nil"/>
+            </w:tcBorders>
+            <w:shd w:val="clear" w:color="auto" w:fill="FFFFFF" w:themeFill="background1"/>
+          </w:tcPr>
+          <w:p>
+            <w:pPr>
               <w:spacing w:before="20" w:after="20"/>
               <w:cnfStyle w:val="000000100000" w:firstRow="0" w:lastRow="0" w:firstColumn="0" w:lastColumn="0" w:oddVBand="0" w:evenVBand="0" w:oddHBand="1" w:evenHBand="0" w:firstRowFirstColumn="0" w:firstRowLastColumn="0" w:lastRowFirstColumn="0" w:lastRowLastColumn="0"/>
               <w:rPr>
@@ -184,12 +177,14 @@
               </w:rPr>
               <w:t>{</w:t>
             </w:r>
+            <w:proofErr w:type="spellStart"/>
             <w:r>
               <w:rPr>
                 <w:rFonts w:cstheme="minorHAnsi"/>
               </w:rPr>
               <w:t>partnerName</w:t>
             </w:r>
+            <w:proofErr w:type="spellEnd"/>
             <w:r>
               <w:rPr>
                 <w:rFonts w:cstheme="minorHAnsi"/>
@@ -200,7 +195,7 @@
         </w:tc>
         <w:tc>
           <w:tcPr>
-            <w:tcW w:w="1710" w:type="dxa"/>
+            <w:tcW w:w="1080" w:type="dxa"/>
             <w:tcBorders>
               <w:top w:val="nil"/>
               <w:left w:val="nil"/>
@@ -225,21 +220,13 @@
                 <w:b/>
                 <w:bCs/>
               </w:rPr>
-              <w:t xml:space="preserve">              </w:t>
-            </w:r>
-            <w:r>
-              <w:rPr>
-                <w:rFonts w:cstheme="minorHAnsi"/>
-                <w:b/>
-                <w:bCs/>
-              </w:rPr>
               <w:t>DATE</w:t>
             </w:r>
           </w:p>
         </w:tc>
         <w:tc>
           <w:tcPr>
-            <w:tcW w:w="3505" w:type="dxa"/>
+            <w:tcW w:w="2160" w:type="dxa"/>
             <w:tcBorders>
               <w:top w:val="nil"/>
               <w:left w:val="nil"/>
@@ -262,12 +249,14 @@
               </w:rPr>
               <w:t>{</w:t>
             </w:r>
+            <w:proofErr w:type="spellStart"/>
             <w:r>
               <w:rPr>
                 <w:rFonts w:cstheme="minorHAnsi"/>
               </w:rPr>
               <w:t>invoiceDate</w:t>
             </w:r>
+            <w:proofErr w:type="spellEnd"/>
             <w:r>
               <w:rPr>
                 <w:rFonts w:cstheme="minorHAnsi"/>
@@ -279,7 +268,7 @@
       </w:tr>
       <w:tr>
         <w:trPr>
-          <w:trHeight w:val="80"/>
+          <w:trHeight w:val="180"/>
         </w:trPr>
         <w:tc>
           <w:tcPr>
@@ -316,13 +305,13 @@
                 <w:b w:val="0"/>
                 <w:bCs w:val="0"/>
               </w:rPr>
-              <w:t>:</w:t>
-            </w:r>
-          </w:p>
-        </w:tc>
-        <w:tc>
-          <w:tcPr>
-            <w:tcW w:w="3960" w:type="dxa"/>
+              <w:t xml:space="preserve">: </w:t>
+            </w:r>
+          </w:p>
+        </w:tc>
+        <w:tc>
+          <w:tcPr>
+            <w:tcW w:w="5125" w:type="dxa"/>
             <w:tcBorders>
               <w:top w:val="nil"/>
               <w:left w:val="nil"/>
@@ -347,12 +336,14 @@
               </w:rPr>
               <w:t>{</w:t>
             </w:r>
+            <w:proofErr w:type="spellStart"/>
             <w:r>
               <w:rPr>
                 <w:rFonts w:cstheme="minorHAnsi"/>
               </w:rPr>
               <w:t>partnerAddress</w:t>
             </w:r>
+            <w:proofErr w:type="spellEnd"/>
             <w:r>
               <w:rPr>
                 <w:rFonts w:cstheme="minorHAnsi"/>
@@ -363,7 +354,7 @@
         </w:tc>
         <w:tc>
           <w:tcPr>
-            <w:tcW w:w="1710" w:type="dxa"/>
+            <w:tcW w:w="1080" w:type="dxa"/>
             <w:tcBorders>
               <w:top w:val="nil"/>
               <w:left w:val="nil"/>
@@ -388,21 +379,13 @@
                 <w:b/>
                 <w:bCs/>
               </w:rPr>
-              <w:t xml:space="preserve">              </w:t>
-            </w:r>
-            <w:r>
-              <w:rPr>
-                <w:rFonts w:cstheme="minorHAnsi"/>
-                <w:b/>
-                <w:bCs/>
-              </w:rPr>
               <w:t>INVOICE</w:t>
             </w:r>
           </w:p>
         </w:tc>
         <w:tc>
           <w:tcPr>
-            <w:tcW w:w="3505" w:type="dxa"/>
+            <w:tcW w:w="2160" w:type="dxa"/>
             <w:tcBorders>
               <w:top w:val="nil"/>
               <w:left w:val="nil"/>
@@ -425,12 +408,14 @@
               </w:rPr>
               <w:t>{</w:t>
             </w:r>
+            <w:proofErr w:type="spellStart"/>
             <w:r>
               <w:rPr>
                 <w:rFonts w:cstheme="minorHAnsi"/>
               </w:rPr>
               <w:t>invoiceNumber</w:t>
             </w:r>
+            <w:proofErr w:type="spellEnd"/>
             <w:r>
               <w:rPr>
                 <w:rFonts w:cstheme="minorHAnsi"/>
@@ -443,7 +428,7 @@
       <w:tr>
         <w:trPr>
           <w:cnfStyle w:val="000000100000" w:firstRow="0" w:lastRow="0" w:firstColumn="0" w:lastColumn="0" w:oddVBand="0" w:evenVBand="0" w:oddHBand="1" w:evenHBand="0" w:firstRowFirstColumn="0" w:firstRowLastColumn="0" w:lastRowFirstColumn="0" w:lastRowLastColumn="0"/>
-          <w:trHeight w:val="117"/>
+          <w:trHeight w:val="180"/>
         </w:trPr>
         <w:tc>
           <w:tcPr>
@@ -466,6 +451,7 @@
                 <w:bCs w:val="0"/>
               </w:rPr>
             </w:pPr>
+            <w:proofErr w:type="spellStart"/>
             <w:r>
               <w:rPr>
                 <w:rFonts w:cstheme="minorHAnsi"/>
@@ -474,19 +460,20 @@
               </w:rPr>
               <w:t>ZipCode</w:t>
             </w:r>
-            <w:r>
-              <w:rPr>
-                <w:rFonts w:cstheme="minorHAnsi"/>
-                <w:b w:val="0"/>
-                <w:bCs w:val="0"/>
-              </w:rPr>
-              <w:t>:</w:t>
-            </w:r>
-          </w:p>
-        </w:tc>
-        <w:tc>
-          <w:tcPr>
-            <w:tcW w:w="3960" w:type="dxa"/>
+            <w:proofErr w:type="spellEnd"/>
+            <w:r>
+              <w:rPr>
+                <w:rFonts w:cstheme="minorHAnsi"/>
+                <w:b w:val="0"/>
+                <w:bCs w:val="0"/>
+              </w:rPr>
+              <w:t xml:space="preserve">: </w:t>
+            </w:r>
+          </w:p>
+        </w:tc>
+        <w:tc>
+          <w:tcPr>
+            <w:tcW w:w="5125" w:type="dxa"/>
             <w:tcBorders>
               <w:top w:val="nil"/>
               <w:left w:val="nil"/>
@@ -511,12 +498,14 @@
               </w:rPr>
               <w:t>{</w:t>
             </w:r>
+            <w:proofErr w:type="spellStart"/>
             <w:r>
               <w:rPr>
                 <w:rFonts w:cstheme="minorHAnsi"/>
               </w:rPr>
               <w:t>partnerZipCode</w:t>
             </w:r>
+            <w:proofErr w:type="spellEnd"/>
             <w:r>
               <w:rPr>
                 <w:rFonts w:cstheme="minorHAnsi"/>
@@ -527,7 +516,7 @@
         </w:tc>
         <w:tc>
           <w:tcPr>
-            <w:tcW w:w="1710" w:type="dxa"/>
+            <w:tcW w:w="1080" w:type="dxa"/>
             <w:tcBorders>
               <w:top w:val="nil"/>
               <w:left w:val="nil"/>
@@ -550,7 +539,7 @@
         </w:tc>
         <w:tc>
           <w:tcPr>
-            <w:tcW w:w="3505" w:type="dxa"/>
+            <w:tcW w:w="2160" w:type="dxa"/>
             <w:tcBorders>
               <w:top w:val="nil"/>
               <w:left w:val="nil"/>
@@ -574,7 +563,7 @@
       </w:tr>
       <w:tr>
         <w:trPr>
-          <w:trHeight w:val="162"/>
+          <w:trHeight w:val="243"/>
         </w:trPr>
         <w:tc>
           <w:tcPr>
@@ -615,7 +604,7 @@
         </w:tc>
         <w:tc>
           <w:tcPr>
-            <w:tcW w:w="3960" w:type="dxa"/>
+            <w:tcW w:w="5125" w:type="dxa"/>
             <w:tcBorders>
               <w:top w:val="nil"/>
               <w:left w:val="nil"/>
@@ -630,6 +619,8 @@
               <w:cnfStyle w:val="000000000000" w:firstRow="0" w:lastRow="0" w:firstColumn="0" w:lastColumn="0" w:oddVBand="0" w:evenVBand="0" w:oddHBand="0" w:evenHBand="0" w:firstRowFirstColumn="0" w:firstRowLastColumn="0" w:lastRowFirstColumn="0" w:lastRowLastColumn="0"/>
               <w:rPr>
                 <w:rFonts w:cstheme="minorHAnsi"/>
+                <w:b/>
+                <w:bCs/>
               </w:rPr>
             </w:pPr>
             <w:r>
@@ -638,12 +629,14 @@
               </w:rPr>
               <w:t>{</w:t>
             </w:r>
+            <w:proofErr w:type="spellStart"/>
             <w:r>
               <w:rPr>
                 <w:rFonts w:cstheme="minorHAnsi"/>
               </w:rPr>
               <w:t>partnerEmail</w:t>
             </w:r>
+            <w:proofErr w:type="spellEnd"/>
             <w:r>
               <w:rPr>
                 <w:rFonts w:cstheme="minorHAnsi"/>
@@ -654,7 +647,7 @@
         </w:tc>
         <w:tc>
           <w:tcPr>
-            <w:tcW w:w="1710" w:type="dxa"/>
+            <w:tcW w:w="1080" w:type="dxa"/>
             <w:tcBorders>
               <w:top w:val="nil"/>
               <w:left w:val="nil"/>
@@ -677,7 +670,7 @@
         </w:tc>
         <w:tc>
           <w:tcPr>
-            <w:tcW w:w="3505" w:type="dxa"/>
+            <w:tcW w:w="2160" w:type="dxa"/>
             <w:tcBorders>
               <w:top w:val="nil"/>
               <w:left w:val="nil"/>
@@ -702,7 +695,7 @@
       <w:tr>
         <w:trPr>
           <w:cnfStyle w:val="000000100000" w:firstRow="0" w:lastRow="0" w:firstColumn="0" w:lastColumn="0" w:oddVBand="0" w:evenVBand="0" w:oddHBand="1" w:evenHBand="0" w:firstRowFirstColumn="0" w:firstRowLastColumn="0" w:lastRowFirstColumn="0" w:lastRowLastColumn="0"/>
-          <w:trHeight w:val="162"/>
+          <w:trHeight w:val="70"/>
         </w:trPr>
         <w:tc>
           <w:tcPr>
@@ -721,21 +714,41 @@
               <w:spacing w:before="20" w:after="20"/>
               <w:rPr>
                 <w:rFonts w:cstheme="minorHAnsi"/>
-              </w:rPr>
-            </w:pPr>
-            <w:r>
-              <w:rPr>
-                <w:rFonts w:cstheme="minorHAnsi"/>
-                <w:b w:val="0"/>
-                <w:bCs w:val="0"/>
-              </w:rPr>
-              <w:t>{taxIdLabel}</w:t>
-            </w:r>
-          </w:p>
-        </w:tc>
-        <w:tc>
-          <w:tcPr>
-            <w:tcW w:w="3960" w:type="dxa"/>
+                <w:b w:val="0"/>
+                <w:bCs w:val="0"/>
+              </w:rPr>
+            </w:pPr>
+            <w:r>
+              <w:rPr>
+                <w:rFonts w:cstheme="minorHAnsi"/>
+                <w:b w:val="0"/>
+                <w:bCs w:val="0"/>
+              </w:rPr>
+              <w:t>{</w:t>
+            </w:r>
+            <w:proofErr w:type="spellStart"/>
+            <w:r>
+              <w:rPr>
+                <w:rFonts w:cstheme="minorHAnsi"/>
+                <w:b w:val="0"/>
+                <w:bCs w:val="0"/>
+              </w:rPr>
+              <w:t>taxIdLabel</w:t>
+            </w:r>
+            <w:proofErr w:type="spellEnd"/>
+            <w:r>
+              <w:rPr>
+                <w:rFonts w:cstheme="minorHAnsi"/>
+                <w:b w:val="0"/>
+                <w:bCs w:val="0"/>
+              </w:rPr>
+              <w:t>}</w:t>
+            </w:r>
+          </w:p>
+        </w:tc>
+        <w:tc>
+          <w:tcPr>
+            <w:tcW w:w="5125" w:type="dxa"/>
             <w:tcBorders>
               <w:top w:val="nil"/>
               <w:left w:val="nil"/>
@@ -750,19 +763,35 @@
               <w:cnfStyle w:val="000000100000" w:firstRow="0" w:lastRow="0" w:firstColumn="0" w:lastColumn="0" w:oddVBand="0" w:evenVBand="0" w:oddHBand="1" w:evenHBand="0" w:firstRowFirstColumn="0" w:firstRowLastColumn="0" w:lastRowFirstColumn="0" w:lastRowLastColumn="0"/>
               <w:rPr>
                 <w:rFonts w:cstheme="minorHAnsi"/>
-              </w:rPr>
-            </w:pPr>
-            <w:r>
-              <w:rPr>
-                <w:rFonts w:cstheme="minorHAnsi"/>
-              </w:rPr>
-              <w:t>{taxId}</w:t>
-            </w:r>
-          </w:p>
-        </w:tc>
-        <w:tc>
-          <w:tcPr>
-            <w:tcW w:w="1710" w:type="dxa"/>
+                <w:b/>
+                <w:bCs/>
+              </w:rPr>
+            </w:pPr>
+            <w:r>
+              <w:rPr>
+                <w:rFonts w:cstheme="minorHAnsi"/>
+              </w:rPr>
+              <w:t>{</w:t>
+            </w:r>
+            <w:proofErr w:type="spellStart"/>
+            <w:r>
+              <w:rPr>
+                <w:rFonts w:cstheme="minorHAnsi"/>
+              </w:rPr>
+              <w:t>taxId</w:t>
+            </w:r>
+            <w:proofErr w:type="spellEnd"/>
+            <w:r>
+              <w:rPr>
+                <w:rFonts w:cstheme="minorHAnsi"/>
+              </w:rPr>
+              <w:t>}</w:t>
+            </w:r>
+          </w:p>
+        </w:tc>
+        <w:tc>
+          <w:tcPr>
+            <w:tcW w:w="1080" w:type="dxa"/>
             <w:tcBorders>
               <w:top w:val="nil"/>
               <w:left w:val="nil"/>
@@ -785,7 +814,7 @@
         </w:tc>
         <w:tc>
           <w:tcPr>
-            <w:tcW w:w="3505" w:type="dxa"/>
+            <w:tcW w:w="2160" w:type="dxa"/>
             <w:tcBorders>
               <w:top w:val="nil"/>
               <w:left w:val="nil"/>
@@ -798,101 +827,6 @@
             <w:pPr>
               <w:spacing w:line="276" w:lineRule="auto"/>
               <w:cnfStyle w:val="000000100000" w:firstRow="0" w:lastRow="0" w:firstColumn="0" w:lastColumn="0" w:oddVBand="0" w:evenVBand="0" w:oddHBand="1" w:evenHBand="0" w:firstRowFirstColumn="0" w:firstRowLastColumn="0" w:lastRowFirstColumn="0" w:lastRowLastColumn="0"/>
-              <w:rPr>
-                <w:rFonts w:cstheme="minorHAnsi"/>
-                <w:b/>
-                <w:bCs/>
-              </w:rPr>
-            </w:pPr>
-          </w:p>
-        </w:tc>
-      </w:tr>
-      <w:tr>
-        <w:trPr>
-          <w:trHeight w:val="70"/>
-        </w:trPr>
-        <w:tc>
-          <w:tcPr>
-            <w:cnfStyle w:val="001000000000" w:firstRow="0" w:lastRow="0" w:firstColumn="1" w:lastColumn="0" w:oddVBand="0" w:evenVBand="0" w:oddHBand="0" w:evenHBand="0" w:firstRowFirstColumn="0" w:firstRowLastColumn="0" w:lastRowFirstColumn="0" w:lastRowLastColumn="0"/>
-            <w:tcW w:w="1530" w:type="dxa"/>
-            <w:tcBorders>
-              <w:top w:val="nil"/>
-              <w:left w:val="nil"/>
-              <w:bottom w:val="nil"/>
-              <w:right w:val="nil"/>
-            </w:tcBorders>
-            <w:shd w:val="clear" w:color="auto" w:fill="FFFFFF" w:themeFill="background1"/>
-          </w:tcPr>
-          <w:p>
-            <w:pPr>
-              <w:spacing w:before="20" w:after="20"/>
-              <w:rPr>
-                <w:rFonts w:cstheme="minorHAnsi"/>
-                <w:b w:val="0"/>
-                <w:bCs w:val="0"/>
-              </w:rPr>
-            </w:pPr>
-          </w:p>
-        </w:tc>
-        <w:tc>
-          <w:tcPr>
-            <w:tcW w:w="3960" w:type="dxa"/>
-            <w:tcBorders>
-              <w:top w:val="nil"/>
-              <w:left w:val="nil"/>
-              <w:bottom w:val="nil"/>
-              <w:right w:val="nil"/>
-            </w:tcBorders>
-            <w:shd w:val="clear" w:color="auto" w:fill="FFFFFF" w:themeFill="background1"/>
-          </w:tcPr>
-          <w:p>
-            <w:pPr>
-              <w:spacing w:before="20" w:after="20"/>
-              <w:cnfStyle w:val="000000000000" w:firstRow="0" w:lastRow="0" w:firstColumn="0" w:lastColumn="0" w:oddVBand="0" w:evenVBand="0" w:oddHBand="0" w:evenHBand="0" w:firstRowFirstColumn="0" w:firstRowLastColumn="0" w:lastRowFirstColumn="0" w:lastRowLastColumn="0"/>
-              <w:rPr>
-                <w:rFonts w:cstheme="minorHAnsi"/>
-              </w:rPr>
-            </w:pPr>
-          </w:p>
-        </w:tc>
-        <w:tc>
-          <w:tcPr>
-            <w:tcW w:w="1710" w:type="dxa"/>
-            <w:tcBorders>
-              <w:top w:val="nil"/>
-              <w:left w:val="nil"/>
-              <w:bottom w:val="nil"/>
-              <w:right w:val="nil"/>
-            </w:tcBorders>
-            <w:shd w:val="clear" w:color="auto" w:fill="FFFFFF" w:themeFill="background1"/>
-          </w:tcPr>
-          <w:p>
-            <w:pPr>
-              <w:spacing w:line="276" w:lineRule="auto"/>
-              <w:cnfStyle w:val="000000000000" w:firstRow="0" w:lastRow="0" w:firstColumn="0" w:lastColumn="0" w:oddVBand="0" w:evenVBand="0" w:oddHBand="0" w:evenHBand="0" w:firstRowFirstColumn="0" w:firstRowLastColumn="0" w:lastRowFirstColumn="0" w:lastRowLastColumn="0"/>
-              <w:rPr>
-                <w:rFonts w:cstheme="minorHAnsi"/>
-                <w:b/>
-                <w:bCs/>
-              </w:rPr>
-            </w:pPr>
-          </w:p>
-        </w:tc>
-        <w:tc>
-          <w:tcPr>
-            <w:tcW w:w="3505" w:type="dxa"/>
-            <w:tcBorders>
-              <w:top w:val="nil"/>
-              <w:left w:val="nil"/>
-              <w:bottom w:val="nil"/>
-              <w:right w:val="nil"/>
-            </w:tcBorders>
-            <w:shd w:val="clear" w:color="auto" w:fill="FFFFFF" w:themeFill="background1"/>
-          </w:tcPr>
-          <w:p>
-            <w:pPr>
-              <w:spacing w:line="276" w:lineRule="auto"/>
-              <w:cnfStyle w:val="000000000000" w:firstRow="0" w:lastRow="0" w:firstColumn="0" w:lastColumn="0" w:oddVBand="0" w:evenVBand="0" w:oddHBand="0" w:evenHBand="0" w:firstRowFirstColumn="0" w:firstRowLastColumn="0" w:lastRowFirstColumn="0" w:lastRowLastColumn="0"/>
               <w:rPr>
                 <w:rFonts w:cstheme="minorHAnsi"/>
                 <w:b/>
@@ -905,7 +839,6 @@
     </w:tbl>
     <w:p>
       <w:pPr>
-        <w:spacing w:line="276" w:lineRule="auto"/>
         <w:rPr>
           <w:rFonts w:cstheme="minorHAnsi"/>
         </w:rPr>
@@ -927,7 +860,7 @@
       </w:tblPr>
       <w:tblGrid>
         <w:gridCol w:w="1525"/>
-        <w:gridCol w:w="3960"/>
+        <w:gridCol w:w="5130"/>
       </w:tblGrid>
       <w:tr>
         <w:trPr>
@@ -937,10 +870,13 @@
         <w:tc>
           <w:tcPr>
             <w:cnfStyle w:val="001000000000" w:firstRow="0" w:lastRow="0" w:firstColumn="1" w:lastColumn="0" w:oddVBand="0" w:evenVBand="0" w:oddHBand="0" w:evenHBand="0" w:firstRowFirstColumn="0" w:firstRowLastColumn="0" w:lastRowFirstColumn="0" w:lastRowLastColumn="0"/>
-            <w:tcW w:w="5485" w:type="dxa"/>
+            <w:tcW w:w="6655" w:type="dxa"/>
             <w:gridSpan w:val="2"/>
             <w:tcBorders>
-              <w:bottom w:val="nil"/>
+              <w:top w:val="nil"/>
+              <w:left w:val="nil"/>
+              <w:bottom w:val="nil"/>
+              <w:right w:val="nil"/>
             </w:tcBorders>
             <w:shd w:val="clear" w:color="auto" w:fill="2F5496" w:themeFill="accent1" w:themeFillShade="BF"/>
             <w:vAlign w:val="center"/>
@@ -969,7 +905,7 @@
         <w:tc>
           <w:tcPr>
             <w:cnfStyle w:val="001000000000" w:firstRow="0" w:lastRow="0" w:firstColumn="1" w:lastColumn="0" w:oddVBand="0" w:evenVBand="0" w:oddHBand="0" w:evenHBand="0" w:firstRowFirstColumn="0" w:firstRowLastColumn="0" w:lastRowFirstColumn="0" w:lastRowLastColumn="0"/>
-            <w:tcW w:w="5485" w:type="dxa"/>
+            <w:tcW w:w="6655" w:type="dxa"/>
             <w:gridSpan w:val="2"/>
             <w:tcBorders>
               <w:top w:val="nil"/>
@@ -992,12 +928,14 @@
               </w:rPr>
               <w:t>{</w:t>
             </w:r>
+            <w:proofErr w:type="spellStart"/>
             <w:r>
               <w:rPr>
                 <w:rFonts w:cstheme="minorHAnsi"/>
               </w:rPr>
               <w:t>billToName</w:t>
             </w:r>
+            <w:proofErr w:type="spellEnd"/>
             <w:r>
               <w:rPr>
                 <w:rFonts w:cstheme="minorHAnsi"/>
@@ -1047,7 +985,7 @@
         </w:tc>
         <w:tc>
           <w:tcPr>
-            <w:tcW w:w="3960" w:type="dxa"/>
+            <w:tcW w:w="5130" w:type="dxa"/>
             <w:tcBorders>
               <w:top w:val="nil"/>
               <w:left w:val="nil"/>
@@ -1070,12 +1008,14 @@
               </w:rPr>
               <w:t>{</w:t>
             </w:r>
+            <w:proofErr w:type="spellStart"/>
             <w:r>
               <w:rPr>
                 <w:rFonts w:cstheme="minorHAnsi"/>
               </w:rPr>
               <w:t>billToCompany</w:t>
             </w:r>
+            <w:proofErr w:type="spellEnd"/>
             <w:r>
               <w:rPr>
                 <w:rFonts w:cstheme="minorHAnsi"/>
@@ -1144,7 +1084,7 @@
         </w:tc>
         <w:tc>
           <w:tcPr>
-            <w:tcW w:w="3960" w:type="dxa"/>
+            <w:tcW w:w="5130" w:type="dxa"/>
             <w:tcBorders>
               <w:top w:val="nil"/>
               <w:left w:val="nil"/>
@@ -1167,12 +1107,14 @@
               </w:rPr>
               <w:t>{</w:t>
             </w:r>
+            <w:proofErr w:type="spellStart"/>
             <w:r>
               <w:rPr>
                 <w:rFonts w:cstheme="minorHAnsi"/>
               </w:rPr>
               <w:t>billToTaxId</w:t>
             </w:r>
+            <w:proofErr w:type="spellEnd"/>
             <w:r>
               <w:rPr>
                 <w:rFonts w:cstheme="minorHAnsi"/>
@@ -1222,7 +1164,7 @@
         </w:tc>
         <w:tc>
           <w:tcPr>
-            <w:tcW w:w="3960" w:type="dxa"/>
+            <w:tcW w:w="5130" w:type="dxa"/>
             <w:tcBorders>
               <w:top w:val="nil"/>
               <w:left w:val="nil"/>
@@ -1245,12 +1187,14 @@
               </w:rPr>
               <w:t>{</w:t>
             </w:r>
+            <w:proofErr w:type="spellStart"/>
             <w:r>
               <w:rPr>
                 <w:rFonts w:cstheme="minorHAnsi"/>
               </w:rPr>
               <w:t>billToAddress</w:t>
             </w:r>
+            <w:proofErr w:type="spellEnd"/>
             <w:r>
               <w:rPr>
                 <w:rFonts w:cstheme="minorHAnsi"/>
@@ -1291,16 +1235,18 @@
                 <w:b w:val="0"/>
                 <w:bCs w:val="0"/>
               </w:rPr>
-              <w:t>{po</w:t>
-            </w:r>
-            <w:r>
-              <w:rPr>
-                <w:rFonts w:cstheme="minorHAnsi"/>
-                <w:b w:val="0"/>
-                <w:bCs w:val="0"/>
-              </w:rPr>
-              <w:t>Label</w:t>
-            </w:r>
+              <w:t>{</w:t>
+            </w:r>
+            <w:proofErr w:type="spellStart"/>
+            <w:r>
+              <w:rPr>
+                <w:rFonts w:cstheme="minorHAnsi"/>
+                <w:b w:val="0"/>
+                <w:bCs w:val="0"/>
+              </w:rPr>
+              <w:t>poLabel</w:t>
+            </w:r>
+            <w:proofErr w:type="spellEnd"/>
             <w:r>
               <w:rPr>
                 <w:rFonts w:cstheme="minorHAnsi"/>
@@ -1313,7 +1259,7 @@
         </w:tc>
         <w:tc>
           <w:tcPr>
-            <w:tcW w:w="3960" w:type="dxa"/>
+            <w:tcW w:w="5130" w:type="dxa"/>
             <w:tcBorders>
               <w:top w:val="nil"/>
               <w:left w:val="nil"/>
@@ -1351,11 +1297,19 @@
       <w:tblPr>
         <w:tblStyle w:val="PlainTable1"/>
         <w:tblW w:w="9355" w:type="dxa"/>
+        <w:tblBorders>
+          <w:top w:val="single" w:sz="4" w:space="0" w:color="auto"/>
+          <w:left w:val="single" w:sz="4" w:space="0" w:color="auto"/>
+          <w:bottom w:val="single" w:sz="4" w:space="0" w:color="auto"/>
+          <w:right w:val="single" w:sz="4" w:space="0" w:color="auto"/>
+          <w:insideH w:val="single" w:sz="4" w:space="0" w:color="auto"/>
+          <w:insideV w:val="single" w:sz="4" w:space="0" w:color="auto"/>
+        </w:tblBorders>
         <w:tblLook w:val="04A0" w:firstRow="1" w:lastRow="0" w:firstColumn="1" w:lastColumn="0" w:noHBand="0" w:noVBand="1"/>
       </w:tblPr>
       <w:tblGrid>
-        <w:gridCol w:w="6295"/>
-        <w:gridCol w:w="3060"/>
+        <w:gridCol w:w="6655"/>
+        <w:gridCol w:w="2700"/>
       </w:tblGrid>
       <w:tr>
         <w:trPr>
@@ -1365,9 +1319,12 @@
         <w:tc>
           <w:tcPr>
             <w:cnfStyle w:val="001000000000" w:firstRow="0" w:lastRow="0" w:firstColumn="1" w:lastColumn="0" w:oddVBand="0" w:evenVBand="0" w:oddHBand="0" w:evenHBand="0" w:firstRowFirstColumn="0" w:firstRowLastColumn="0" w:lastRowFirstColumn="0" w:lastRowLastColumn="0"/>
-            <w:tcW w:w="6295" w:type="dxa"/>
-            <w:tcBorders>
-              <w:bottom w:val="nil"/>
+            <w:tcW w:w="6655" w:type="dxa"/>
+            <w:tcBorders>
+              <w:top w:val="nil"/>
+              <w:left w:val="nil"/>
+              <w:bottom w:val="nil"/>
+              <w:right w:val="nil"/>
             </w:tcBorders>
             <w:shd w:val="clear" w:color="auto" w:fill="2F5496" w:themeFill="accent1" w:themeFillShade="BF"/>
             <w:vAlign w:val="center"/>
@@ -1390,9 +1347,12 @@
         </w:tc>
         <w:tc>
           <w:tcPr>
-            <w:tcW w:w="3060" w:type="dxa"/>
-            <w:tcBorders>
-              <w:bottom w:val="nil"/>
+            <w:tcW w:w="2700" w:type="dxa"/>
+            <w:tcBorders>
+              <w:top w:val="nil"/>
+              <w:left w:val="nil"/>
+              <w:bottom w:val="nil"/>
+              <w:right w:val="nil"/>
             </w:tcBorders>
             <w:shd w:val="clear" w:color="auto" w:fill="2F5496" w:themeFill="accent1" w:themeFillShade="BF"/>
             <w:vAlign w:val="center"/>
@@ -1422,7 +1382,7 @@
         <w:tc>
           <w:tcPr>
             <w:cnfStyle w:val="001000000000" w:firstRow="0" w:lastRow="0" w:firstColumn="1" w:lastColumn="0" w:oddVBand="0" w:evenVBand="0" w:oddHBand="0" w:evenHBand="0" w:firstRowFirstColumn="0" w:firstRowLastColumn="0" w:lastRowFirstColumn="0" w:lastRowLastColumn="0"/>
-            <w:tcW w:w="6295" w:type="dxa"/>
+            <w:tcW w:w="6655" w:type="dxa"/>
             <w:tcBorders>
               <w:top w:val="nil"/>
               <w:left w:val="nil"/>
@@ -1445,13 +1405,31 @@
                 <w:b w:val="0"/>
                 <w:bCs w:val="0"/>
               </w:rPr>
-              <w:t>{#s}{description}</w:t>
-            </w:r>
-          </w:p>
-        </w:tc>
-        <w:tc>
-          <w:tcPr>
-            <w:tcW w:w="3060" w:type="dxa"/>
+              <w:t>{#</w:t>
+            </w:r>
+            <w:proofErr w:type="gramStart"/>
+            <w:r>
+              <w:rPr>
+                <w:rFonts w:cstheme="minorHAnsi"/>
+                <w:b w:val="0"/>
+                <w:bCs w:val="0"/>
+              </w:rPr>
+              <w:t>s}{</w:t>
+            </w:r>
+            <w:proofErr w:type="gramEnd"/>
+            <w:r>
+              <w:rPr>
+                <w:rFonts w:cstheme="minorHAnsi"/>
+                <w:b w:val="0"/>
+                <w:bCs w:val="0"/>
+              </w:rPr>
+              <w:t>description}</w:t>
+            </w:r>
+          </w:p>
+        </w:tc>
+        <w:tc>
+          <w:tcPr>
+            <w:tcW w:w="2700" w:type="dxa"/>
             <w:tcBorders>
               <w:top w:val="nil"/>
               <w:left w:val="nil"/>
@@ -1473,35 +1451,19 @@
               </w:rPr>
               <w:t>{</w:t>
             </w:r>
+            <w:proofErr w:type="spellStart"/>
             <w:r>
               <w:rPr>
                 <w:rFonts w:cstheme="minorHAnsi"/>
               </w:rPr>
               <w:t>symbolCurrency</w:t>
             </w:r>
-            <w:r>
-              <w:rPr>
-                <w:rFonts w:cstheme="minorHAnsi"/>
-              </w:rPr>
-              <w:t>} {</w:t>
-            </w:r>
-            <w:r>
-              <w:rPr>
-                <w:rFonts w:cstheme="minorHAnsi"/>
-              </w:rPr>
-              <w:t>amount</w:t>
-            </w:r>
-            <w:r>
-              <w:rPr>
-                <w:rFonts w:cstheme="minorHAnsi"/>
-              </w:rPr>
-              <w:t>}</w:t>
-            </w:r>
-            <w:r>
-              <w:rPr>
-                <w:rFonts w:cstheme="minorHAnsi"/>
-              </w:rPr>
-              <w:t xml:space="preserve"> {/s}</w:t>
+            <w:proofErr w:type="spellEnd"/>
+            <w:r>
+              <w:rPr>
+                <w:rFonts w:cstheme="minorHAnsi"/>
+              </w:rPr>
+              <w:t>} {amount} {/s}</w:t>
             </w:r>
           </w:p>
         </w:tc>
@@ -1510,25 +1472,25 @@
         <w:tc>
           <w:tcPr>
             <w:cnfStyle w:val="001000000000" w:firstRow="0" w:lastRow="0" w:firstColumn="1" w:lastColumn="0" w:oddVBand="0" w:evenVBand="0" w:oddHBand="0" w:evenHBand="0" w:firstRowFirstColumn="0" w:firstRowLastColumn="0" w:lastRowFirstColumn="0" w:lastRowLastColumn="0"/>
-            <w:tcW w:w="6295" w:type="dxa"/>
-            <w:tcBorders>
-              <w:top w:val="nil"/>
-              <w:left w:val="nil"/>
-              <w:bottom w:val="nil"/>
-              <w:right w:val="nil"/>
-            </w:tcBorders>
-          </w:tcPr>
-          <w:p>
-            <w:pPr>
-              <w:rPr>
-                <w:rFonts w:cstheme="minorHAnsi"/>
-              </w:rPr>
-            </w:pPr>
-          </w:p>
-        </w:tc>
-        <w:tc>
-          <w:tcPr>
-            <w:tcW w:w="3060" w:type="dxa"/>
+            <w:tcW w:w="6655" w:type="dxa"/>
+            <w:tcBorders>
+              <w:top w:val="nil"/>
+              <w:left w:val="nil"/>
+              <w:bottom w:val="nil"/>
+              <w:right w:val="nil"/>
+            </w:tcBorders>
+          </w:tcPr>
+          <w:p>
+            <w:pPr>
+              <w:rPr>
+                <w:rFonts w:cstheme="minorHAnsi"/>
+              </w:rPr>
+            </w:pPr>
+          </w:p>
+        </w:tc>
+        <w:tc>
+          <w:tcPr>
+            <w:tcW w:w="2700" w:type="dxa"/>
             <w:tcBorders>
               <w:top w:val="nil"/>
               <w:left w:val="nil"/>
@@ -1553,7 +1515,7 @@
         <w:tc>
           <w:tcPr>
             <w:cnfStyle w:val="001000000000" w:firstRow="0" w:lastRow="0" w:firstColumn="1" w:lastColumn="0" w:oddVBand="0" w:evenVBand="0" w:oddHBand="0" w:evenHBand="0" w:firstRowFirstColumn="0" w:firstRowLastColumn="0" w:lastRowFirstColumn="0" w:lastRowLastColumn="0"/>
-            <w:tcW w:w="6295" w:type="dxa"/>
+            <w:tcW w:w="6655" w:type="dxa"/>
             <w:tcBorders>
               <w:top w:val="nil"/>
               <w:left w:val="nil"/>
@@ -1580,7 +1542,7 @@
         </w:tc>
         <w:tc>
           <w:tcPr>
-            <w:tcW w:w="3060" w:type="dxa"/>
+            <w:tcW w:w="2700" w:type="dxa"/>
             <w:tcBorders>
               <w:top w:val="nil"/>
               <w:left w:val="nil"/>
@@ -1602,12 +1564,14 @@
               </w:rPr>
               <w:t>{</w:t>
             </w:r>
+            <w:proofErr w:type="spellStart"/>
             <w:r>
               <w:rPr>
                 <w:rFonts w:cstheme="minorHAnsi"/>
               </w:rPr>
               <w:t>symbolCurrency</w:t>
             </w:r>
+            <w:proofErr w:type="spellEnd"/>
             <w:r>
               <w:rPr>
                 <w:rFonts w:cstheme="minorHAnsi"/>
@@ -1667,7 +1631,7 @@
     <w:tbl>
       <w:tblPr>
         <w:tblStyle w:val="PlainTable1"/>
-        <w:tblW w:w="9355" w:type="dxa"/>
+        <w:tblW w:w="9360" w:type="dxa"/>
         <w:tblBorders>
           <w:top w:val="single" w:sz="4" w:space="0" w:color="auto"/>
           <w:left w:val="single" w:sz="4" w:space="0" w:color="auto"/>
@@ -1679,8 +1643,8 @@
         <w:tblLook w:val="04A0" w:firstRow="1" w:lastRow="0" w:firstColumn="1" w:lastColumn="0" w:noHBand="0" w:noVBand="1"/>
       </w:tblPr>
       <w:tblGrid>
-        <w:gridCol w:w="2515"/>
-        <w:gridCol w:w="6840"/>
+        <w:gridCol w:w="2245"/>
+        <w:gridCol w:w="7115"/>
       </w:tblGrid>
       <w:tr>
         <w:trPr>
@@ -1690,10 +1654,13 @@
         <w:tc>
           <w:tcPr>
             <w:cnfStyle w:val="001000000000" w:firstRow="0" w:lastRow="0" w:firstColumn="1" w:lastColumn="0" w:oddVBand="0" w:evenVBand="0" w:oddHBand="0" w:evenHBand="0" w:firstRowFirstColumn="0" w:firstRowLastColumn="0" w:lastRowFirstColumn="0" w:lastRowLastColumn="0"/>
-            <w:tcW w:w="9355" w:type="dxa"/>
+            <w:tcW w:w="9360" w:type="dxa"/>
             <w:gridSpan w:val="2"/>
             <w:tcBorders>
-              <w:bottom w:val="nil"/>
+              <w:top w:val="nil"/>
+              <w:left w:val="nil"/>
+              <w:bottom w:val="nil"/>
+              <w:right w:val="nil"/>
             </w:tcBorders>
             <w:shd w:val="clear" w:color="auto" w:fill="2F5496" w:themeFill="accent1" w:themeFillShade="BF"/>
             <w:vAlign w:val="center"/>
@@ -1722,7 +1689,7 @@
         <w:tc>
           <w:tcPr>
             <w:cnfStyle w:val="001000000000" w:firstRow="0" w:lastRow="0" w:firstColumn="1" w:lastColumn="0" w:oddVBand="0" w:evenVBand="0" w:oddHBand="0" w:evenHBand="0" w:firstRowFirstColumn="0" w:firstRowLastColumn="0" w:lastRowFirstColumn="0" w:lastRowLastColumn="0"/>
-            <w:tcW w:w="2515" w:type="dxa"/>
+            <w:tcW w:w="2245" w:type="dxa"/>
             <w:tcBorders>
               <w:top w:val="nil"/>
               <w:left w:val="nil"/>
@@ -1745,13 +1712,21 @@
                 <w:b w:val="0"/>
                 <w:bCs w:val="0"/>
               </w:rPr>
-              <w:t xml:space="preserve">Account name </w:t>
-            </w:r>
-          </w:p>
-        </w:tc>
-        <w:tc>
-          <w:tcPr>
-            <w:tcW w:w="6840" w:type="dxa"/>
+              <w:t>Account name</w:t>
+            </w:r>
+            <w:r>
+              <w:rPr>
+                <w:rFonts w:cstheme="minorHAnsi"/>
+                <w:b w:val="0"/>
+                <w:bCs w:val="0"/>
+              </w:rPr>
+              <w:t>:</w:t>
+            </w:r>
+          </w:p>
+        </w:tc>
+        <w:tc>
+          <w:tcPr>
+            <w:tcW w:w="7115" w:type="dxa"/>
             <w:tcBorders>
               <w:top w:val="nil"/>
               <w:left w:val="nil"/>
@@ -1775,12 +1750,14 @@
               </w:rPr>
               <w:t>{</w:t>
             </w:r>
+            <w:proofErr w:type="spellStart"/>
             <w:r>
               <w:rPr>
                 <w:rFonts w:cstheme="minorHAnsi"/>
               </w:rPr>
               <w:t>accountName</w:t>
             </w:r>
+            <w:proofErr w:type="spellEnd"/>
             <w:r>
               <w:rPr>
                 <w:rFonts w:cstheme="minorHAnsi"/>
@@ -1794,7 +1771,7 @@
         <w:tc>
           <w:tcPr>
             <w:cnfStyle w:val="001000000000" w:firstRow="0" w:lastRow="0" w:firstColumn="1" w:lastColumn="0" w:oddVBand="0" w:evenVBand="0" w:oddHBand="0" w:evenHBand="0" w:firstRowFirstColumn="0" w:firstRowLastColumn="0" w:lastRowFirstColumn="0" w:lastRowLastColumn="0"/>
-            <w:tcW w:w="2515" w:type="dxa"/>
+            <w:tcW w:w="2245" w:type="dxa"/>
             <w:tcBorders>
               <w:top w:val="nil"/>
               <w:left w:val="nil"/>
@@ -1817,13 +1794,21 @@
                 <w:b w:val="0"/>
                 <w:bCs w:val="0"/>
               </w:rPr>
-              <w:t xml:space="preserve">Bank name </w:t>
-            </w:r>
-          </w:p>
-        </w:tc>
-        <w:tc>
-          <w:tcPr>
-            <w:tcW w:w="6840" w:type="dxa"/>
+              <w:t>Bank name</w:t>
+            </w:r>
+            <w:r>
+              <w:rPr>
+                <w:rFonts w:cstheme="minorHAnsi"/>
+                <w:b w:val="0"/>
+                <w:bCs w:val="0"/>
+              </w:rPr>
+              <w:t>:</w:t>
+            </w:r>
+          </w:p>
+        </w:tc>
+        <w:tc>
+          <w:tcPr>
+            <w:tcW w:w="7115" w:type="dxa"/>
             <w:tcBorders>
               <w:top w:val="nil"/>
               <w:left w:val="nil"/>
@@ -1847,12 +1832,14 @@
               </w:rPr>
               <w:t>{</w:t>
             </w:r>
+            <w:proofErr w:type="spellStart"/>
             <w:r>
               <w:rPr>
                 <w:rFonts w:cstheme="minorHAnsi"/>
               </w:rPr>
               <w:t>bankName</w:t>
             </w:r>
+            <w:proofErr w:type="spellEnd"/>
             <w:r>
               <w:rPr>
                 <w:rFonts w:cstheme="minorHAnsi"/>
@@ -1869,7 +1856,7 @@
         <w:tc>
           <w:tcPr>
             <w:cnfStyle w:val="001000000000" w:firstRow="0" w:lastRow="0" w:firstColumn="1" w:lastColumn="0" w:oddVBand="0" w:evenVBand="0" w:oddHBand="0" w:evenHBand="0" w:firstRowFirstColumn="0" w:firstRowLastColumn="0" w:lastRowFirstColumn="0" w:lastRowLastColumn="0"/>
-            <w:tcW w:w="2515" w:type="dxa"/>
+            <w:tcW w:w="2245" w:type="dxa"/>
             <w:tcBorders>
               <w:top w:val="nil"/>
               <w:left w:val="nil"/>
@@ -1894,11 +1881,19 @@
               </w:rPr>
               <w:t>Account number</w:t>
             </w:r>
-          </w:p>
-        </w:tc>
-        <w:tc>
-          <w:tcPr>
-            <w:tcW w:w="6840" w:type="dxa"/>
+            <w:r>
+              <w:rPr>
+                <w:rFonts w:cstheme="minorHAnsi"/>
+                <w:b w:val="0"/>
+                <w:bCs w:val="0"/>
+              </w:rPr>
+              <w:t>:</w:t>
+            </w:r>
+          </w:p>
+        </w:tc>
+        <w:tc>
+          <w:tcPr>
+            <w:tcW w:w="7115" w:type="dxa"/>
             <w:tcBorders>
               <w:top w:val="nil"/>
               <w:left w:val="nil"/>
@@ -1922,12 +1917,14 @@
               </w:rPr>
               <w:t>{</w:t>
             </w:r>
+            <w:proofErr w:type="spellStart"/>
             <w:r>
               <w:rPr>
                 <w:rFonts w:cstheme="minorHAnsi"/>
               </w:rPr>
               <w:t>accountNumber</w:t>
             </w:r>
+            <w:proofErr w:type="spellEnd"/>
             <w:r>
               <w:rPr>
                 <w:rFonts w:cstheme="minorHAnsi"/>
@@ -1941,7 +1938,7 @@
         <w:tc>
           <w:tcPr>
             <w:cnfStyle w:val="001000000000" w:firstRow="0" w:lastRow="0" w:firstColumn="1" w:lastColumn="0" w:oddVBand="0" w:evenVBand="0" w:oddHBand="0" w:evenHBand="0" w:firstRowFirstColumn="0" w:firstRowLastColumn="0" w:lastRowFirstColumn="0" w:lastRowLastColumn="0"/>
-            <w:tcW w:w="2515" w:type="dxa"/>
+            <w:tcW w:w="2245" w:type="dxa"/>
             <w:tcBorders>
               <w:top w:val="nil"/>
               <w:left w:val="nil"/>
@@ -1968,11 +1965,19 @@
               </w:rPr>
               <w:t>SWIFT code</w:t>
             </w:r>
-          </w:p>
-        </w:tc>
-        <w:tc>
-          <w:tcPr>
-            <w:tcW w:w="6840" w:type="dxa"/>
+            <w:r>
+              <w:rPr>
+                <w:rFonts w:cstheme="minorHAnsi"/>
+                <w:b w:val="0"/>
+                <w:bCs w:val="0"/>
+              </w:rPr>
+              <w:t>:</w:t>
+            </w:r>
+          </w:p>
+        </w:tc>
+        <w:tc>
+          <w:tcPr>
+            <w:tcW w:w="7115" w:type="dxa"/>
             <w:tcBorders>
               <w:top w:val="nil"/>
               <w:left w:val="nil"/>
@@ -1996,12 +2001,14 @@
               </w:rPr>
               <w:t>{</w:t>
             </w:r>
+            <w:proofErr w:type="spellStart"/>
             <w:r>
               <w:rPr>
                 <w:rFonts w:cstheme="minorHAnsi"/>
               </w:rPr>
               <w:t>swiftCode</w:t>
             </w:r>
+            <w:proofErr w:type="spellEnd"/>
             <w:r>
               <w:rPr>
                 <w:rFonts w:cstheme="minorHAnsi"/>
@@ -2018,7 +2025,7 @@
         <w:tc>
           <w:tcPr>
             <w:cnfStyle w:val="001000000000" w:firstRow="0" w:lastRow="0" w:firstColumn="1" w:lastColumn="0" w:oddVBand="0" w:evenVBand="0" w:oddHBand="0" w:evenHBand="0" w:firstRowFirstColumn="0" w:firstRowLastColumn="0" w:lastRowFirstColumn="0" w:lastRowLastColumn="0"/>
-            <w:tcW w:w="2515" w:type="dxa"/>
+            <w:tcW w:w="2245" w:type="dxa"/>
             <w:tcBorders>
               <w:top w:val="nil"/>
               <w:left w:val="nil"/>
@@ -2051,11 +2058,19 @@
               </w:rPr>
               <w:t>ng number</w:t>
             </w:r>
-          </w:p>
-        </w:tc>
-        <w:tc>
-          <w:tcPr>
-            <w:tcW w:w="6840" w:type="dxa"/>
+            <w:r>
+              <w:rPr>
+                <w:rFonts w:cstheme="minorHAnsi"/>
+                <w:b w:val="0"/>
+                <w:bCs w:val="0"/>
+              </w:rPr>
+              <w:t>:</w:t>
+            </w:r>
+          </w:p>
+        </w:tc>
+        <w:tc>
+          <w:tcPr>
+            <w:tcW w:w="7115" w:type="dxa"/>
             <w:tcBorders>
               <w:top w:val="nil"/>
               <w:left w:val="nil"/>
@@ -2077,7 +2092,21 @@
               <w:rPr>
                 <w:rFonts w:cstheme="minorHAnsi"/>
               </w:rPr>
-              <w:t>{routingNumber}</w:t>
+              <w:t>{</w:t>
+            </w:r>
+            <w:proofErr w:type="spellStart"/>
+            <w:r>
+              <w:rPr>
+                <w:rFonts w:cstheme="minorHAnsi"/>
+              </w:rPr>
+              <w:t>routingNumber</w:t>
+            </w:r>
+            <w:proofErr w:type="spellEnd"/>
+            <w:r>
+              <w:rPr>
+                <w:rFonts w:cstheme="minorHAnsi"/>
+              </w:rPr>
+              <w:t>}</w:t>
             </w:r>
           </w:p>
         </w:tc>
@@ -2086,7 +2115,7 @@
         <w:tc>
           <w:tcPr>
             <w:cnfStyle w:val="001000000000" w:firstRow="0" w:lastRow="0" w:firstColumn="1" w:lastColumn="0" w:oddVBand="0" w:evenVBand="0" w:oddHBand="0" w:evenHBand="0" w:firstRowFirstColumn="0" w:firstRowLastColumn="0" w:lastRowFirstColumn="0" w:lastRowLastColumn="0"/>
-            <w:tcW w:w="2515" w:type="dxa"/>
+            <w:tcW w:w="2245" w:type="dxa"/>
             <w:tcBorders>
               <w:top w:val="nil"/>
               <w:left w:val="nil"/>
@@ -2111,11 +2140,19 @@
               </w:rPr>
               <w:t>Account type</w:t>
             </w:r>
-          </w:p>
-        </w:tc>
-        <w:tc>
-          <w:tcPr>
-            <w:tcW w:w="6840" w:type="dxa"/>
+            <w:r>
+              <w:rPr>
+                <w:rFonts w:cstheme="minorHAnsi"/>
+                <w:b w:val="0"/>
+                <w:bCs w:val="0"/>
+              </w:rPr>
+              <w:t>:</w:t>
+            </w:r>
+          </w:p>
+        </w:tc>
+        <w:tc>
+          <w:tcPr>
+            <w:tcW w:w="7115" w:type="dxa"/>
             <w:tcBorders>
               <w:top w:val="nil"/>
               <w:left w:val="nil"/>
@@ -2137,7 +2174,21 @@
               <w:rPr>
                 <w:rFonts w:cstheme="minorHAnsi"/>
               </w:rPr>
-              <w:t>{accountType}</w:t>
+              <w:t>{</w:t>
+            </w:r>
+            <w:proofErr w:type="spellStart"/>
+            <w:r>
+              <w:rPr>
+                <w:rFonts w:cstheme="minorHAnsi"/>
+              </w:rPr>
+              <w:t>accountType</w:t>
+            </w:r>
+            <w:proofErr w:type="spellEnd"/>
+            <w:r>
+              <w:rPr>
+                <w:rFonts w:cstheme="minorHAnsi"/>
+              </w:rPr>
+              <w:t>}</w:t>
             </w:r>
           </w:p>
         </w:tc>
@@ -2149,7 +2200,7 @@
         <w:tc>
           <w:tcPr>
             <w:cnfStyle w:val="001000000000" w:firstRow="0" w:lastRow="0" w:firstColumn="1" w:lastColumn="0" w:oddVBand="0" w:evenVBand="0" w:oddHBand="0" w:evenHBand="0" w:firstRowFirstColumn="0" w:firstRowLastColumn="0" w:lastRowFirstColumn="0" w:lastRowLastColumn="0"/>
-            <w:tcW w:w="2515" w:type="dxa"/>
+            <w:tcW w:w="2245" w:type="dxa"/>
             <w:tcBorders>
               <w:top w:val="nil"/>
               <w:left w:val="nil"/>
@@ -2174,11 +2225,19 @@
               </w:rPr>
               <w:t>Address</w:t>
             </w:r>
-          </w:p>
-        </w:tc>
-        <w:tc>
-          <w:tcPr>
-            <w:tcW w:w="6840" w:type="dxa"/>
+            <w:r>
+              <w:rPr>
+                <w:rFonts w:cstheme="minorHAnsi"/>
+                <w:b w:val="0"/>
+                <w:bCs w:val="0"/>
+              </w:rPr>
+              <w:t>:</w:t>
+            </w:r>
+          </w:p>
+        </w:tc>
+        <w:tc>
+          <w:tcPr>
+            <w:tcW w:w="7115" w:type="dxa"/>
             <w:tcBorders>
               <w:top w:val="nil"/>
               <w:left w:val="nil"/>
@@ -2202,12 +2261,14 @@
               </w:rPr>
               <w:t>{</w:t>
             </w:r>
+            <w:proofErr w:type="spellStart"/>
             <w:r>
               <w:rPr>
                 <w:rFonts w:cstheme="minorHAnsi"/>
               </w:rPr>
               <w:t>bankAddress</w:t>
             </w:r>
+            <w:proofErr w:type="spellEnd"/>
             <w:r>
               <w:rPr>
                 <w:rFonts w:cstheme="minorHAnsi"/>
@@ -2297,10 +2358,13 @@
           </w:tcPr>
           <w:p>
             <w:pPr>
-              <w:spacing w:line="360" w:lineRule="auto"/>
               <w:jc w:val="center"/>
               <w:rPr>
-                <w:rFonts w:cstheme="minorHAnsi"/>
+                <w:rFonts w:ascii="Trebuchet MS" w:eastAsia="Times New Roman" w:hAnsi="Trebuchet MS" w:cs="Times New Roman"/>
+                <w:b/>
+                <w:bCs/>
+                <w:sz w:val="20"/>
+                <w:szCs w:val="20"/>
               </w:rPr>
             </w:pPr>
           </w:p>
@@ -2311,10 +2375,13 @@
           </w:tcPr>
           <w:p>
             <w:pPr>
-              <w:spacing w:line="360" w:lineRule="auto"/>
               <w:jc w:val="center"/>
               <w:rPr>
-                <w:rFonts w:cstheme="minorHAnsi"/>
+                <w:rFonts w:eastAsia="Times New Roman" w:cstheme="minorHAnsi"/>
+                <w:b/>
+                <w:bCs/>
+                <w:sz w:val="20"/>
+                <w:szCs w:val="20"/>
               </w:rPr>
             </w:pPr>
             <w:r>
@@ -2323,12 +2390,14 @@
               </w:rPr>
               <w:t>{%</w:t>
             </w:r>
+            <w:proofErr w:type="spellStart"/>
             <w:r>
               <w:rPr>
                 <w:rFonts w:cstheme="minorHAnsi"/>
               </w:rPr>
               <w:t>signatureImage</w:t>
             </w:r>
+            <w:proofErr w:type="spellEnd"/>
             <w:r>
               <w:rPr>
                 <w:rFonts w:cstheme="minorHAnsi"/>
@@ -2345,51 +2414,57 @@
           </w:tcPr>
           <w:p>
             <w:pPr>
-              <w:spacing w:line="360" w:lineRule="auto"/>
               <w:jc w:val="center"/>
               <w:rPr>
-                <w:rFonts w:cstheme="minorHAnsi"/>
-              </w:rPr>
-            </w:pPr>
-          </w:p>
-        </w:tc>
-        <w:tc>
-          <w:tcPr>
-            <w:tcW w:w="3595" w:type="dxa"/>
-          </w:tcPr>
-          <w:p>
-            <w:pPr>
-              <w:spacing w:line="360" w:lineRule="auto"/>
-              <w:jc w:val="center"/>
-              <w:rPr>
-                <w:rFonts w:cstheme="minorHAnsi"/>
+                <w:rFonts w:ascii="Trebuchet MS" w:eastAsia="Times New Roman" w:hAnsi="Trebuchet MS" w:cs="Times New Roman"/>
                 <w:b/>
                 <w:bCs/>
-              </w:rPr>
-            </w:pPr>
-            <w:r>
-              <w:rPr>
-                <w:rFonts w:cstheme="minorHAnsi"/>
+                <w:sz w:val="20"/>
+                <w:szCs w:val="20"/>
+              </w:rPr>
+            </w:pPr>
+          </w:p>
+        </w:tc>
+        <w:tc>
+          <w:tcPr>
+            <w:tcW w:w="3595" w:type="dxa"/>
+          </w:tcPr>
+          <w:p>
+            <w:pPr>
+              <w:jc w:val="center"/>
+              <w:rPr>
+                <w:rFonts w:eastAsia="Times New Roman" w:cstheme="minorHAnsi"/>
                 <w:b/>
                 <w:bCs/>
-              </w:rPr>
-              <w:t>{full</w:t>
-            </w:r>
+                <w:sz w:val="20"/>
+                <w:szCs w:val="20"/>
+              </w:rPr>
+            </w:pPr>
             <w:r>
               <w:rPr>
                 <w:rFonts w:cstheme="minorHAnsi"/>
                 <w:b/>
                 <w:bCs/>
               </w:rPr>
-              <w:t>n</w:t>
-            </w:r>
+              <w:t>{</w:t>
+            </w:r>
+            <w:proofErr w:type="spellStart"/>
             <w:r>
               <w:rPr>
                 <w:rFonts w:cstheme="minorHAnsi"/>
                 <w:b/>
                 <w:bCs/>
               </w:rPr>
-              <w:t>ame}</w:t>
+              <w:t>fullname</w:t>
+            </w:r>
+            <w:proofErr w:type="spellEnd"/>
+            <w:r>
+              <w:rPr>
+                <w:rFonts w:cstheme="minorHAnsi"/>
+                <w:b/>
+                <w:bCs/>
+              </w:rPr>
+              <w:t>}</w:t>
             </w:r>
           </w:p>
         </w:tc>
@@ -2404,7 +2479,7 @@
     </w:p>
     <w:sectPr>
       <w:pgSz w:w="12240" w:h="15840"/>
-      <w:pgMar w:top="720" w:right="1440" w:bottom="1440" w:left="1440" w:header="720" w:footer="720" w:gutter="0"/>
+      <w:pgMar w:top="720" w:right="1080" w:bottom="270" w:left="1260" w:header="720" w:footer="720" w:gutter="0"/>
       <w:cols w:space="720"/>
       <w:docGrid w:linePitch="360"/>
     </w:sectPr>

--- a/public/preview/template.docx
+++ b/public/preview/template.docx
@@ -726,16 +726,22 @@
               </w:rPr>
               <w:t>{</w:t>
             </w:r>
-            <w:proofErr w:type="spellStart"/>
-            <w:r>
-              <w:rPr>
-                <w:rFonts w:cstheme="minorHAnsi"/>
-                <w:b w:val="0"/>
-                <w:bCs w:val="0"/>
-              </w:rPr>
-              <w:t>taxIdLabel</w:t>
-            </w:r>
-            <w:proofErr w:type="spellEnd"/>
+            <w:r>
+              <w:rPr>
+                <w:rFonts w:cstheme="minorHAnsi"/>
+                <w:b w:val="0"/>
+                <w:bCs w:val="0"/>
+              </w:rPr>
+              <w:t>#</w:t>
+            </w:r>
+            <w:r>
+              <w:rPr>
+                <w:rFonts w:cstheme="minorHAnsi"/>
+                <w:b w:val="0"/>
+                <w:bCs w:val="0"/>
+              </w:rPr>
+              <w:t>taxId</w:t>
+            </w:r>
             <w:r>
               <w:rPr>
                 <w:rFonts w:cstheme="minorHAnsi"/>
@@ -743,6 +749,14 @@
                 <w:bCs w:val="0"/>
               </w:rPr>
               <w:t>}</w:t>
+            </w:r>
+            <w:r>
+              <w:rPr>
+                <w:rFonts w:cstheme="minorHAnsi"/>
+                <w:b w:val="0"/>
+                <w:bCs w:val="0"/>
+              </w:rPr>
+              <w:t>TaxId:</w:t>
             </w:r>
           </w:p>
         </w:tc>
@@ -772,6 +786,26 @@
                 <w:rFonts w:cstheme="minorHAnsi"/>
               </w:rPr>
               <w:t>{</w:t>
+            </w:r>
+            <w:proofErr w:type="spellStart"/>
+            <w:r>
+              <w:rPr>
+                <w:rFonts w:cstheme="minorHAnsi"/>
+              </w:rPr>
+              <w:t>taxId</w:t>
+            </w:r>
+            <w:proofErr w:type="spellEnd"/>
+            <w:r>
+              <w:rPr>
+                <w:rFonts w:cstheme="minorHAnsi"/>
+              </w:rPr>
+              <w:t>}</w:t>
+            </w:r>
+            <w:r>
+              <w:rPr>
+                <w:rFonts w:cstheme="minorHAnsi"/>
+              </w:rPr>
+              <w:t>{/</w:t>
             </w:r>
             <w:proofErr w:type="spellStart"/>
             <w:r>
@@ -859,7 +893,7 @@
         <w:tblLook w:val="04A0" w:firstRow="1" w:lastRow="0" w:firstColumn="1" w:lastColumn="0" w:noHBand="0" w:noVBand="1"/>
       </w:tblPr>
       <w:tblGrid>
-        <w:gridCol w:w="1525"/>
+        <w:gridCol w:w="2645"/>
         <w:gridCol w:w="5130"/>
       </w:tblGrid>
       <w:tr>
@@ -971,6 +1005,30 @@
                 <w:b w:val="0"/>
                 <w:bCs w:val="0"/>
               </w:rPr>
+              <w:t>{</w:t>
+            </w:r>
+            <w:r>
+              <w:rPr>
+                <w:rFonts w:cstheme="minorHAnsi"/>
+                <w:b w:val="0"/>
+                <w:bCs w:val="0"/>
+              </w:rPr>
+              <w:t>#</w:t>
+            </w:r>
+            <w:r>
+              <w:rPr>
+                <w:rFonts w:cstheme="minorHAnsi"/>
+                <w:b w:val="0"/>
+                <w:bCs w:val="0"/>
+              </w:rPr>
+              <w:t>billToCompany}</w:t>
+            </w:r>
+            <w:r>
+              <w:rPr>
+                <w:rFonts w:cstheme="minorHAnsi"/>
+                <w:b w:val="0"/>
+                <w:bCs w:val="0"/>
+              </w:rPr>
               <w:t xml:space="preserve">Company ID: </w:t>
             </w:r>
             <w:r>
@@ -1007,6 +1065,32 @@
                 <w:rFonts w:cstheme="minorHAnsi"/>
               </w:rPr>
               <w:t>{</w:t>
+            </w:r>
+            <w:proofErr w:type="spellStart"/>
+            <w:r>
+              <w:rPr>
+                <w:rFonts w:cstheme="minorHAnsi"/>
+              </w:rPr>
+              <w:t>billToCompany</w:t>
+            </w:r>
+            <w:proofErr w:type="spellEnd"/>
+            <w:r>
+              <w:rPr>
+                <w:rFonts w:cstheme="minorHAnsi"/>
+              </w:rPr>
+              <w:t>}</w:t>
+            </w:r>
+            <w:r>
+              <w:rPr>
+                <w:rFonts w:cstheme="minorHAnsi"/>
+              </w:rPr>
+              <w:t>{</w:t>
+            </w:r>
+            <w:r>
+              <w:rPr>
+                <w:rFonts w:cstheme="minorHAnsi"/>
+              </w:rPr>
+              <w:t>/</w:t>
             </w:r>
             <w:proofErr w:type="spellStart"/>
             <w:r>
@@ -1054,6 +1138,36 @@
                 <w:b w:val="0"/>
                 <w:bCs w:val="0"/>
               </w:rPr>
+              <w:t>{</w:t>
+            </w:r>
+            <w:r>
+              <w:rPr>
+                <w:rFonts w:cstheme="minorHAnsi"/>
+                <w:b w:val="0"/>
+                <w:bCs w:val="0"/>
+              </w:rPr>
+              <w:t>#</w:t>
+            </w:r>
+            <w:r>
+              <w:rPr>
+                <w:rFonts w:cstheme="minorHAnsi"/>
+                <w:b w:val="0"/>
+                <w:bCs w:val="0"/>
+              </w:rPr>
+              <w:t>billToTaxId</w:t>
+            </w:r>
+            <w:r>
+              <w:rPr>
+                <w:rFonts w:cstheme="minorHAnsi"/>
+              </w:rPr>
+              <w:t>}</w:t>
+            </w:r>
+            <w:r>
+              <w:rPr>
+                <w:rFonts w:cstheme="minorHAnsi"/>
+                <w:b w:val="0"/>
+                <w:bCs w:val="0"/>
+              </w:rPr>
               <w:t xml:space="preserve">Tax </w:t>
             </w:r>
             <w:r>
@@ -1106,6 +1220,32 @@
                 <w:rFonts w:cstheme="minorHAnsi"/>
               </w:rPr>
               <w:t>{</w:t>
+            </w:r>
+            <w:proofErr w:type="spellStart"/>
+            <w:r>
+              <w:rPr>
+                <w:rFonts w:cstheme="minorHAnsi"/>
+              </w:rPr>
+              <w:t>billToTaxId</w:t>
+            </w:r>
+            <w:proofErr w:type="spellEnd"/>
+            <w:r>
+              <w:rPr>
+                <w:rFonts w:cstheme="minorHAnsi"/>
+              </w:rPr>
+              <w:t>}</w:t>
+            </w:r>
+            <w:r>
+              <w:rPr>
+                <w:rFonts w:cstheme="minorHAnsi"/>
+              </w:rPr>
+              <w:t>{</w:t>
+            </w:r>
+            <w:r>
+              <w:rPr>
+                <w:rFonts w:cstheme="minorHAnsi"/>
+              </w:rPr>
+              <w:t>/</w:t>
             </w:r>
             <w:proofErr w:type="spellStart"/>
             <w:r>
@@ -1237,23 +1377,29 @@
               </w:rPr>
               <w:t>{</w:t>
             </w:r>
-            <w:proofErr w:type="spellStart"/>
-            <w:r>
-              <w:rPr>
-                <w:rFonts w:cstheme="minorHAnsi"/>
-                <w:b w:val="0"/>
-                <w:bCs w:val="0"/>
-              </w:rPr>
-              <w:t>poLabel</w:t>
-            </w:r>
-            <w:proofErr w:type="spellEnd"/>
-            <w:r>
-              <w:rPr>
-                <w:rFonts w:cstheme="minorHAnsi"/>
-                <w:b w:val="0"/>
-                <w:bCs w:val="0"/>
-              </w:rPr>
-              <w:t>}</w:t>
+            <w:r>
+              <w:rPr>
+                <w:rFonts w:cstheme="minorHAnsi"/>
+                <w:b w:val="0"/>
+                <w:bCs w:val="0"/>
+              </w:rPr>
+              <w:t>#</w:t>
+            </w:r>
+            <w:r>
+              <w:rPr>
+                <w:rFonts w:cstheme="minorHAnsi"/>
+                <w:b w:val="0"/>
+                <w:bCs w:val="0"/>
+              </w:rPr>
+              <w:t>po}</w:t>
+            </w:r>
+            <w:r>
+              <w:rPr>
+                <w:rFonts w:cstheme="minorHAnsi"/>
+                <w:b w:val="0"/>
+                <w:bCs w:val="0"/>
+              </w:rPr>
+              <w:t>PO</w:t>
             </w:r>
           </w:p>
         </w:tc>
@@ -1281,6 +1427,12 @@
                 <w:rFonts w:cstheme="minorHAnsi"/>
               </w:rPr>
               <w:t>{po}</w:t>
+            </w:r>
+            <w:r>
+              <w:rPr>
+                <w:rFonts w:cstheme="minorHAnsi"/>
+              </w:rPr>
+              <w:t>{/po}</w:t>
             </w:r>
           </w:p>
         </w:tc>
@@ -1405,25 +1557,7 @@
                 <w:b w:val="0"/>
                 <w:bCs w:val="0"/>
               </w:rPr>
-              <w:t>{#</w:t>
-            </w:r>
-            <w:proofErr w:type="gramStart"/>
-            <w:r>
-              <w:rPr>
-                <w:rFonts w:cstheme="minorHAnsi"/>
-                <w:b w:val="0"/>
-                <w:bCs w:val="0"/>
-              </w:rPr>
-              <w:t>s}{</w:t>
-            </w:r>
-            <w:proofErr w:type="gramEnd"/>
-            <w:r>
-              <w:rPr>
-                <w:rFonts w:cstheme="minorHAnsi"/>
-                <w:b w:val="0"/>
-                <w:bCs w:val="0"/>
-              </w:rPr>
-              <w:t>description}</w:t>
+              <w:t>{#s}{description}</w:t>
             </w:r>
           </w:p>
         </w:tc>
@@ -1643,8 +1777,8 @@
         <w:tblLook w:val="04A0" w:firstRow="1" w:lastRow="0" w:firstColumn="1" w:lastColumn="0" w:noHBand="0" w:noVBand="1"/>
       </w:tblPr>
       <w:tblGrid>
-        <w:gridCol w:w="2245"/>
-        <w:gridCol w:w="7115"/>
+        <w:gridCol w:w="2546"/>
+        <w:gridCol w:w="6814"/>
       </w:tblGrid>
       <w:tr>
         <w:trPr>
@@ -1963,6 +2097,30 @@
                 <w:b w:val="0"/>
                 <w:bCs w:val="0"/>
               </w:rPr>
+              <w:t>{</w:t>
+            </w:r>
+            <w:r>
+              <w:rPr>
+                <w:rFonts w:cstheme="minorHAnsi"/>
+                <w:b w:val="0"/>
+                <w:bCs w:val="0"/>
+              </w:rPr>
+              <w:t>#</w:t>
+            </w:r>
+            <w:r>
+              <w:rPr>
+                <w:rFonts w:cstheme="minorHAnsi"/>
+                <w:b w:val="0"/>
+                <w:bCs w:val="0"/>
+              </w:rPr>
+              <w:t>swiftCode}</w:t>
+            </w:r>
+            <w:r>
+              <w:rPr>
+                <w:rFonts w:cstheme="minorHAnsi"/>
+                <w:b w:val="0"/>
+                <w:bCs w:val="0"/>
+              </w:rPr>
               <w:t>SWIFT code</w:t>
             </w:r>
             <w:r>
@@ -2000,6 +2158,26 @@
                 <w:rFonts w:cstheme="minorHAnsi"/>
               </w:rPr>
               <w:t>{</w:t>
+            </w:r>
+            <w:proofErr w:type="spellStart"/>
+            <w:r>
+              <w:rPr>
+                <w:rFonts w:cstheme="minorHAnsi"/>
+              </w:rPr>
+              <w:t>swiftCode</w:t>
+            </w:r>
+            <w:proofErr w:type="spellEnd"/>
+            <w:r>
+              <w:rPr>
+                <w:rFonts w:cstheme="minorHAnsi"/>
+              </w:rPr>
+              <w:t>}</w:t>
+            </w:r>
+            <w:r>
+              <w:rPr>
+                <w:rFonts w:cstheme="minorHAnsi"/>
+              </w:rPr>
+              <w:t>{/</w:t>
             </w:r>
             <w:proofErr w:type="spellStart"/>
             <w:r>
@@ -2048,23 +2226,7 @@
                 <w:b w:val="0"/>
                 <w:bCs w:val="0"/>
               </w:rPr>
-              <w:t>Routi</w:t>
-            </w:r>
-            <w:r>
-              <w:rPr>
-                <w:rFonts w:cstheme="minorHAnsi"/>
-                <w:b w:val="0"/>
-                <w:bCs w:val="0"/>
-              </w:rPr>
-              <w:t>ng number</w:t>
-            </w:r>
-            <w:r>
-              <w:rPr>
-                <w:rFonts w:cstheme="minorHAnsi"/>
-                <w:b w:val="0"/>
-                <w:bCs w:val="0"/>
-              </w:rPr>
-              <w:t>:</w:t>
+              <w:t>{#routingNumber}Routing number:</w:t>
             </w:r>
           </w:p>
         </w:tc>
@@ -2106,6 +2268,20 @@
               <w:rPr>
                 <w:rFonts w:cstheme="minorHAnsi"/>
               </w:rPr>
+              <w:t>}{/</w:t>
+            </w:r>
+            <w:proofErr w:type="spellStart"/>
+            <w:r>
+              <w:rPr>
+                <w:rFonts w:cstheme="minorHAnsi"/>
+              </w:rPr>
+              <w:t>routingNumber</w:t>
+            </w:r>
+            <w:proofErr w:type="spellEnd"/>
+            <w:r>
+              <w:rPr>
+                <w:rFonts w:cstheme="minorHAnsi"/>
+              </w:rPr>
               <w:t>}</w:t>
             </w:r>
           </w:p>
@@ -2138,6 +2314,30 @@
                 <w:b w:val="0"/>
                 <w:bCs w:val="0"/>
               </w:rPr>
+              <w:t>{</w:t>
+            </w:r>
+            <w:r>
+              <w:rPr>
+                <w:rFonts w:cstheme="minorHAnsi"/>
+                <w:b w:val="0"/>
+                <w:bCs w:val="0"/>
+              </w:rPr>
+              <w:t>#</w:t>
+            </w:r>
+            <w:r>
+              <w:rPr>
+                <w:rFonts w:cstheme="minorHAnsi"/>
+                <w:b w:val="0"/>
+                <w:bCs w:val="0"/>
+              </w:rPr>
+              <w:t>accountType}</w:t>
+            </w:r>
+            <w:r>
+              <w:rPr>
+                <w:rFonts w:cstheme="minorHAnsi"/>
+                <w:b w:val="0"/>
+                <w:bCs w:val="0"/>
+              </w:rPr>
               <w:t>Account type</w:t>
             </w:r>
             <w:r>
@@ -2175,6 +2375,26 @@
                 <w:rFonts w:cstheme="minorHAnsi"/>
               </w:rPr>
               <w:t>{</w:t>
+            </w:r>
+            <w:proofErr w:type="spellStart"/>
+            <w:r>
+              <w:rPr>
+                <w:rFonts w:cstheme="minorHAnsi"/>
+              </w:rPr>
+              <w:t>accountType</w:t>
+            </w:r>
+            <w:proofErr w:type="spellEnd"/>
+            <w:r>
+              <w:rPr>
+                <w:rFonts w:cstheme="minorHAnsi"/>
+              </w:rPr>
+              <w:t>}</w:t>
+            </w:r>
+            <w:r>
+              <w:rPr>
+                <w:rFonts w:cstheme="minorHAnsi"/>
+              </w:rPr>
+              <w:t>{/</w:t>
             </w:r>
             <w:proofErr w:type="spellStart"/>
             <w:r>
@@ -2223,6 +2443,30 @@
                 <w:b w:val="0"/>
                 <w:bCs w:val="0"/>
               </w:rPr>
+              <w:t>{</w:t>
+            </w:r>
+            <w:r>
+              <w:rPr>
+                <w:rFonts w:cstheme="minorHAnsi"/>
+                <w:b w:val="0"/>
+                <w:bCs w:val="0"/>
+              </w:rPr>
+              <w:t>#</w:t>
+            </w:r>
+            <w:r>
+              <w:rPr>
+                <w:rFonts w:cstheme="minorHAnsi"/>
+                <w:b w:val="0"/>
+                <w:bCs w:val="0"/>
+              </w:rPr>
+              <w:t>bankAddress}</w:t>
+            </w:r>
+            <w:r>
+              <w:rPr>
+                <w:rFonts w:cstheme="minorHAnsi"/>
+                <w:b w:val="0"/>
+                <w:bCs w:val="0"/>
+              </w:rPr>
               <w:t>Address</w:t>
             </w:r>
             <w:r>
@@ -2260,6 +2504,26 @@
                 <w:rFonts w:cstheme="minorHAnsi"/>
               </w:rPr>
               <w:t>{</w:t>
+            </w:r>
+            <w:proofErr w:type="spellStart"/>
+            <w:r>
+              <w:rPr>
+                <w:rFonts w:cstheme="minorHAnsi"/>
+              </w:rPr>
+              <w:t>bankAddress</w:t>
+            </w:r>
+            <w:proofErr w:type="spellEnd"/>
+            <w:r>
+              <w:rPr>
+                <w:rFonts w:cstheme="minorHAnsi"/>
+              </w:rPr>
+              <w:t>}</w:t>
+            </w:r>
+            <w:r>
+              <w:rPr>
+                <w:rFonts w:cstheme="minorHAnsi"/>
+              </w:rPr>
+              <w:t>{/</w:t>
             </w:r>
             <w:proofErr w:type="spellStart"/>
             <w:r>

--- a/public/preview/template.docx
+++ b/public/preview/template.docx
@@ -734,6 +734,7 @@
               </w:rPr>
               <w:t>#</w:t>
             </w:r>
+            <w:proofErr w:type="gramStart"/>
             <w:r>
               <w:rPr>
                 <w:rFonts w:cstheme="minorHAnsi"/>
@@ -756,7 +757,16 @@
                 <w:b w:val="0"/>
                 <w:bCs w:val="0"/>
               </w:rPr>
-              <w:t>TaxId:</w:t>
+              <w:t>TaxId</w:t>
+            </w:r>
+            <w:proofErr w:type="gramEnd"/>
+            <w:r>
+              <w:rPr>
+                <w:rFonts w:cstheme="minorHAnsi"/>
+                <w:b w:val="0"/>
+                <w:bCs w:val="0"/>
+              </w:rPr>
+              <w:t>:</w:t>
             </w:r>
           </w:p>
         </w:tc>
@@ -894,7 +904,7 @@
       </w:tblPr>
       <w:tblGrid>
         <w:gridCol w:w="2645"/>
-        <w:gridCol w:w="5130"/>
+        <w:gridCol w:w="4015"/>
       </w:tblGrid>
       <w:tr>
         <w:trPr>
@@ -904,7 +914,7 @@
         <w:tc>
           <w:tcPr>
             <w:cnfStyle w:val="001000000000" w:firstRow="0" w:lastRow="0" w:firstColumn="1" w:lastColumn="0" w:oddVBand="0" w:evenVBand="0" w:oddHBand="0" w:evenHBand="0" w:firstRowFirstColumn="0" w:firstRowLastColumn="0" w:lastRowFirstColumn="0" w:lastRowLastColumn="0"/>
-            <w:tcW w:w="6655" w:type="dxa"/>
+            <w:tcW w:w="6660" w:type="dxa"/>
             <w:gridSpan w:val="2"/>
             <w:tcBorders>
               <w:top w:val="nil"/>
@@ -939,7 +949,7 @@
         <w:tc>
           <w:tcPr>
             <w:cnfStyle w:val="001000000000" w:firstRow="0" w:lastRow="0" w:firstColumn="1" w:lastColumn="0" w:oddVBand="0" w:evenVBand="0" w:oddHBand="0" w:evenHBand="0" w:firstRowFirstColumn="0" w:firstRowLastColumn="0" w:lastRowFirstColumn="0" w:lastRowLastColumn="0"/>
-            <w:tcW w:w="6655" w:type="dxa"/>
+            <w:tcW w:w="6660" w:type="dxa"/>
             <w:gridSpan w:val="2"/>
             <w:tcBorders>
               <w:top w:val="nil"/>
@@ -983,7 +993,7 @@
         <w:tc>
           <w:tcPr>
             <w:cnfStyle w:val="001000000000" w:firstRow="0" w:lastRow="0" w:firstColumn="1" w:lastColumn="0" w:oddVBand="0" w:evenVBand="0" w:oddHBand="0" w:evenHBand="0" w:firstRowFirstColumn="0" w:firstRowLastColumn="0" w:lastRowFirstColumn="0" w:lastRowLastColumn="0"/>
-            <w:tcW w:w="1525" w:type="dxa"/>
+            <w:tcW w:w="2645" w:type="dxa"/>
             <w:tcBorders>
               <w:top w:val="nil"/>
               <w:left w:val="nil"/>
@@ -1015,6 +1025,7 @@
               </w:rPr>
               <w:t>#</w:t>
             </w:r>
+            <w:proofErr w:type="gramStart"/>
             <w:r>
               <w:rPr>
                 <w:rFonts w:cstheme="minorHAnsi"/>
@@ -1029,7 +1040,16 @@
                 <w:b w:val="0"/>
                 <w:bCs w:val="0"/>
               </w:rPr>
-              <w:t xml:space="preserve">Company ID: </w:t>
+              <w:t>Company</w:t>
+            </w:r>
+            <w:proofErr w:type="gramEnd"/>
+            <w:r>
+              <w:rPr>
+                <w:rFonts w:cstheme="minorHAnsi"/>
+                <w:b w:val="0"/>
+                <w:bCs w:val="0"/>
+              </w:rPr>
+              <w:t xml:space="preserve"> ID: </w:t>
             </w:r>
             <w:r>
               <w:rPr>
@@ -1043,7 +1063,7 @@
         </w:tc>
         <w:tc>
           <w:tcPr>
-            <w:tcW w:w="5130" w:type="dxa"/>
+            <w:tcW w:w="4015" w:type="dxa"/>
             <w:tcBorders>
               <w:top w:val="nil"/>
               <w:left w:val="nil"/>
@@ -1084,13 +1104,7 @@
               <w:rPr>
                 <w:rFonts w:cstheme="minorHAnsi"/>
               </w:rPr>
-              <w:t>{</w:t>
-            </w:r>
-            <w:r>
-              <w:rPr>
-                <w:rFonts w:cstheme="minorHAnsi"/>
-              </w:rPr>
-              <w:t>/</w:t>
+              <w:t>{/</w:t>
             </w:r>
             <w:proofErr w:type="spellStart"/>
             <w:r>
@@ -1116,7 +1130,7 @@
         <w:tc>
           <w:tcPr>
             <w:cnfStyle w:val="001000000000" w:firstRow="0" w:lastRow="0" w:firstColumn="1" w:lastColumn="0" w:oddVBand="0" w:evenVBand="0" w:oddHBand="0" w:evenHBand="0" w:firstRowFirstColumn="0" w:firstRowLastColumn="0" w:lastRowFirstColumn="0" w:lastRowLastColumn="0"/>
-            <w:tcW w:w="1525" w:type="dxa"/>
+            <w:tcW w:w="2645" w:type="dxa"/>
             <w:tcBorders>
               <w:top w:val="nil"/>
               <w:left w:val="nil"/>
@@ -1148,6 +1162,7 @@
               </w:rPr>
               <w:t>#</w:t>
             </w:r>
+            <w:proofErr w:type="gramStart"/>
             <w:r>
               <w:rPr>
                 <w:rFonts w:cstheme="minorHAnsi"/>
@@ -1168,7 +1183,16 @@
                 <w:b w:val="0"/>
                 <w:bCs w:val="0"/>
               </w:rPr>
-              <w:t xml:space="preserve">Tax </w:t>
+              <w:t>Tax</w:t>
+            </w:r>
+            <w:proofErr w:type="gramEnd"/>
+            <w:r>
+              <w:rPr>
+                <w:rFonts w:cstheme="minorHAnsi"/>
+                <w:b w:val="0"/>
+                <w:bCs w:val="0"/>
+              </w:rPr>
+              <w:t xml:space="preserve"> </w:t>
             </w:r>
             <w:r>
               <w:rPr>
@@ -1198,7 +1222,7 @@
         </w:tc>
         <w:tc>
           <w:tcPr>
-            <w:tcW w:w="5130" w:type="dxa"/>
+            <w:tcW w:w="4015" w:type="dxa"/>
             <w:tcBorders>
               <w:top w:val="nil"/>
               <w:left w:val="nil"/>
@@ -1239,13 +1263,7 @@
               <w:rPr>
                 <w:rFonts w:cstheme="minorHAnsi"/>
               </w:rPr>
-              <w:t>{</w:t>
-            </w:r>
-            <w:r>
-              <w:rPr>
-                <w:rFonts w:cstheme="minorHAnsi"/>
-              </w:rPr>
-              <w:t>/</w:t>
+              <w:t>{/</w:t>
             </w:r>
             <w:proofErr w:type="spellStart"/>
             <w:r>
@@ -1268,7 +1286,7 @@
         <w:tc>
           <w:tcPr>
             <w:cnfStyle w:val="001000000000" w:firstRow="0" w:lastRow="0" w:firstColumn="1" w:lastColumn="0" w:oddVBand="0" w:evenVBand="0" w:oddHBand="0" w:evenHBand="0" w:firstRowFirstColumn="0" w:firstRowLastColumn="0" w:lastRowFirstColumn="0" w:lastRowLastColumn="0"/>
-            <w:tcW w:w="1525" w:type="dxa"/>
+            <w:tcW w:w="2645" w:type="dxa"/>
             <w:tcBorders>
               <w:top w:val="nil"/>
               <w:left w:val="nil"/>
@@ -1304,7 +1322,7 @@
         </w:tc>
         <w:tc>
           <w:tcPr>
-            <w:tcW w:w="5130" w:type="dxa"/>
+            <w:tcW w:w="4015" w:type="dxa"/>
             <w:tcBorders>
               <w:top w:val="nil"/>
               <w:left w:val="nil"/>
@@ -1351,7 +1369,7 @@
         <w:tc>
           <w:tcPr>
             <w:cnfStyle w:val="001000000000" w:firstRow="0" w:lastRow="0" w:firstColumn="1" w:lastColumn="0" w:oddVBand="0" w:evenVBand="0" w:oddHBand="0" w:evenHBand="0" w:firstRowFirstColumn="0" w:firstRowLastColumn="0" w:lastRowFirstColumn="0" w:lastRowLastColumn="0"/>
-            <w:tcW w:w="1525" w:type="dxa"/>
+            <w:tcW w:w="2645" w:type="dxa"/>
             <w:tcBorders>
               <w:top w:val="nil"/>
               <w:left w:val="nil"/>
@@ -1405,7 +1423,7 @@
         </w:tc>
         <w:tc>
           <w:tcPr>
-            <w:tcW w:w="5130" w:type="dxa"/>
+            <w:tcW w:w="4015" w:type="dxa"/>
             <w:tcBorders>
               <w:top w:val="nil"/>
               <w:left w:val="nil"/>
@@ -1557,7 +1575,25 @@
                 <w:b w:val="0"/>
                 <w:bCs w:val="0"/>
               </w:rPr>
-              <w:t>{#s}{description}</w:t>
+              <w:t>{#</w:t>
+            </w:r>
+            <w:proofErr w:type="gramStart"/>
+            <w:r>
+              <w:rPr>
+                <w:rFonts w:cstheme="minorHAnsi"/>
+                <w:b w:val="0"/>
+                <w:bCs w:val="0"/>
+              </w:rPr>
+              <w:t>s}{</w:t>
+            </w:r>
+            <w:proofErr w:type="gramEnd"/>
+            <w:r>
+              <w:rPr>
+                <w:rFonts w:cstheme="minorHAnsi"/>
+                <w:b w:val="0"/>
+                <w:bCs w:val="0"/>
+              </w:rPr>
+              <w:t>description}</w:t>
             </w:r>
           </w:p>
         </w:tc>
@@ -2226,7 +2262,25 @@
                 <w:b w:val="0"/>
                 <w:bCs w:val="0"/>
               </w:rPr>
-              <w:t>{#routingNumber}Routing number:</w:t>
+              <w:t>{#</w:t>
+            </w:r>
+            <w:proofErr w:type="gramStart"/>
+            <w:r>
+              <w:rPr>
+                <w:rFonts w:cstheme="minorHAnsi"/>
+                <w:b w:val="0"/>
+                <w:bCs w:val="0"/>
+              </w:rPr>
+              <w:t>routingNumber}Routing</w:t>
+            </w:r>
+            <w:proofErr w:type="gramEnd"/>
+            <w:r>
+              <w:rPr>
+                <w:rFonts w:cstheme="minorHAnsi"/>
+                <w:b w:val="0"/>
+                <w:bCs w:val="0"/>
+              </w:rPr>
+              <w:t xml:space="preserve"> number:</w:t>
             </w:r>
           </w:p>
         </w:tc>
@@ -2324,6 +2378,7 @@
               </w:rPr>
               <w:t>#</w:t>
             </w:r>
+            <w:proofErr w:type="gramStart"/>
             <w:r>
               <w:rPr>
                 <w:rFonts w:cstheme="minorHAnsi"/>
@@ -2338,7 +2393,16 @@
                 <w:b w:val="0"/>
                 <w:bCs w:val="0"/>
               </w:rPr>
-              <w:t>Account type</w:t>
+              <w:t>Account</w:t>
+            </w:r>
+            <w:proofErr w:type="gramEnd"/>
+            <w:r>
+              <w:rPr>
+                <w:rFonts w:cstheme="minorHAnsi"/>
+                <w:b w:val="0"/>
+                <w:bCs w:val="0"/>
+              </w:rPr>
+              <w:t xml:space="preserve"> type</w:t>
             </w:r>
             <w:r>
               <w:rPr>
@@ -2453,6 +2517,7 @@
               </w:rPr>
               <w:t>#</w:t>
             </w:r>
+            <w:proofErr w:type="gramStart"/>
             <w:r>
               <w:rPr>
                 <w:rFonts w:cstheme="minorHAnsi"/>
@@ -2469,6 +2534,7 @@
               </w:rPr>
               <w:t>Address</w:t>
             </w:r>
+            <w:proofErr w:type="gramEnd"/>
             <w:r>
               <w:rPr>
                 <w:rFonts w:cstheme="minorHAnsi"/>
@@ -2598,8 +2664,6 @@
                 <w:rFonts w:eastAsia="Times New Roman" w:cstheme="minorHAnsi"/>
                 <w:b/>
                 <w:bCs/>
-                <w:sz w:val="20"/>
-                <w:szCs w:val="20"/>
               </w:rPr>
             </w:pPr>
             <w:r>
@@ -2607,8 +2671,6 @@
                 <w:rFonts w:eastAsia="Times New Roman" w:cstheme="minorHAnsi"/>
                 <w:b/>
                 <w:bCs/>
-                <w:sz w:val="20"/>
-                <w:szCs w:val="20"/>
               </w:rPr>
               <w:t>Signature</w:t>
             </w:r>

--- a/public/preview/template.docx
+++ b/public/preview/template.docx
@@ -177,14 +177,12 @@
               </w:rPr>
               <w:t>{</w:t>
             </w:r>
-            <w:proofErr w:type="spellStart"/>
             <w:r>
               <w:rPr>
                 <w:rFonts w:cstheme="minorHAnsi"/>
               </w:rPr>
               <w:t>partnerName</w:t>
             </w:r>
-            <w:proofErr w:type="spellEnd"/>
             <w:r>
               <w:rPr>
                 <w:rFonts w:cstheme="minorHAnsi"/>
@@ -249,14 +247,12 @@
               </w:rPr>
               <w:t>{</w:t>
             </w:r>
-            <w:proofErr w:type="spellStart"/>
             <w:r>
               <w:rPr>
                 <w:rFonts w:cstheme="minorHAnsi"/>
               </w:rPr>
               <w:t>invoiceDate</w:t>
             </w:r>
-            <w:proofErr w:type="spellEnd"/>
             <w:r>
               <w:rPr>
                 <w:rFonts w:cstheme="minorHAnsi"/>
@@ -336,14 +332,12 @@
               </w:rPr>
               <w:t>{</w:t>
             </w:r>
-            <w:proofErr w:type="spellStart"/>
             <w:r>
               <w:rPr>
                 <w:rFonts w:cstheme="minorHAnsi"/>
               </w:rPr>
               <w:t>partnerAddress</w:t>
             </w:r>
-            <w:proofErr w:type="spellEnd"/>
             <w:r>
               <w:rPr>
                 <w:rFonts w:cstheme="minorHAnsi"/>
@@ -408,14 +402,12 @@
               </w:rPr>
               <w:t>{</w:t>
             </w:r>
-            <w:proofErr w:type="spellStart"/>
             <w:r>
               <w:rPr>
                 <w:rFonts w:cstheme="minorHAnsi"/>
               </w:rPr>
               <w:t>invoiceNumber</w:t>
             </w:r>
-            <w:proofErr w:type="spellEnd"/>
             <w:r>
               <w:rPr>
                 <w:rFonts w:cstheme="minorHAnsi"/>
@@ -451,7 +443,6 @@
                 <w:bCs w:val="0"/>
               </w:rPr>
             </w:pPr>
-            <w:proofErr w:type="spellStart"/>
             <w:r>
               <w:rPr>
                 <w:rFonts w:cstheme="minorHAnsi"/>
@@ -460,7 +451,6 @@
               </w:rPr>
               <w:t>ZipCode</w:t>
             </w:r>
-            <w:proofErr w:type="spellEnd"/>
             <w:r>
               <w:rPr>
                 <w:rFonts w:cstheme="minorHAnsi"/>
@@ -498,14 +488,12 @@
               </w:rPr>
               <w:t>{</w:t>
             </w:r>
-            <w:proofErr w:type="spellStart"/>
             <w:r>
               <w:rPr>
                 <w:rFonts w:cstheme="minorHAnsi"/>
               </w:rPr>
               <w:t>partnerZipCode</w:t>
             </w:r>
-            <w:proofErr w:type="spellEnd"/>
             <w:r>
               <w:rPr>
                 <w:rFonts w:cstheme="minorHAnsi"/>
@@ -629,14 +617,12 @@
               </w:rPr>
               <w:t>{</w:t>
             </w:r>
-            <w:proofErr w:type="spellStart"/>
             <w:r>
               <w:rPr>
                 <w:rFonts w:cstheme="minorHAnsi"/>
               </w:rPr>
               <w:t>partnerEmail</w:t>
             </w:r>
-            <w:proofErr w:type="spellEnd"/>
             <w:r>
               <w:rPr>
                 <w:rFonts w:cstheme="minorHAnsi"/>
@@ -734,7 +720,6 @@
               </w:rPr>
               <w:t>#</w:t>
             </w:r>
-            <w:proofErr w:type="gramStart"/>
             <w:r>
               <w:rPr>
                 <w:rFonts w:cstheme="minorHAnsi"/>
@@ -757,9 +742,16 @@
                 <w:b w:val="0"/>
                 <w:bCs w:val="0"/>
               </w:rPr>
-              <w:t>TaxId</w:t>
-            </w:r>
-            <w:proofErr w:type="gramEnd"/>
+              <w:t>Tax</w:t>
+            </w:r>
+            <w:r>
+              <w:rPr>
+                <w:rFonts w:cstheme="minorHAnsi"/>
+                <w:b w:val="0"/>
+                <w:bCs w:val="0"/>
+              </w:rPr>
+              <w:t xml:space="preserve"> ID</w:t>
+            </w:r>
             <w:r>
               <w:rPr>
                 <w:rFonts w:cstheme="minorHAnsi"/>
@@ -795,41 +787,13 @@
               <w:rPr>
                 <w:rFonts w:cstheme="minorHAnsi"/>
               </w:rPr>
-              <w:t>{</w:t>
-            </w:r>
-            <w:proofErr w:type="spellStart"/>
-            <w:r>
-              <w:rPr>
-                <w:rFonts w:cstheme="minorHAnsi"/>
-              </w:rPr>
-              <w:t>taxId</w:t>
-            </w:r>
-            <w:proofErr w:type="spellEnd"/>
-            <w:r>
-              <w:rPr>
-                <w:rFonts w:cstheme="minorHAnsi"/>
-              </w:rPr>
-              <w:t>}</w:t>
-            </w:r>
-            <w:r>
-              <w:rPr>
-                <w:rFonts w:cstheme="minorHAnsi"/>
-              </w:rPr>
-              <w:t>{/</w:t>
-            </w:r>
-            <w:proofErr w:type="spellStart"/>
-            <w:r>
-              <w:rPr>
-                <w:rFonts w:cstheme="minorHAnsi"/>
-              </w:rPr>
-              <w:t>taxId</w:t>
-            </w:r>
-            <w:proofErr w:type="spellEnd"/>
-            <w:r>
-              <w:rPr>
-                <w:rFonts w:cstheme="minorHAnsi"/>
-              </w:rPr>
-              <w:t>}</w:t>
+              <w:t>{taxId}</w:t>
+            </w:r>
+            <w:r>
+              <w:rPr>
+                <w:rFonts w:cstheme="minorHAnsi"/>
+              </w:rPr>
+              <w:t>{/taxId}</w:t>
             </w:r>
           </w:p>
         </w:tc>
@@ -972,14 +936,12 @@
               </w:rPr>
               <w:t>{</w:t>
             </w:r>
-            <w:proofErr w:type="spellStart"/>
             <w:r>
               <w:rPr>
                 <w:rFonts w:cstheme="minorHAnsi"/>
               </w:rPr>
               <w:t>billToName</w:t>
             </w:r>
-            <w:proofErr w:type="spellEnd"/>
             <w:r>
               <w:rPr>
                 <w:rFonts w:cstheme="minorHAnsi"/>
@@ -1025,7 +987,6 @@
               </w:rPr>
               <w:t>#</w:t>
             </w:r>
-            <w:proofErr w:type="gramStart"/>
             <w:r>
               <w:rPr>
                 <w:rFonts w:cstheme="minorHAnsi"/>
@@ -1040,16 +1001,7 @@
                 <w:b w:val="0"/>
                 <w:bCs w:val="0"/>
               </w:rPr>
-              <w:t>Company</w:t>
-            </w:r>
-            <w:proofErr w:type="gramEnd"/>
-            <w:r>
-              <w:rPr>
-                <w:rFonts w:cstheme="minorHAnsi"/>
-                <w:b w:val="0"/>
-                <w:bCs w:val="0"/>
-              </w:rPr>
-              <w:t xml:space="preserve"> ID: </w:t>
+              <w:t xml:space="preserve">Company ID: </w:t>
             </w:r>
             <w:r>
               <w:rPr>
@@ -1086,14 +1038,12 @@
               </w:rPr>
               <w:t>{</w:t>
             </w:r>
-            <w:proofErr w:type="spellStart"/>
             <w:r>
               <w:rPr>
                 <w:rFonts w:cstheme="minorHAnsi"/>
               </w:rPr>
               <w:t>billToCompany</w:t>
             </w:r>
-            <w:proofErr w:type="spellEnd"/>
             <w:r>
               <w:rPr>
                 <w:rFonts w:cstheme="minorHAnsi"/>
@@ -1106,14 +1056,12 @@
               </w:rPr>
               <w:t>{/</w:t>
             </w:r>
-            <w:proofErr w:type="spellStart"/>
             <w:r>
               <w:rPr>
                 <w:rFonts w:cstheme="minorHAnsi"/>
               </w:rPr>
               <w:t>billToCompany</w:t>
             </w:r>
-            <w:proofErr w:type="spellEnd"/>
             <w:r>
               <w:rPr>
                 <w:rFonts w:cstheme="minorHAnsi"/>
@@ -1162,7 +1110,6 @@
               </w:rPr>
               <w:t>#</w:t>
             </w:r>
-            <w:proofErr w:type="gramStart"/>
             <w:r>
               <w:rPr>
                 <w:rFonts w:cstheme="minorHAnsi"/>
@@ -1183,16 +1130,7 @@
                 <w:b w:val="0"/>
                 <w:bCs w:val="0"/>
               </w:rPr>
-              <w:t>Tax</w:t>
-            </w:r>
-            <w:proofErr w:type="gramEnd"/>
-            <w:r>
-              <w:rPr>
-                <w:rFonts w:cstheme="minorHAnsi"/>
-                <w:b w:val="0"/>
-                <w:bCs w:val="0"/>
-              </w:rPr>
-              <w:t xml:space="preserve"> </w:t>
+              <w:t xml:space="preserve">Tax </w:t>
             </w:r>
             <w:r>
               <w:rPr>
@@ -1245,14 +1183,12 @@
               </w:rPr>
               <w:t>{</w:t>
             </w:r>
-            <w:proofErr w:type="spellStart"/>
             <w:r>
               <w:rPr>
                 <w:rFonts w:cstheme="minorHAnsi"/>
               </w:rPr>
               <w:t>billToTaxId</w:t>
             </w:r>
-            <w:proofErr w:type="spellEnd"/>
             <w:r>
               <w:rPr>
                 <w:rFonts w:cstheme="minorHAnsi"/>
@@ -1265,14 +1201,12 @@
               </w:rPr>
               <w:t>{/</w:t>
             </w:r>
-            <w:proofErr w:type="spellStart"/>
             <w:r>
               <w:rPr>
                 <w:rFonts w:cstheme="minorHAnsi"/>
               </w:rPr>
               <w:t>billToTaxId</w:t>
             </w:r>
-            <w:proofErr w:type="spellEnd"/>
             <w:r>
               <w:rPr>
                 <w:rFonts w:cstheme="minorHAnsi"/>
@@ -1345,14 +1279,12 @@
               </w:rPr>
               <w:t>{</w:t>
             </w:r>
-            <w:proofErr w:type="spellStart"/>
             <w:r>
               <w:rPr>
                 <w:rFonts w:cstheme="minorHAnsi"/>
               </w:rPr>
               <w:t>billToAddress</w:t>
             </w:r>
-            <w:proofErr w:type="spellEnd"/>
             <w:r>
               <w:rPr>
                 <w:rFonts w:cstheme="minorHAnsi"/>
@@ -1575,25 +1507,7 @@
                 <w:b w:val="0"/>
                 <w:bCs w:val="0"/>
               </w:rPr>
-              <w:t>{#</w:t>
-            </w:r>
-            <w:proofErr w:type="gramStart"/>
-            <w:r>
-              <w:rPr>
-                <w:rFonts w:cstheme="minorHAnsi"/>
-                <w:b w:val="0"/>
-                <w:bCs w:val="0"/>
-              </w:rPr>
-              <w:t>s}{</w:t>
-            </w:r>
-            <w:proofErr w:type="gramEnd"/>
-            <w:r>
-              <w:rPr>
-                <w:rFonts w:cstheme="minorHAnsi"/>
-                <w:b w:val="0"/>
-                <w:bCs w:val="0"/>
-              </w:rPr>
-              <w:t>description}</w:t>
+              <w:t>{#s}{description}</w:t>
             </w:r>
           </w:p>
         </w:tc>
@@ -1621,14 +1535,12 @@
               </w:rPr>
               <w:t>{</w:t>
             </w:r>
-            <w:proofErr w:type="spellStart"/>
             <w:r>
               <w:rPr>
                 <w:rFonts w:cstheme="minorHAnsi"/>
               </w:rPr>
               <w:t>symbolCurrency</w:t>
             </w:r>
-            <w:proofErr w:type="spellEnd"/>
             <w:r>
               <w:rPr>
                 <w:rFonts w:cstheme="minorHAnsi"/>
@@ -1734,14 +1646,12 @@
               </w:rPr>
               <w:t>{</w:t>
             </w:r>
-            <w:proofErr w:type="spellStart"/>
             <w:r>
               <w:rPr>
                 <w:rFonts w:cstheme="minorHAnsi"/>
               </w:rPr>
               <w:t>symbolCurrency</w:t>
             </w:r>
-            <w:proofErr w:type="spellEnd"/>
             <w:r>
               <w:rPr>
                 <w:rFonts w:cstheme="minorHAnsi"/>
@@ -1920,14 +1830,12 @@
               </w:rPr>
               <w:t>{</w:t>
             </w:r>
-            <w:proofErr w:type="spellStart"/>
             <w:r>
               <w:rPr>
                 <w:rFonts w:cstheme="minorHAnsi"/>
               </w:rPr>
               <w:t>accountName</w:t>
             </w:r>
-            <w:proofErr w:type="spellEnd"/>
             <w:r>
               <w:rPr>
                 <w:rFonts w:cstheme="minorHAnsi"/>
@@ -2002,14 +1910,12 @@
               </w:rPr>
               <w:t>{</w:t>
             </w:r>
-            <w:proofErr w:type="spellStart"/>
             <w:r>
               <w:rPr>
                 <w:rFonts w:cstheme="minorHAnsi"/>
               </w:rPr>
               <w:t>bankName</w:t>
             </w:r>
-            <w:proofErr w:type="spellEnd"/>
             <w:r>
               <w:rPr>
                 <w:rFonts w:cstheme="minorHAnsi"/>
@@ -2087,14 +1993,12 @@
               </w:rPr>
               <w:t>{</w:t>
             </w:r>
-            <w:proofErr w:type="spellStart"/>
             <w:r>
               <w:rPr>
                 <w:rFonts w:cstheme="minorHAnsi"/>
               </w:rPr>
               <w:t>accountNumber</w:t>
             </w:r>
-            <w:proofErr w:type="spellEnd"/>
             <w:r>
               <w:rPr>
                 <w:rFonts w:cstheme="minorHAnsi"/>
@@ -2195,14 +2099,12 @@
               </w:rPr>
               <w:t>{</w:t>
             </w:r>
-            <w:proofErr w:type="spellStart"/>
             <w:r>
               <w:rPr>
                 <w:rFonts w:cstheme="minorHAnsi"/>
               </w:rPr>
               <w:t>swiftCode</w:t>
             </w:r>
-            <w:proofErr w:type="spellEnd"/>
             <w:r>
               <w:rPr>
                 <w:rFonts w:cstheme="minorHAnsi"/>
@@ -2215,14 +2117,12 @@
               </w:rPr>
               <w:t>{/</w:t>
             </w:r>
-            <w:proofErr w:type="spellStart"/>
             <w:r>
               <w:rPr>
                 <w:rFonts w:cstheme="minorHAnsi"/>
               </w:rPr>
               <w:t>swiftCode</w:t>
             </w:r>
-            <w:proofErr w:type="spellEnd"/>
             <w:r>
               <w:rPr>
                 <w:rFonts w:cstheme="minorHAnsi"/>
@@ -2262,25 +2162,7 @@
                 <w:b w:val="0"/>
                 <w:bCs w:val="0"/>
               </w:rPr>
-              <w:t>{#</w:t>
-            </w:r>
-            <w:proofErr w:type="gramStart"/>
-            <w:r>
-              <w:rPr>
-                <w:rFonts w:cstheme="minorHAnsi"/>
-                <w:b w:val="0"/>
-                <w:bCs w:val="0"/>
-              </w:rPr>
-              <w:t>routingNumber}Routing</w:t>
-            </w:r>
-            <w:proofErr w:type="gramEnd"/>
-            <w:r>
-              <w:rPr>
-                <w:rFonts w:cstheme="minorHAnsi"/>
-                <w:b w:val="0"/>
-                <w:bCs w:val="0"/>
-              </w:rPr>
-              <w:t xml:space="preserve"> number:</w:t>
+              <w:t>{#routingNumber}Routing number:</w:t>
             </w:r>
           </w:p>
         </w:tc>
@@ -2308,35 +2190,7 @@
               <w:rPr>
                 <w:rFonts w:cstheme="minorHAnsi"/>
               </w:rPr>
-              <w:t>{</w:t>
-            </w:r>
-            <w:proofErr w:type="spellStart"/>
-            <w:r>
-              <w:rPr>
-                <w:rFonts w:cstheme="minorHAnsi"/>
-              </w:rPr>
-              <w:t>routingNumber</w:t>
-            </w:r>
-            <w:proofErr w:type="spellEnd"/>
-            <w:r>
-              <w:rPr>
-                <w:rFonts w:cstheme="minorHAnsi"/>
-              </w:rPr>
-              <w:t>}{/</w:t>
-            </w:r>
-            <w:proofErr w:type="spellStart"/>
-            <w:r>
-              <w:rPr>
-                <w:rFonts w:cstheme="minorHAnsi"/>
-              </w:rPr>
-              <w:t>routingNumber</w:t>
-            </w:r>
-            <w:proofErr w:type="spellEnd"/>
-            <w:r>
-              <w:rPr>
-                <w:rFonts w:cstheme="minorHAnsi"/>
-              </w:rPr>
-              <w:t>}</w:t>
+              <w:t>{routingNumber}{/routingNumber}</w:t>
             </w:r>
           </w:p>
         </w:tc>
@@ -2378,7 +2232,6 @@
               </w:rPr>
               <w:t>#</w:t>
             </w:r>
-            <w:proofErr w:type="gramStart"/>
             <w:r>
               <w:rPr>
                 <w:rFonts w:cstheme="minorHAnsi"/>
@@ -2393,16 +2246,7 @@
                 <w:b w:val="0"/>
                 <w:bCs w:val="0"/>
               </w:rPr>
-              <w:t>Account</w:t>
-            </w:r>
-            <w:proofErr w:type="gramEnd"/>
-            <w:r>
-              <w:rPr>
-                <w:rFonts w:cstheme="minorHAnsi"/>
-                <w:b w:val="0"/>
-                <w:bCs w:val="0"/>
-              </w:rPr>
-              <w:t xml:space="preserve"> type</w:t>
+              <w:t>Account type</w:t>
             </w:r>
             <w:r>
               <w:rPr>
@@ -2438,41 +2282,13 @@
               <w:rPr>
                 <w:rFonts w:cstheme="minorHAnsi"/>
               </w:rPr>
-              <w:t>{</w:t>
-            </w:r>
-            <w:proofErr w:type="spellStart"/>
-            <w:r>
-              <w:rPr>
-                <w:rFonts w:cstheme="minorHAnsi"/>
-              </w:rPr>
-              <w:t>accountType</w:t>
-            </w:r>
-            <w:proofErr w:type="spellEnd"/>
-            <w:r>
-              <w:rPr>
-                <w:rFonts w:cstheme="minorHAnsi"/>
-              </w:rPr>
-              <w:t>}</w:t>
-            </w:r>
-            <w:r>
-              <w:rPr>
-                <w:rFonts w:cstheme="minorHAnsi"/>
-              </w:rPr>
-              <w:t>{/</w:t>
-            </w:r>
-            <w:proofErr w:type="spellStart"/>
-            <w:r>
-              <w:rPr>
-                <w:rFonts w:cstheme="minorHAnsi"/>
-              </w:rPr>
-              <w:t>accountType</w:t>
-            </w:r>
-            <w:proofErr w:type="spellEnd"/>
-            <w:r>
-              <w:rPr>
-                <w:rFonts w:cstheme="minorHAnsi"/>
-              </w:rPr>
-              <w:t>}</w:t>
+              <w:t>{accountType}</w:t>
+            </w:r>
+            <w:r>
+              <w:rPr>
+                <w:rFonts w:cstheme="minorHAnsi"/>
+              </w:rPr>
+              <w:t>{/accountType}</w:t>
             </w:r>
           </w:p>
         </w:tc>
@@ -2517,7 +2333,6 @@
               </w:rPr>
               <w:t>#</w:t>
             </w:r>
-            <w:proofErr w:type="gramStart"/>
             <w:r>
               <w:rPr>
                 <w:rFonts w:cstheme="minorHAnsi"/>
@@ -2534,7 +2349,6 @@
               </w:rPr>
               <w:t>Address</w:t>
             </w:r>
-            <w:proofErr w:type="gramEnd"/>
             <w:r>
               <w:rPr>
                 <w:rFonts w:cstheme="minorHAnsi"/>
@@ -2571,14 +2385,12 @@
               </w:rPr>
               <w:t>{</w:t>
             </w:r>
-            <w:proofErr w:type="spellStart"/>
             <w:r>
               <w:rPr>
                 <w:rFonts w:cstheme="minorHAnsi"/>
               </w:rPr>
               <w:t>bankAddress</w:t>
             </w:r>
-            <w:proofErr w:type="spellEnd"/>
             <w:r>
               <w:rPr>
                 <w:rFonts w:cstheme="minorHAnsi"/>
@@ -2591,14 +2403,12 @@
               </w:rPr>
               <w:t>{/</w:t>
             </w:r>
-            <w:proofErr w:type="spellStart"/>
             <w:r>
               <w:rPr>
                 <w:rFonts w:cstheme="minorHAnsi"/>
               </w:rPr>
               <w:t>bankAddress</w:t>
             </w:r>
-            <w:proofErr w:type="spellEnd"/>
             <w:r>
               <w:rPr>
                 <w:rFonts w:cstheme="minorHAnsi"/>
@@ -2716,14 +2526,12 @@
               </w:rPr>
               <w:t>{%</w:t>
             </w:r>
-            <w:proofErr w:type="spellStart"/>
             <w:r>
               <w:rPr>
                 <w:rFonts w:cstheme="minorHAnsi"/>
               </w:rPr>
               <w:t>signatureImage</w:t>
             </w:r>
-            <w:proofErr w:type="spellEnd"/>
             <w:r>
               <w:rPr>
                 <w:rFonts w:cstheme="minorHAnsi"/>
@@ -2772,25 +2580,7 @@
                 <w:b/>
                 <w:bCs/>
               </w:rPr>
-              <w:t>{</w:t>
-            </w:r>
-            <w:proofErr w:type="spellStart"/>
-            <w:r>
-              <w:rPr>
-                <w:rFonts w:cstheme="minorHAnsi"/>
-                <w:b/>
-                <w:bCs/>
-              </w:rPr>
-              <w:t>fullname</w:t>
-            </w:r>
-            <w:proofErr w:type="spellEnd"/>
-            <w:r>
-              <w:rPr>
-                <w:rFonts w:cstheme="minorHAnsi"/>
-                <w:b/>
-                <w:bCs/>
-              </w:rPr>
-              <w:t>}</w:t>
+              <w:t>{fullname}</w:t>
             </w:r>
           </w:p>
         </w:tc>

--- a/public/preview/template.docx
+++ b/public/preview/template.docx
@@ -52,10 +52,10 @@
         <w:tblLook w:val="04A0" w:firstRow="1" w:lastRow="0" w:firstColumn="1" w:lastColumn="0" w:noHBand="0" w:noVBand="1"/>
       </w:tblPr>
       <w:tblGrid>
-        <w:gridCol w:w="1530"/>
-        <w:gridCol w:w="5125"/>
-        <w:gridCol w:w="1080"/>
-        <w:gridCol w:w="2160"/>
+        <w:gridCol w:w="2175"/>
+        <w:gridCol w:w="4605"/>
+        <w:gridCol w:w="1057"/>
+        <w:gridCol w:w="2058"/>
       </w:tblGrid>
       <w:tr>
         <w:trPr>
@@ -578,6 +578,30 @@
                 <w:b w:val="0"/>
                 <w:bCs w:val="0"/>
               </w:rPr>
+              <w:t>{#</w:t>
+            </w:r>
+            <w:r>
+              <w:rPr>
+                <w:rFonts w:cstheme="minorHAnsi"/>
+                <w:b w:val="0"/>
+                <w:bCs w:val="0"/>
+              </w:rPr>
+              <w:t>partnerEmail</w:t>
+            </w:r>
+            <w:r>
+              <w:rPr>
+                <w:rFonts w:cstheme="minorHAnsi"/>
+                <w:b w:val="0"/>
+                <w:bCs w:val="0"/>
+              </w:rPr>
+              <w:t>}</w:t>
+            </w:r>
+            <w:r>
+              <w:rPr>
+                <w:rFonts w:cstheme="minorHAnsi"/>
+                <w:b w:val="0"/>
+                <w:bCs w:val="0"/>
+              </w:rPr>
               <w:t>Email</w:t>
             </w:r>
             <w:r>
@@ -616,6 +640,30 @@
                 <w:rFonts w:cstheme="minorHAnsi"/>
               </w:rPr>
               <w:t>{</w:t>
+            </w:r>
+            <w:r>
+              <w:rPr>
+                <w:rFonts w:cstheme="minorHAnsi"/>
+              </w:rPr>
+              <w:t>partnerEmail</w:t>
+            </w:r>
+            <w:r>
+              <w:rPr>
+                <w:rFonts w:cstheme="minorHAnsi"/>
+              </w:rPr>
+              <w:t>}</w:t>
+            </w:r>
+            <w:r>
+              <w:rPr>
+                <w:rFonts w:cstheme="minorHAnsi"/>
+              </w:rPr>
+              <w:t>{</w:t>
+            </w:r>
+            <w:r>
+              <w:rPr>
+                <w:rFonts w:cstheme="minorHAnsi"/>
+              </w:rPr>
+              <w:t>/</w:t>
             </w:r>
             <w:r>
               <w:rPr>
@@ -3006,7 +3054,6 @@
   <w:style w:type="character" w:default="1" w:styleId="DefaultParagraphFont">
     <w:name w:val="Default Paragraph Font"/>
     <w:uiPriority w:val="1"/>
-    <w:semiHidden/>
     <w:unhideWhenUsed/>
   </w:style>
   <w:style w:type="table" w:default="1" w:styleId="TableNormal">

--- a/public/preview/template.docx
+++ b/public/preview/template.docx
@@ -52,8 +52,8 @@
         <w:tblLook w:val="04A0" w:firstRow="1" w:lastRow="0" w:firstColumn="1" w:lastColumn="0" w:noHBand="0" w:noVBand="1"/>
       </w:tblPr>
       <w:tblGrid>
-        <w:gridCol w:w="2175"/>
-        <w:gridCol w:w="4605"/>
+        <w:gridCol w:w="2700"/>
+        <w:gridCol w:w="4080"/>
         <w:gridCol w:w="1057"/>
         <w:gridCol w:w="2058"/>
       </w:tblGrid>
@@ -61,13 +61,13 @@
         <w:trPr>
           <w:gridAfter w:val="2"/>
           <w:cnfStyle w:val="100000000000" w:firstRow="1" w:lastRow="0" w:firstColumn="0" w:lastColumn="0" w:oddVBand="0" w:evenVBand="0" w:oddHBand="0" w:evenHBand="0" w:firstRowFirstColumn="0" w:firstRowLastColumn="0" w:lastRowFirstColumn="0" w:lastRowLastColumn="0"/>
-          <w:wAfter w:w="3240" w:type="dxa"/>
+          <w:wAfter w:w="3115" w:type="dxa"/>
           <w:trHeight w:val="368"/>
         </w:trPr>
         <w:tc>
           <w:tcPr>
             <w:cnfStyle w:val="001000000000" w:firstRow="0" w:lastRow="0" w:firstColumn="1" w:lastColumn="0" w:oddVBand="0" w:evenVBand="0" w:oddHBand="0" w:evenHBand="0" w:firstRowFirstColumn="0" w:firstRowLastColumn="0" w:lastRowFirstColumn="0" w:lastRowLastColumn="0"/>
-            <w:tcW w:w="6655" w:type="dxa"/>
+            <w:tcW w:w="6780" w:type="dxa"/>
             <w:gridSpan w:val="2"/>
             <w:tcBorders>
               <w:top w:val="nil"/>
@@ -124,7 +124,7 @@
         <w:tc>
           <w:tcPr>
             <w:cnfStyle w:val="001000000000" w:firstRow="0" w:lastRow="0" w:firstColumn="1" w:lastColumn="0" w:oddVBand="0" w:evenVBand="0" w:oddHBand="0" w:evenHBand="0" w:firstRowFirstColumn="0" w:firstRowLastColumn="0" w:lastRowFirstColumn="0" w:lastRowLastColumn="0"/>
-            <w:tcW w:w="1530" w:type="dxa"/>
+            <w:tcW w:w="2700" w:type="dxa"/>
             <w:tcBorders>
               <w:top w:val="nil"/>
               <w:left w:val="nil"/>
@@ -154,7 +154,7 @@
         </w:tc>
         <w:tc>
           <w:tcPr>
-            <w:tcW w:w="5125" w:type="dxa"/>
+            <w:tcW w:w="4080" w:type="dxa"/>
             <w:tcBorders>
               <w:top w:val="nil"/>
               <w:left w:val="nil"/>
@@ -177,12 +177,14 @@
               </w:rPr>
               <w:t>{</w:t>
             </w:r>
+            <w:proofErr w:type="spellStart"/>
             <w:r>
               <w:rPr>
                 <w:rFonts w:cstheme="minorHAnsi"/>
               </w:rPr>
               <w:t>partnerName</w:t>
             </w:r>
+            <w:proofErr w:type="spellEnd"/>
             <w:r>
               <w:rPr>
                 <w:rFonts w:cstheme="minorHAnsi"/>
@@ -193,7 +195,7 @@
         </w:tc>
         <w:tc>
           <w:tcPr>
-            <w:tcW w:w="1080" w:type="dxa"/>
+            <w:tcW w:w="1057" w:type="dxa"/>
             <w:tcBorders>
               <w:top w:val="nil"/>
               <w:left w:val="nil"/>
@@ -224,7 +226,7 @@
         </w:tc>
         <w:tc>
           <w:tcPr>
-            <w:tcW w:w="2160" w:type="dxa"/>
+            <w:tcW w:w="2058" w:type="dxa"/>
             <w:tcBorders>
               <w:top w:val="nil"/>
               <w:left w:val="nil"/>
@@ -247,12 +249,14 @@
               </w:rPr>
               <w:t>{</w:t>
             </w:r>
+            <w:proofErr w:type="spellStart"/>
             <w:r>
               <w:rPr>
                 <w:rFonts w:cstheme="minorHAnsi"/>
               </w:rPr>
               <w:t>invoiceDate</w:t>
             </w:r>
+            <w:proofErr w:type="spellEnd"/>
             <w:r>
               <w:rPr>
                 <w:rFonts w:cstheme="minorHAnsi"/>
@@ -269,7 +273,7 @@
         <w:tc>
           <w:tcPr>
             <w:cnfStyle w:val="001000000000" w:firstRow="0" w:lastRow="0" w:firstColumn="1" w:lastColumn="0" w:oddVBand="0" w:evenVBand="0" w:oddHBand="0" w:evenHBand="0" w:firstRowFirstColumn="0" w:firstRowLastColumn="0" w:lastRowFirstColumn="0" w:lastRowLastColumn="0"/>
-            <w:tcW w:w="1530" w:type="dxa"/>
+            <w:tcW w:w="2700" w:type="dxa"/>
             <w:tcBorders>
               <w:top w:val="nil"/>
               <w:left w:val="nil"/>
@@ -307,7 +311,7 @@
         </w:tc>
         <w:tc>
           <w:tcPr>
-            <w:tcW w:w="5125" w:type="dxa"/>
+            <w:tcW w:w="4080" w:type="dxa"/>
             <w:tcBorders>
               <w:top w:val="nil"/>
               <w:left w:val="nil"/>
@@ -332,12 +336,14 @@
               </w:rPr>
               <w:t>{</w:t>
             </w:r>
+            <w:proofErr w:type="spellStart"/>
             <w:r>
               <w:rPr>
                 <w:rFonts w:cstheme="minorHAnsi"/>
               </w:rPr>
               <w:t>partnerAddress</w:t>
             </w:r>
+            <w:proofErr w:type="spellEnd"/>
             <w:r>
               <w:rPr>
                 <w:rFonts w:cstheme="minorHAnsi"/>
@@ -348,7 +354,7 @@
         </w:tc>
         <w:tc>
           <w:tcPr>
-            <w:tcW w:w="1080" w:type="dxa"/>
+            <w:tcW w:w="1057" w:type="dxa"/>
             <w:tcBorders>
               <w:top w:val="nil"/>
               <w:left w:val="nil"/>
@@ -379,7 +385,7 @@
         </w:tc>
         <w:tc>
           <w:tcPr>
-            <w:tcW w:w="2160" w:type="dxa"/>
+            <w:tcW w:w="2058" w:type="dxa"/>
             <w:tcBorders>
               <w:top w:val="nil"/>
               <w:left w:val="nil"/>
@@ -402,12 +408,14 @@
               </w:rPr>
               <w:t>{</w:t>
             </w:r>
+            <w:proofErr w:type="spellStart"/>
             <w:r>
               <w:rPr>
                 <w:rFonts w:cstheme="minorHAnsi"/>
               </w:rPr>
               <w:t>invoiceNumber</w:t>
             </w:r>
+            <w:proofErr w:type="spellEnd"/>
             <w:r>
               <w:rPr>
                 <w:rFonts w:cstheme="minorHAnsi"/>
@@ -425,7 +433,7 @@
         <w:tc>
           <w:tcPr>
             <w:cnfStyle w:val="001000000000" w:firstRow="0" w:lastRow="0" w:firstColumn="1" w:lastColumn="0" w:oddVBand="0" w:evenVBand="0" w:oddHBand="0" w:evenHBand="0" w:firstRowFirstColumn="0" w:firstRowLastColumn="0" w:lastRowFirstColumn="0" w:lastRowLastColumn="0"/>
-            <w:tcW w:w="1530" w:type="dxa"/>
+            <w:tcW w:w="2700" w:type="dxa"/>
             <w:tcBorders>
               <w:top w:val="nil"/>
               <w:left w:val="nil"/>
@@ -443,6 +451,7 @@
                 <w:bCs w:val="0"/>
               </w:rPr>
             </w:pPr>
+            <w:proofErr w:type="spellStart"/>
             <w:r>
               <w:rPr>
                 <w:rFonts w:cstheme="minorHAnsi"/>
@@ -451,6 +460,7 @@
               </w:rPr>
               <w:t>ZipCode</w:t>
             </w:r>
+            <w:proofErr w:type="spellEnd"/>
             <w:r>
               <w:rPr>
                 <w:rFonts w:cstheme="minorHAnsi"/>
@@ -463,7 +473,7 @@
         </w:tc>
         <w:tc>
           <w:tcPr>
-            <w:tcW w:w="5125" w:type="dxa"/>
+            <w:tcW w:w="4080" w:type="dxa"/>
             <w:tcBorders>
               <w:top w:val="nil"/>
               <w:left w:val="nil"/>
@@ -488,12 +498,14 @@
               </w:rPr>
               <w:t>{</w:t>
             </w:r>
+            <w:proofErr w:type="spellStart"/>
             <w:r>
               <w:rPr>
                 <w:rFonts w:cstheme="minorHAnsi"/>
               </w:rPr>
               <w:t>partnerZipCode</w:t>
             </w:r>
+            <w:proofErr w:type="spellEnd"/>
             <w:r>
               <w:rPr>
                 <w:rFonts w:cstheme="minorHAnsi"/>
@@ -504,7 +516,7 @@
         </w:tc>
         <w:tc>
           <w:tcPr>
-            <w:tcW w:w="1080" w:type="dxa"/>
+            <w:tcW w:w="1057" w:type="dxa"/>
             <w:tcBorders>
               <w:top w:val="nil"/>
               <w:left w:val="nil"/>
@@ -527,7 +539,7 @@
         </w:tc>
         <w:tc>
           <w:tcPr>
-            <w:tcW w:w="2160" w:type="dxa"/>
+            <w:tcW w:w="2058" w:type="dxa"/>
             <w:tcBorders>
               <w:top w:val="nil"/>
               <w:left w:val="nil"/>
@@ -556,7 +568,7 @@
         <w:tc>
           <w:tcPr>
             <w:cnfStyle w:val="001000000000" w:firstRow="0" w:lastRow="0" w:firstColumn="1" w:lastColumn="0" w:oddVBand="0" w:evenVBand="0" w:oddHBand="0" w:evenHBand="0" w:firstRowFirstColumn="0" w:firstRowLastColumn="0" w:lastRowFirstColumn="0" w:lastRowLastColumn="0"/>
-            <w:tcW w:w="1530" w:type="dxa"/>
+            <w:tcW w:w="2700" w:type="dxa"/>
             <w:tcBorders>
               <w:top w:val="nil"/>
               <w:left w:val="nil"/>
@@ -580,6 +592,7 @@
               </w:rPr>
               <w:t>{#</w:t>
             </w:r>
+            <w:proofErr w:type="gramStart"/>
             <w:r>
               <w:rPr>
                 <w:rFonts w:cstheme="minorHAnsi"/>
@@ -604,6 +617,7 @@
               </w:rPr>
               <w:t>Email</w:t>
             </w:r>
+            <w:proofErr w:type="gramEnd"/>
             <w:r>
               <w:rPr>
                 <w:rFonts w:cstheme="minorHAnsi"/>
@@ -616,7 +630,7 @@
         </w:tc>
         <w:tc>
           <w:tcPr>
-            <w:tcW w:w="5125" w:type="dxa"/>
+            <w:tcW w:w="4080" w:type="dxa"/>
             <w:tcBorders>
               <w:top w:val="nil"/>
               <w:left w:val="nil"/>
@@ -641,12 +655,14 @@
               </w:rPr>
               <w:t>{</w:t>
             </w:r>
+            <w:proofErr w:type="spellStart"/>
             <w:r>
               <w:rPr>
                 <w:rFonts w:cstheme="minorHAnsi"/>
               </w:rPr>
               <w:t>partnerEmail</w:t>
             </w:r>
+            <w:proofErr w:type="spellEnd"/>
             <w:r>
               <w:rPr>
                 <w:rFonts w:cstheme="minorHAnsi"/>
@@ -657,20 +673,16 @@
               <w:rPr>
                 <w:rFonts w:cstheme="minorHAnsi"/>
               </w:rPr>
-              <w:t>{</w:t>
-            </w:r>
-            <w:r>
-              <w:rPr>
-                <w:rFonts w:cstheme="minorHAnsi"/>
-              </w:rPr>
-              <w:t>/</w:t>
-            </w:r>
+              <w:t>{/</w:t>
+            </w:r>
+            <w:proofErr w:type="spellStart"/>
             <w:r>
               <w:rPr>
                 <w:rFonts w:cstheme="minorHAnsi"/>
               </w:rPr>
               <w:t>partnerEmail</w:t>
             </w:r>
+            <w:proofErr w:type="spellEnd"/>
             <w:r>
               <w:rPr>
                 <w:rFonts w:cstheme="minorHAnsi"/>
@@ -681,7 +693,7 @@
         </w:tc>
         <w:tc>
           <w:tcPr>
-            <w:tcW w:w="1080" w:type="dxa"/>
+            <w:tcW w:w="1057" w:type="dxa"/>
             <w:tcBorders>
               <w:top w:val="nil"/>
               <w:left w:val="nil"/>
@@ -704,7 +716,7 @@
         </w:tc>
         <w:tc>
           <w:tcPr>
-            <w:tcW w:w="2160" w:type="dxa"/>
+            <w:tcW w:w="2058" w:type="dxa"/>
             <w:tcBorders>
               <w:top w:val="nil"/>
               <w:left w:val="nil"/>
@@ -734,7 +746,7 @@
         <w:tc>
           <w:tcPr>
             <w:cnfStyle w:val="001000000000" w:firstRow="0" w:lastRow="0" w:firstColumn="1" w:lastColumn="0" w:oddVBand="0" w:evenVBand="0" w:oddHBand="0" w:evenHBand="0" w:firstRowFirstColumn="0" w:firstRowLastColumn="0" w:lastRowFirstColumn="0" w:lastRowLastColumn="0"/>
-            <w:tcW w:w="1530" w:type="dxa"/>
+            <w:tcW w:w="2700" w:type="dxa"/>
             <w:tcBorders>
               <w:top w:val="nil"/>
               <w:left w:val="nil"/>
@@ -768,6 +780,7 @@
               </w:rPr>
               <w:t>#</w:t>
             </w:r>
+            <w:proofErr w:type="gramStart"/>
             <w:r>
               <w:rPr>
                 <w:rFonts w:cstheme="minorHAnsi"/>
@@ -792,6 +805,7 @@
               </w:rPr>
               <w:t>Tax</w:t>
             </w:r>
+            <w:proofErr w:type="gramEnd"/>
             <w:r>
               <w:rPr>
                 <w:rFonts w:cstheme="minorHAnsi"/>
@@ -812,7 +826,7 @@
         </w:tc>
         <w:tc>
           <w:tcPr>
-            <w:tcW w:w="5125" w:type="dxa"/>
+            <w:tcW w:w="4080" w:type="dxa"/>
             <w:tcBorders>
               <w:top w:val="nil"/>
               <w:left w:val="nil"/>
@@ -835,19 +849,47 @@
               <w:rPr>
                 <w:rFonts w:cstheme="minorHAnsi"/>
               </w:rPr>
-              <w:t>{taxId}</w:t>
-            </w:r>
-            <w:r>
-              <w:rPr>
-                <w:rFonts w:cstheme="minorHAnsi"/>
-              </w:rPr>
-              <w:t>{/taxId}</w:t>
-            </w:r>
-          </w:p>
-        </w:tc>
-        <w:tc>
-          <w:tcPr>
-            <w:tcW w:w="1080" w:type="dxa"/>
+              <w:t>{</w:t>
+            </w:r>
+            <w:proofErr w:type="spellStart"/>
+            <w:r>
+              <w:rPr>
+                <w:rFonts w:cstheme="minorHAnsi"/>
+              </w:rPr>
+              <w:t>taxId</w:t>
+            </w:r>
+            <w:proofErr w:type="spellEnd"/>
+            <w:r>
+              <w:rPr>
+                <w:rFonts w:cstheme="minorHAnsi"/>
+              </w:rPr>
+              <w:t>}</w:t>
+            </w:r>
+            <w:r>
+              <w:rPr>
+                <w:rFonts w:cstheme="minorHAnsi"/>
+              </w:rPr>
+              <w:t>{/</w:t>
+            </w:r>
+            <w:proofErr w:type="spellStart"/>
+            <w:r>
+              <w:rPr>
+                <w:rFonts w:cstheme="minorHAnsi"/>
+              </w:rPr>
+              <w:t>taxId</w:t>
+            </w:r>
+            <w:proofErr w:type="spellEnd"/>
+            <w:r>
+              <w:rPr>
+                <w:rFonts w:cstheme="minorHAnsi"/>
+              </w:rPr>
+              <w:t>}</w:t>
+            </w:r>
+          </w:p>
+        </w:tc>
+        <w:tc>
+          <w:tcPr>
+            <w:tcW w:w="1057" w:type="dxa"/>
             <w:tcBorders>
               <w:top w:val="nil"/>
               <w:left w:val="nil"/>
@@ -870,7 +912,7 @@
         </w:tc>
         <w:tc>
           <w:tcPr>
-            <w:tcW w:w="2160" w:type="dxa"/>
+            <w:tcW w:w="2058" w:type="dxa"/>
             <w:tcBorders>
               <w:top w:val="nil"/>
               <w:left w:val="nil"/>
@@ -984,12 +1026,14 @@
               </w:rPr>
               <w:t>{</w:t>
             </w:r>
+            <w:proofErr w:type="spellStart"/>
             <w:r>
               <w:rPr>
                 <w:rFonts w:cstheme="minorHAnsi"/>
               </w:rPr>
               <w:t>billToName</w:t>
             </w:r>
+            <w:proofErr w:type="spellEnd"/>
             <w:r>
               <w:rPr>
                 <w:rFonts w:cstheme="minorHAnsi"/>
@@ -1035,6 +1079,7 @@
               </w:rPr>
               <w:t>#</w:t>
             </w:r>
+            <w:proofErr w:type="gramStart"/>
             <w:r>
               <w:rPr>
                 <w:rFonts w:cstheme="minorHAnsi"/>
@@ -1049,7 +1094,16 @@
                 <w:b w:val="0"/>
                 <w:bCs w:val="0"/>
               </w:rPr>
-              <w:t xml:space="preserve">Company ID: </w:t>
+              <w:t>Company</w:t>
+            </w:r>
+            <w:proofErr w:type="gramEnd"/>
+            <w:r>
+              <w:rPr>
+                <w:rFonts w:cstheme="minorHAnsi"/>
+                <w:b w:val="0"/>
+                <w:bCs w:val="0"/>
+              </w:rPr>
+              <w:t xml:space="preserve"> ID: </w:t>
             </w:r>
             <w:r>
               <w:rPr>
@@ -1086,12 +1140,14 @@
               </w:rPr>
               <w:t>{</w:t>
             </w:r>
+            <w:proofErr w:type="spellStart"/>
             <w:r>
               <w:rPr>
                 <w:rFonts w:cstheme="minorHAnsi"/>
               </w:rPr>
               <w:t>billToCompany</w:t>
             </w:r>
+            <w:proofErr w:type="spellEnd"/>
             <w:r>
               <w:rPr>
                 <w:rFonts w:cstheme="minorHAnsi"/>
@@ -1104,12 +1160,14 @@
               </w:rPr>
               <w:t>{/</w:t>
             </w:r>
+            <w:proofErr w:type="spellStart"/>
             <w:r>
               <w:rPr>
                 <w:rFonts w:cstheme="minorHAnsi"/>
               </w:rPr>
               <w:t>billToCompany</w:t>
             </w:r>
+            <w:proofErr w:type="spellEnd"/>
             <w:r>
               <w:rPr>
                 <w:rFonts w:cstheme="minorHAnsi"/>
@@ -1158,6 +1216,7 @@
               </w:rPr>
               <w:t>#</w:t>
             </w:r>
+            <w:proofErr w:type="gramStart"/>
             <w:r>
               <w:rPr>
                 <w:rFonts w:cstheme="minorHAnsi"/>
@@ -1178,7 +1237,16 @@
                 <w:b w:val="0"/>
                 <w:bCs w:val="0"/>
               </w:rPr>
-              <w:t xml:space="preserve">Tax </w:t>
+              <w:t>Tax</w:t>
+            </w:r>
+            <w:proofErr w:type="gramEnd"/>
+            <w:r>
+              <w:rPr>
+                <w:rFonts w:cstheme="minorHAnsi"/>
+                <w:b w:val="0"/>
+                <w:bCs w:val="0"/>
+              </w:rPr>
+              <w:t xml:space="preserve"> </w:t>
             </w:r>
             <w:r>
               <w:rPr>
@@ -1231,12 +1299,14 @@
               </w:rPr>
               <w:t>{</w:t>
             </w:r>
+            <w:proofErr w:type="spellStart"/>
             <w:r>
               <w:rPr>
                 <w:rFonts w:cstheme="minorHAnsi"/>
               </w:rPr>
               <w:t>billToTaxId</w:t>
             </w:r>
+            <w:proofErr w:type="spellEnd"/>
             <w:r>
               <w:rPr>
                 <w:rFonts w:cstheme="minorHAnsi"/>
@@ -1249,12 +1319,14 @@
               </w:rPr>
               <w:t>{/</w:t>
             </w:r>
+            <w:proofErr w:type="spellStart"/>
             <w:r>
               <w:rPr>
                 <w:rFonts w:cstheme="minorHAnsi"/>
               </w:rPr>
               <w:t>billToTaxId</w:t>
             </w:r>
+            <w:proofErr w:type="spellEnd"/>
             <w:r>
               <w:rPr>
                 <w:rFonts w:cstheme="minorHAnsi"/>
@@ -1327,12 +1399,14 @@
               </w:rPr>
               <w:t>{</w:t>
             </w:r>
+            <w:proofErr w:type="spellStart"/>
             <w:r>
               <w:rPr>
                 <w:rFonts w:cstheme="minorHAnsi"/>
               </w:rPr>
               <w:t>billToAddress</w:t>
             </w:r>
+            <w:proofErr w:type="spellEnd"/>
             <w:r>
               <w:rPr>
                 <w:rFonts w:cstheme="minorHAnsi"/>
@@ -1555,7 +1629,25 @@
                 <w:b w:val="0"/>
                 <w:bCs w:val="0"/>
               </w:rPr>
-              <w:t>{#s}{description}</w:t>
+              <w:t>{#</w:t>
+            </w:r>
+            <w:proofErr w:type="gramStart"/>
+            <w:r>
+              <w:rPr>
+                <w:rFonts w:cstheme="minorHAnsi"/>
+                <w:b w:val="0"/>
+                <w:bCs w:val="0"/>
+              </w:rPr>
+              <w:t>s}{</w:t>
+            </w:r>
+            <w:proofErr w:type="gramEnd"/>
+            <w:r>
+              <w:rPr>
+                <w:rFonts w:cstheme="minorHAnsi"/>
+                <w:b w:val="0"/>
+                <w:bCs w:val="0"/>
+              </w:rPr>
+              <w:t>description}</w:t>
             </w:r>
           </w:p>
         </w:tc>
@@ -1583,12 +1675,14 @@
               </w:rPr>
               <w:t>{</w:t>
             </w:r>
+            <w:proofErr w:type="spellStart"/>
             <w:r>
               <w:rPr>
                 <w:rFonts w:cstheme="minorHAnsi"/>
               </w:rPr>
               <w:t>symbolCurrency</w:t>
             </w:r>
+            <w:proofErr w:type="spellEnd"/>
             <w:r>
               <w:rPr>
                 <w:rFonts w:cstheme="minorHAnsi"/>
@@ -1694,12 +1788,14 @@
               </w:rPr>
               <w:t>{</w:t>
             </w:r>
+            <w:proofErr w:type="spellStart"/>
             <w:r>
               <w:rPr>
                 <w:rFonts w:cstheme="minorHAnsi"/>
               </w:rPr>
               <w:t>symbolCurrency</w:t>
             </w:r>
+            <w:proofErr w:type="spellEnd"/>
             <w:r>
               <w:rPr>
                 <w:rFonts w:cstheme="minorHAnsi"/>
@@ -1771,8 +1867,8 @@
         <w:tblLook w:val="04A0" w:firstRow="1" w:lastRow="0" w:firstColumn="1" w:lastColumn="0" w:noHBand="0" w:noVBand="1"/>
       </w:tblPr>
       <w:tblGrid>
-        <w:gridCol w:w="2546"/>
-        <w:gridCol w:w="6814"/>
+        <w:gridCol w:w="2700"/>
+        <w:gridCol w:w="6660"/>
       </w:tblGrid>
       <w:tr>
         <w:trPr>
@@ -1817,7 +1913,7 @@
         <w:tc>
           <w:tcPr>
             <w:cnfStyle w:val="001000000000" w:firstRow="0" w:lastRow="0" w:firstColumn="1" w:lastColumn="0" w:oddVBand="0" w:evenVBand="0" w:oddHBand="0" w:evenHBand="0" w:firstRowFirstColumn="0" w:firstRowLastColumn="0" w:lastRowFirstColumn="0" w:lastRowLastColumn="0"/>
-            <w:tcW w:w="2245" w:type="dxa"/>
+            <w:tcW w:w="2700" w:type="dxa"/>
             <w:tcBorders>
               <w:top w:val="nil"/>
               <w:left w:val="nil"/>
@@ -1854,7 +1950,7 @@
         </w:tc>
         <w:tc>
           <w:tcPr>
-            <w:tcW w:w="7115" w:type="dxa"/>
+            <w:tcW w:w="6660" w:type="dxa"/>
             <w:tcBorders>
               <w:top w:val="nil"/>
               <w:left w:val="nil"/>
@@ -1878,12 +1974,14 @@
               </w:rPr>
               <w:t>{</w:t>
             </w:r>
+            <w:proofErr w:type="spellStart"/>
             <w:r>
               <w:rPr>
                 <w:rFonts w:cstheme="minorHAnsi"/>
               </w:rPr>
               <w:t>accountName</w:t>
             </w:r>
+            <w:proofErr w:type="spellEnd"/>
             <w:r>
               <w:rPr>
                 <w:rFonts w:cstheme="minorHAnsi"/>
@@ -1897,7 +1995,7 @@
         <w:tc>
           <w:tcPr>
             <w:cnfStyle w:val="001000000000" w:firstRow="0" w:lastRow="0" w:firstColumn="1" w:lastColumn="0" w:oddVBand="0" w:evenVBand="0" w:oddHBand="0" w:evenHBand="0" w:firstRowFirstColumn="0" w:firstRowLastColumn="0" w:lastRowFirstColumn="0" w:lastRowLastColumn="0"/>
-            <w:tcW w:w="2245" w:type="dxa"/>
+            <w:tcW w:w="2700" w:type="dxa"/>
             <w:tcBorders>
               <w:top w:val="nil"/>
               <w:left w:val="nil"/>
@@ -1934,7 +2032,7 @@
         </w:tc>
         <w:tc>
           <w:tcPr>
-            <w:tcW w:w="7115" w:type="dxa"/>
+            <w:tcW w:w="6660" w:type="dxa"/>
             <w:tcBorders>
               <w:top w:val="nil"/>
               <w:left w:val="nil"/>
@@ -1958,12 +2056,14 @@
               </w:rPr>
               <w:t>{</w:t>
             </w:r>
+            <w:proofErr w:type="spellStart"/>
             <w:r>
               <w:rPr>
                 <w:rFonts w:cstheme="minorHAnsi"/>
               </w:rPr>
               <w:t>bankName</w:t>
             </w:r>
+            <w:proofErr w:type="spellEnd"/>
             <w:r>
               <w:rPr>
                 <w:rFonts w:cstheme="minorHAnsi"/>
@@ -1980,7 +2080,7 @@
         <w:tc>
           <w:tcPr>
             <w:cnfStyle w:val="001000000000" w:firstRow="0" w:lastRow="0" w:firstColumn="1" w:lastColumn="0" w:oddVBand="0" w:evenVBand="0" w:oddHBand="0" w:evenHBand="0" w:firstRowFirstColumn="0" w:firstRowLastColumn="0" w:lastRowFirstColumn="0" w:lastRowLastColumn="0"/>
-            <w:tcW w:w="2245" w:type="dxa"/>
+            <w:tcW w:w="2700" w:type="dxa"/>
             <w:tcBorders>
               <w:top w:val="nil"/>
               <w:left w:val="nil"/>
@@ -2017,7 +2117,7 @@
         </w:tc>
         <w:tc>
           <w:tcPr>
-            <w:tcW w:w="7115" w:type="dxa"/>
+            <w:tcW w:w="6660" w:type="dxa"/>
             <w:tcBorders>
               <w:top w:val="nil"/>
               <w:left w:val="nil"/>
@@ -2041,12 +2141,14 @@
               </w:rPr>
               <w:t>{</w:t>
             </w:r>
+            <w:proofErr w:type="spellStart"/>
             <w:r>
               <w:rPr>
                 <w:rFonts w:cstheme="minorHAnsi"/>
               </w:rPr>
               <w:t>accountNumber</w:t>
             </w:r>
+            <w:proofErr w:type="spellEnd"/>
             <w:r>
               <w:rPr>
                 <w:rFonts w:cstheme="minorHAnsi"/>
@@ -2060,7 +2162,7 @@
         <w:tc>
           <w:tcPr>
             <w:cnfStyle w:val="001000000000" w:firstRow="0" w:lastRow="0" w:firstColumn="1" w:lastColumn="0" w:oddVBand="0" w:evenVBand="0" w:oddHBand="0" w:evenHBand="0" w:firstRowFirstColumn="0" w:firstRowLastColumn="0" w:lastRowFirstColumn="0" w:lastRowLastColumn="0"/>
-            <w:tcW w:w="2245" w:type="dxa"/>
+            <w:tcW w:w="2700" w:type="dxa"/>
             <w:tcBorders>
               <w:top w:val="nil"/>
               <w:left w:val="nil"/>
@@ -2123,7 +2225,7 @@
         </w:tc>
         <w:tc>
           <w:tcPr>
-            <w:tcW w:w="7115" w:type="dxa"/>
+            <w:tcW w:w="6660" w:type="dxa"/>
             <w:tcBorders>
               <w:top w:val="nil"/>
               <w:left w:val="nil"/>
@@ -2147,12 +2249,14 @@
               </w:rPr>
               <w:t>{</w:t>
             </w:r>
+            <w:proofErr w:type="spellStart"/>
             <w:r>
               <w:rPr>
                 <w:rFonts w:cstheme="minorHAnsi"/>
               </w:rPr>
               <w:t>swiftCode</w:t>
             </w:r>
+            <w:proofErr w:type="spellEnd"/>
             <w:r>
               <w:rPr>
                 <w:rFonts w:cstheme="minorHAnsi"/>
@@ -2165,12 +2269,14 @@
               </w:rPr>
               <w:t>{/</w:t>
             </w:r>
+            <w:proofErr w:type="spellStart"/>
             <w:r>
               <w:rPr>
                 <w:rFonts w:cstheme="minorHAnsi"/>
               </w:rPr>
               <w:t>swiftCode</w:t>
             </w:r>
+            <w:proofErr w:type="spellEnd"/>
             <w:r>
               <w:rPr>
                 <w:rFonts w:cstheme="minorHAnsi"/>
@@ -2187,7 +2293,7 @@
         <w:tc>
           <w:tcPr>
             <w:cnfStyle w:val="001000000000" w:firstRow="0" w:lastRow="0" w:firstColumn="1" w:lastColumn="0" w:oddVBand="0" w:evenVBand="0" w:oddHBand="0" w:evenHBand="0" w:firstRowFirstColumn="0" w:firstRowLastColumn="0" w:lastRowFirstColumn="0" w:lastRowLastColumn="0"/>
-            <w:tcW w:w="2245" w:type="dxa"/>
+            <w:tcW w:w="2700" w:type="dxa"/>
             <w:tcBorders>
               <w:top w:val="nil"/>
               <w:left w:val="nil"/>
@@ -2210,13 +2316,31 @@
                 <w:b w:val="0"/>
                 <w:bCs w:val="0"/>
               </w:rPr>
-              <w:t>{#routingNumber}Routing number:</w:t>
-            </w:r>
-          </w:p>
-        </w:tc>
-        <w:tc>
-          <w:tcPr>
-            <w:tcW w:w="7115" w:type="dxa"/>
+              <w:t>{#</w:t>
+            </w:r>
+            <w:proofErr w:type="gramStart"/>
+            <w:r>
+              <w:rPr>
+                <w:rFonts w:cstheme="minorHAnsi"/>
+                <w:b w:val="0"/>
+                <w:bCs w:val="0"/>
+              </w:rPr>
+              <w:t>routingNumber}Routing</w:t>
+            </w:r>
+            <w:proofErr w:type="gramEnd"/>
+            <w:r>
+              <w:rPr>
+                <w:rFonts w:cstheme="minorHAnsi"/>
+                <w:b w:val="0"/>
+                <w:bCs w:val="0"/>
+              </w:rPr>
+              <w:t xml:space="preserve"> number:</w:t>
+            </w:r>
+          </w:p>
+        </w:tc>
+        <w:tc>
+          <w:tcPr>
+            <w:tcW w:w="6660" w:type="dxa"/>
             <w:tcBorders>
               <w:top w:val="nil"/>
               <w:left w:val="nil"/>
@@ -2238,7 +2362,35 @@
               <w:rPr>
                 <w:rFonts w:cstheme="minorHAnsi"/>
               </w:rPr>
-              <w:t>{routingNumber}{/routingNumber}</w:t>
+              <w:t>{</w:t>
+            </w:r>
+            <w:proofErr w:type="spellStart"/>
+            <w:r>
+              <w:rPr>
+                <w:rFonts w:cstheme="minorHAnsi"/>
+              </w:rPr>
+              <w:t>routingNumber</w:t>
+            </w:r>
+            <w:proofErr w:type="spellEnd"/>
+            <w:r>
+              <w:rPr>
+                <w:rFonts w:cstheme="minorHAnsi"/>
+              </w:rPr>
+              <w:t>}{/</w:t>
+            </w:r>
+            <w:proofErr w:type="spellStart"/>
+            <w:r>
+              <w:rPr>
+                <w:rFonts w:cstheme="minorHAnsi"/>
+              </w:rPr>
+              <w:t>routingNumber</w:t>
+            </w:r>
+            <w:proofErr w:type="spellEnd"/>
+            <w:r>
+              <w:rPr>
+                <w:rFonts w:cstheme="minorHAnsi"/>
+              </w:rPr>
+              <w:t>}</w:t>
             </w:r>
           </w:p>
         </w:tc>
@@ -2247,7 +2399,7 @@
         <w:tc>
           <w:tcPr>
             <w:cnfStyle w:val="001000000000" w:firstRow="0" w:lastRow="0" w:firstColumn="1" w:lastColumn="0" w:oddVBand="0" w:evenVBand="0" w:oddHBand="0" w:evenHBand="0" w:firstRowFirstColumn="0" w:firstRowLastColumn="0" w:lastRowFirstColumn="0" w:lastRowLastColumn="0"/>
-            <w:tcW w:w="2245" w:type="dxa"/>
+            <w:tcW w:w="2700" w:type="dxa"/>
             <w:tcBorders>
               <w:top w:val="nil"/>
               <w:left w:val="nil"/>
@@ -2280,6 +2432,7 @@
               </w:rPr>
               <w:t>#</w:t>
             </w:r>
+            <w:proofErr w:type="gramStart"/>
             <w:r>
               <w:rPr>
                 <w:rFonts w:cstheme="minorHAnsi"/>
@@ -2294,7 +2447,16 @@
                 <w:b w:val="0"/>
                 <w:bCs w:val="0"/>
               </w:rPr>
-              <w:t>Account type</w:t>
+              <w:t>Account</w:t>
+            </w:r>
+            <w:proofErr w:type="gramEnd"/>
+            <w:r>
+              <w:rPr>
+                <w:rFonts w:cstheme="minorHAnsi"/>
+                <w:b w:val="0"/>
+                <w:bCs w:val="0"/>
+              </w:rPr>
+              <w:t xml:space="preserve"> type</w:t>
             </w:r>
             <w:r>
               <w:rPr>
@@ -2308,7 +2470,7 @@
         </w:tc>
         <w:tc>
           <w:tcPr>
-            <w:tcW w:w="7115" w:type="dxa"/>
+            <w:tcW w:w="6660" w:type="dxa"/>
             <w:tcBorders>
               <w:top w:val="nil"/>
               <w:left w:val="nil"/>
@@ -2330,13 +2492,41 @@
               <w:rPr>
                 <w:rFonts w:cstheme="minorHAnsi"/>
               </w:rPr>
-              <w:t>{accountType}</w:t>
-            </w:r>
-            <w:r>
-              <w:rPr>
-                <w:rFonts w:cstheme="minorHAnsi"/>
-              </w:rPr>
-              <w:t>{/accountType}</w:t>
+              <w:t>{</w:t>
+            </w:r>
+            <w:proofErr w:type="spellStart"/>
+            <w:r>
+              <w:rPr>
+                <w:rFonts w:cstheme="minorHAnsi"/>
+              </w:rPr>
+              <w:t>accountType</w:t>
+            </w:r>
+            <w:proofErr w:type="spellEnd"/>
+            <w:r>
+              <w:rPr>
+                <w:rFonts w:cstheme="minorHAnsi"/>
+              </w:rPr>
+              <w:t>}</w:t>
+            </w:r>
+            <w:r>
+              <w:rPr>
+                <w:rFonts w:cstheme="minorHAnsi"/>
+              </w:rPr>
+              <w:t>{/</w:t>
+            </w:r>
+            <w:proofErr w:type="spellStart"/>
+            <w:r>
+              <w:rPr>
+                <w:rFonts w:cstheme="minorHAnsi"/>
+              </w:rPr>
+              <w:t>accountType</w:t>
+            </w:r>
+            <w:proofErr w:type="spellEnd"/>
+            <w:r>
+              <w:rPr>
+                <w:rFonts w:cstheme="minorHAnsi"/>
+              </w:rPr>
+              <w:t>}</w:t>
             </w:r>
           </w:p>
         </w:tc>
@@ -2348,7 +2538,7 @@
         <w:tc>
           <w:tcPr>
             <w:cnfStyle w:val="001000000000" w:firstRow="0" w:lastRow="0" w:firstColumn="1" w:lastColumn="0" w:oddVBand="0" w:evenVBand="0" w:oddHBand="0" w:evenHBand="0" w:firstRowFirstColumn="0" w:firstRowLastColumn="0" w:lastRowFirstColumn="0" w:lastRowLastColumn="0"/>
-            <w:tcW w:w="2245" w:type="dxa"/>
+            <w:tcW w:w="2700" w:type="dxa"/>
             <w:tcBorders>
               <w:top w:val="nil"/>
               <w:left w:val="nil"/>
@@ -2381,6 +2571,7 @@
               </w:rPr>
               <w:t>#</w:t>
             </w:r>
+            <w:proofErr w:type="gramStart"/>
             <w:r>
               <w:rPr>
                 <w:rFonts w:cstheme="minorHAnsi"/>
@@ -2397,6 +2588,7 @@
               </w:rPr>
               <w:t>Address</w:t>
             </w:r>
+            <w:proofErr w:type="gramEnd"/>
             <w:r>
               <w:rPr>
                 <w:rFonts w:cstheme="minorHAnsi"/>
@@ -2409,7 +2601,7 @@
         </w:tc>
         <w:tc>
           <w:tcPr>
-            <w:tcW w:w="7115" w:type="dxa"/>
+            <w:tcW w:w="6660" w:type="dxa"/>
             <w:tcBorders>
               <w:top w:val="nil"/>
               <w:left w:val="nil"/>
@@ -2433,12 +2625,14 @@
               </w:rPr>
               <w:t>{</w:t>
             </w:r>
+            <w:proofErr w:type="spellStart"/>
             <w:r>
               <w:rPr>
                 <w:rFonts w:cstheme="minorHAnsi"/>
               </w:rPr>
               <w:t>bankAddress</w:t>
             </w:r>
+            <w:proofErr w:type="spellEnd"/>
             <w:r>
               <w:rPr>
                 <w:rFonts w:cstheme="minorHAnsi"/>
@@ -2451,12 +2645,14 @@
               </w:rPr>
               <w:t>{/</w:t>
             </w:r>
+            <w:proofErr w:type="spellStart"/>
             <w:r>
               <w:rPr>
                 <w:rFonts w:cstheme="minorHAnsi"/>
               </w:rPr>
               <w:t>bankAddress</w:t>
             </w:r>
+            <w:proofErr w:type="spellEnd"/>
             <w:r>
               <w:rPr>
                 <w:rFonts w:cstheme="minorHAnsi"/>
@@ -2574,12 +2770,14 @@
               </w:rPr>
               <w:t>{%</w:t>
             </w:r>
+            <w:proofErr w:type="spellStart"/>
             <w:r>
               <w:rPr>
                 <w:rFonts w:cstheme="minorHAnsi"/>
               </w:rPr>
               <w:t>signatureImage</w:t>
             </w:r>
+            <w:proofErr w:type="spellEnd"/>
             <w:r>
               <w:rPr>
                 <w:rFonts w:cstheme="minorHAnsi"/>
@@ -2628,7 +2826,25 @@
                 <w:b/>
                 <w:bCs/>
               </w:rPr>
-              <w:t>{fullname}</w:t>
+              <w:t>{</w:t>
+            </w:r>
+            <w:proofErr w:type="spellStart"/>
+            <w:r>
+              <w:rPr>
+                <w:rFonts w:cstheme="minorHAnsi"/>
+                <w:b/>
+                <w:bCs/>
+              </w:rPr>
+              <w:t>fullname</w:t>
+            </w:r>
+            <w:proofErr w:type="spellEnd"/>
+            <w:r>
+              <w:rPr>
+                <w:rFonts w:cstheme="minorHAnsi"/>
+                <w:b/>
+                <w:bCs/>
+              </w:rPr>
+              <w:t>}</w:t>
             </w:r>
           </w:p>
         </w:tc>
@@ -3054,6 +3270,7 @@
   <w:style w:type="character" w:default="1" w:styleId="DefaultParagraphFont">
     <w:name w:val="Default Paragraph Font"/>
     <w:uiPriority w:val="1"/>
+    <w:semiHidden/>
     <w:unhideWhenUsed/>
   </w:style>
   <w:style w:type="table" w:default="1" w:styleId="TableNormal">

--- a/public/preview/template.docx
+++ b/public/preview/template.docx
@@ -1216,7 +1216,6 @@
               </w:rPr>
               <w:t>#</w:t>
             </w:r>
-            <w:proofErr w:type="gramStart"/>
             <w:r>
               <w:rPr>
                 <w:rFonts w:cstheme="minorHAnsi"/>
@@ -1237,16 +1236,7 @@
                 <w:b w:val="0"/>
                 <w:bCs w:val="0"/>
               </w:rPr>
-              <w:t>Tax</w:t>
-            </w:r>
-            <w:proofErr w:type="gramEnd"/>
-            <w:r>
-              <w:rPr>
-                <w:rFonts w:cstheme="minorHAnsi"/>
-                <w:b w:val="0"/>
-                <w:bCs w:val="0"/>
-              </w:rPr>
-              <w:t xml:space="preserve"> </w:t>
+              <w:t xml:space="preserve">Tax </w:t>
             </w:r>
             <w:r>
               <w:rPr>
@@ -1629,25 +1619,7 @@
                 <w:b w:val="0"/>
                 <w:bCs w:val="0"/>
               </w:rPr>
-              <w:t>{#</w:t>
-            </w:r>
-            <w:proofErr w:type="gramStart"/>
-            <w:r>
-              <w:rPr>
-                <w:rFonts w:cstheme="minorHAnsi"/>
-                <w:b w:val="0"/>
-                <w:bCs w:val="0"/>
-              </w:rPr>
-              <w:t>s}{</w:t>
-            </w:r>
-            <w:proofErr w:type="gramEnd"/>
-            <w:r>
-              <w:rPr>
-                <w:rFonts w:cstheme="minorHAnsi"/>
-                <w:b w:val="0"/>
-                <w:bCs w:val="0"/>
-              </w:rPr>
-              <w:t>description}</w:t>
+              <w:t>{#s}{description}</w:t>
             </w:r>
           </w:p>
         </w:tc>
@@ -2316,25 +2288,7 @@
                 <w:b w:val="0"/>
                 <w:bCs w:val="0"/>
               </w:rPr>
-              <w:t>{#</w:t>
-            </w:r>
-            <w:proofErr w:type="gramStart"/>
-            <w:r>
-              <w:rPr>
-                <w:rFonts w:cstheme="minorHAnsi"/>
-                <w:b w:val="0"/>
-                <w:bCs w:val="0"/>
-              </w:rPr>
-              <w:t>routingNumber}Routing</w:t>
-            </w:r>
-            <w:proofErr w:type="gramEnd"/>
-            <w:r>
-              <w:rPr>
-                <w:rFonts w:cstheme="minorHAnsi"/>
-                <w:b w:val="0"/>
-                <w:bCs w:val="0"/>
-              </w:rPr>
-              <w:t xml:space="preserve"> number:</w:t>
+              <w:t>{#routingNumber}Routing number:</w:t>
             </w:r>
           </w:p>
         </w:tc>
@@ -2432,7 +2386,6 @@
               </w:rPr>
               <w:t>#</w:t>
             </w:r>
-            <w:proofErr w:type="gramStart"/>
             <w:r>
               <w:rPr>
                 <w:rFonts w:cstheme="minorHAnsi"/>
@@ -2447,16 +2400,7 @@
                 <w:b w:val="0"/>
                 <w:bCs w:val="0"/>
               </w:rPr>
-              <w:t>Account</w:t>
-            </w:r>
-            <w:proofErr w:type="gramEnd"/>
-            <w:r>
-              <w:rPr>
-                <w:rFonts w:cstheme="minorHAnsi"/>
-                <w:b w:val="0"/>
-                <w:bCs w:val="0"/>
-              </w:rPr>
-              <w:t xml:space="preserve"> type</w:t>
+              <w:t>Account type</w:t>
             </w:r>
             <w:r>
               <w:rPr>
@@ -2571,7 +2515,6 @@
               </w:rPr>
               <w:t>#</w:t>
             </w:r>
-            <w:proofErr w:type="gramStart"/>
             <w:r>
               <w:rPr>
                 <w:rFonts w:cstheme="minorHAnsi"/>
@@ -2588,7 +2531,6 @@
               </w:rPr>
               <w:t>Address</w:t>
             </w:r>
-            <w:proofErr w:type="gramEnd"/>
             <w:r>
               <w:rPr>
                 <w:rFonts w:cstheme="minorHAnsi"/>
@@ -2713,6 +2655,7 @@
           </w:tcPr>
           <w:p>
             <w:pPr>
+              <w:spacing w:line="360" w:lineRule="auto"/>
               <w:jc w:val="center"/>
               <w:rPr>
                 <w:rFonts w:eastAsia="Times New Roman" w:cstheme="minorHAnsi"/>
@@ -2755,6 +2698,7 @@
           </w:tcPr>
           <w:p>
             <w:pPr>
+              <w:spacing w:line="360" w:lineRule="auto"/>
               <w:jc w:val="center"/>
               <w:rPr>
                 <w:rFonts w:eastAsia="Times New Roman" w:cstheme="minorHAnsi"/>
@@ -2811,6 +2755,7 @@
           </w:tcPr>
           <w:p>
             <w:pPr>
+              <w:spacing w:line="360" w:lineRule="auto"/>
               <w:jc w:val="center"/>
               <w:rPr>
                 <w:rFonts w:eastAsia="Times New Roman" w:cstheme="minorHAnsi"/>

--- a/public/preview/template.docx
+++ b/public/preview/template.docx
@@ -754,8 +754,6 @@
                 <w:bCs/>
               </w:rPr>
             </w:pPr>
-            <w:bookmarkStart w:id="0" w:name="_GoBack"/>
-            <w:bookmarkEnd w:id="0"/>
           </w:p>
         </w:tc>
       </w:tr>
@@ -1633,12 +1631,12 @@
         <w:tblW w:w="9360" w:type="dxa"/>
         <w:tblInd w:w="0" w:type="dxa"/>
         <w:tblBorders>
-          <w:top w:val="single" w:color="auto" w:sz="4" w:space="0"/>
-          <w:left w:val="single" w:color="auto" w:sz="4" w:space="0"/>
-          <w:bottom w:val="single" w:color="auto" w:sz="4" w:space="0"/>
-          <w:right w:val="single" w:color="auto" w:sz="4" w:space="0"/>
-          <w:insideH w:val="single" w:color="auto" w:sz="4" w:space="0"/>
-          <w:insideV w:val="single" w:color="auto" w:sz="4" w:space="0"/>
+          <w:top w:val="none" w:color="auto" w:sz="0" w:space="0"/>
+          <w:left w:val="none" w:color="auto" w:sz="0" w:space="0"/>
+          <w:bottom w:val="none" w:color="auto" w:sz="0" w:space="0"/>
+          <w:right w:val="none" w:color="auto" w:sz="0" w:space="0"/>
+          <w:insideH w:val="none" w:color="auto" w:sz="0" w:space="0"/>
+          <w:insideV w:val="none" w:color="auto" w:sz="0" w:space="0"/>
         </w:tblBorders>
         <w:tblLayout w:type="fixed"/>
         <w:tblCellMar>
@@ -1655,12 +1653,12 @@
       <w:tr>
         <w:tblPrEx>
           <w:tblBorders>
-            <w:top w:val="single" w:color="auto" w:sz="4" w:space="0"/>
-            <w:left w:val="single" w:color="auto" w:sz="4" w:space="0"/>
-            <w:bottom w:val="single" w:color="auto" w:sz="4" w:space="0"/>
-            <w:right w:val="single" w:color="auto" w:sz="4" w:space="0"/>
-            <w:insideH w:val="single" w:color="auto" w:sz="4" w:space="0"/>
-            <w:insideV w:val="single" w:color="auto" w:sz="4" w:space="0"/>
+            <w:top w:val="none" w:color="auto" w:sz="0" w:space="0"/>
+            <w:left w:val="none" w:color="auto" w:sz="0" w:space="0"/>
+            <w:bottom w:val="none" w:color="auto" w:sz="0" w:space="0"/>
+            <w:right w:val="none" w:color="auto" w:sz="0" w:space="0"/>
+            <w:insideH w:val="none" w:color="auto" w:sz="0" w:space="0"/>
+            <w:insideV w:val="none" w:color="auto" w:sz="0" w:space="0"/>
           </w:tblBorders>
           <w:tblCellMar>
             <w:top w:w="0" w:type="dxa"/>
@@ -1676,12 +1674,6 @@
           <w:tcPr>
             <w:tcW w:w="9360" w:type="dxa"/>
             <w:gridSpan w:val="2"/>
-            <w:tcBorders>
-              <w:top w:val="nil"/>
-              <w:left w:val="nil"/>
-              <w:bottom w:val="nil"/>
-              <w:right w:val="nil"/>
-            </w:tcBorders>
             <w:shd w:val="clear" w:color="auto" w:fill="2F5496" w:themeFill="accent1" w:themeFillShade="BF"/>
             <w:vAlign w:val="center"/>
           </w:tcPr>
@@ -1720,12 +1712,12 @@
       <w:tr>
         <w:tblPrEx>
           <w:tblBorders>
-            <w:top w:val="single" w:color="auto" w:sz="4" w:space="0"/>
-            <w:left w:val="single" w:color="auto" w:sz="4" w:space="0"/>
-            <w:bottom w:val="single" w:color="auto" w:sz="4" w:space="0"/>
-            <w:right w:val="single" w:color="auto" w:sz="4" w:space="0"/>
-            <w:insideH w:val="single" w:color="auto" w:sz="4" w:space="0"/>
-            <w:insideV w:val="single" w:color="auto" w:sz="4" w:space="0"/>
+            <w:top w:val="none" w:color="auto" w:sz="0" w:space="0"/>
+            <w:left w:val="none" w:color="auto" w:sz="0" w:space="0"/>
+            <w:bottom w:val="none" w:color="auto" w:sz="0" w:space="0"/>
+            <w:right w:val="none" w:color="auto" w:sz="0" w:space="0"/>
+            <w:insideH w:val="none" w:color="auto" w:sz="0" w:space="0"/>
+            <w:insideV w:val="none" w:color="auto" w:sz="0" w:space="0"/>
           </w:tblBorders>
           <w:tblCellMar>
             <w:top w:w="0" w:type="dxa"/>
@@ -1737,12 +1729,6 @@
         <w:tc>
           <w:tcPr>
             <w:tcW w:w="1923" w:type="dxa"/>
-            <w:tcBorders>
-              <w:top w:val="nil"/>
-              <w:left w:val="nil"/>
-              <w:bottom w:val="nil"/>
-              <w:right w:val="nil"/>
-            </w:tcBorders>
             <w:shd w:val="clear" w:color="auto" w:fill="FFFFFF" w:themeFill="background1"/>
             <w:vAlign w:val="center"/>
           </w:tcPr>
@@ -1768,12 +1754,6 @@
         <w:tc>
           <w:tcPr>
             <w:tcW w:w="7437" w:type="dxa"/>
-            <w:tcBorders>
-              <w:top w:val="nil"/>
-              <w:left w:val="nil"/>
-              <w:bottom w:val="nil"/>
-              <w:right w:val="nil"/>
-            </w:tcBorders>
             <w:shd w:val="clear" w:color="auto" w:fill="FFFFFF" w:themeFill="background1"/>
             <w:vAlign w:val="center"/>
           </w:tcPr>
@@ -1796,12 +1776,12 @@
       <w:tr>
         <w:tblPrEx>
           <w:tblBorders>
-            <w:top w:val="single" w:color="auto" w:sz="4" w:space="0"/>
-            <w:left w:val="single" w:color="auto" w:sz="4" w:space="0"/>
-            <w:bottom w:val="single" w:color="auto" w:sz="4" w:space="0"/>
-            <w:right w:val="single" w:color="auto" w:sz="4" w:space="0"/>
-            <w:insideH w:val="single" w:color="auto" w:sz="4" w:space="0"/>
-            <w:insideV w:val="single" w:color="auto" w:sz="4" w:space="0"/>
+            <w:top w:val="none" w:color="auto" w:sz="0" w:space="0"/>
+            <w:left w:val="none" w:color="auto" w:sz="0" w:space="0"/>
+            <w:bottom w:val="none" w:color="auto" w:sz="0" w:space="0"/>
+            <w:right w:val="none" w:color="auto" w:sz="0" w:space="0"/>
+            <w:insideH w:val="none" w:color="auto" w:sz="0" w:space="0"/>
+            <w:insideV w:val="none" w:color="auto" w:sz="0" w:space="0"/>
           </w:tblBorders>
           <w:tblCellMar>
             <w:top w:w="0" w:type="dxa"/>
@@ -1813,12 +1793,6 @@
         <w:tc>
           <w:tcPr>
             <w:tcW w:w="1923" w:type="dxa"/>
-            <w:tcBorders>
-              <w:top w:val="nil"/>
-              <w:left w:val="nil"/>
-              <w:bottom w:val="nil"/>
-              <w:right w:val="nil"/>
-            </w:tcBorders>
             <w:shd w:val="clear" w:color="auto" w:fill="FFFFFF" w:themeFill="background1"/>
             <w:vAlign w:val="center"/>
           </w:tcPr>
@@ -1844,12 +1818,6 @@
         <w:tc>
           <w:tcPr>
             <w:tcW w:w="7437" w:type="dxa"/>
-            <w:tcBorders>
-              <w:top w:val="nil"/>
-              <w:left w:val="nil"/>
-              <w:bottom w:val="nil"/>
-              <w:right w:val="nil"/>
-            </w:tcBorders>
             <w:shd w:val="clear" w:color="auto" w:fill="FFFFFF" w:themeFill="background1"/>
             <w:vAlign w:val="center"/>
           </w:tcPr>
@@ -1872,12 +1840,12 @@
       <w:tr>
         <w:tblPrEx>
           <w:tblBorders>
-            <w:top w:val="single" w:color="auto" w:sz="4" w:space="0"/>
-            <w:left w:val="single" w:color="auto" w:sz="4" w:space="0"/>
-            <w:bottom w:val="single" w:color="auto" w:sz="4" w:space="0"/>
-            <w:right w:val="single" w:color="auto" w:sz="4" w:space="0"/>
-            <w:insideH w:val="single" w:color="auto" w:sz="4" w:space="0"/>
-            <w:insideV w:val="single" w:color="auto" w:sz="4" w:space="0"/>
+            <w:top w:val="none" w:color="auto" w:sz="0" w:space="0"/>
+            <w:left w:val="none" w:color="auto" w:sz="0" w:space="0"/>
+            <w:bottom w:val="none" w:color="auto" w:sz="0" w:space="0"/>
+            <w:right w:val="none" w:color="auto" w:sz="0" w:space="0"/>
+            <w:insideH w:val="none" w:color="auto" w:sz="0" w:space="0"/>
+            <w:insideV w:val="none" w:color="auto" w:sz="0" w:space="0"/>
           </w:tblBorders>
           <w:tblCellMar>
             <w:top w:w="0" w:type="dxa"/>
@@ -1889,12 +1857,6 @@
         <w:tc>
           <w:tcPr>
             <w:tcW w:w="1923" w:type="dxa"/>
-            <w:tcBorders>
-              <w:top w:val="nil"/>
-              <w:left w:val="nil"/>
-              <w:bottom w:val="nil"/>
-              <w:right w:val="nil"/>
-            </w:tcBorders>
             <w:shd w:val="clear" w:color="auto" w:fill="FFFFFF" w:themeFill="background1"/>
             <w:vAlign w:val="center"/>
           </w:tcPr>
@@ -1920,12 +1882,6 @@
         <w:tc>
           <w:tcPr>
             <w:tcW w:w="7437" w:type="dxa"/>
-            <w:tcBorders>
-              <w:top w:val="nil"/>
-              <w:left w:val="nil"/>
-              <w:bottom w:val="nil"/>
-              <w:right w:val="nil"/>
-            </w:tcBorders>
             <w:shd w:val="clear" w:color="auto" w:fill="FFFFFF" w:themeFill="background1"/>
             <w:vAlign w:val="center"/>
           </w:tcPr>
@@ -1948,12 +1904,12 @@
       <w:tr>
         <w:tblPrEx>
           <w:tblBorders>
-            <w:top w:val="single" w:color="auto" w:sz="4" w:space="0"/>
-            <w:left w:val="single" w:color="auto" w:sz="4" w:space="0"/>
-            <w:bottom w:val="single" w:color="auto" w:sz="4" w:space="0"/>
-            <w:right w:val="single" w:color="auto" w:sz="4" w:space="0"/>
-            <w:insideH w:val="single" w:color="auto" w:sz="4" w:space="0"/>
-            <w:insideV w:val="single" w:color="auto" w:sz="4" w:space="0"/>
+            <w:top w:val="none" w:color="auto" w:sz="0" w:space="0"/>
+            <w:left w:val="none" w:color="auto" w:sz="0" w:space="0"/>
+            <w:bottom w:val="none" w:color="auto" w:sz="0" w:space="0"/>
+            <w:right w:val="none" w:color="auto" w:sz="0" w:space="0"/>
+            <w:insideH w:val="none" w:color="auto" w:sz="0" w:space="0"/>
+            <w:insideV w:val="none" w:color="auto" w:sz="0" w:space="0"/>
           </w:tblBorders>
           <w:tblCellMar>
             <w:top w:w="0" w:type="dxa"/>
@@ -1965,12 +1921,6 @@
         <w:tc>
           <w:tcPr>
             <w:tcW w:w="1923" w:type="dxa"/>
-            <w:tcBorders>
-              <w:top w:val="nil"/>
-              <w:left w:val="nil"/>
-              <w:bottom w:val="nil"/>
-              <w:right w:val="nil"/>
-            </w:tcBorders>
             <w:shd w:val="clear" w:color="auto" w:fill="FFFFFF" w:themeFill="background1"/>
             <w:vAlign w:val="center"/>
           </w:tcPr>
@@ -1996,12 +1946,6 @@
         <w:tc>
           <w:tcPr>
             <w:tcW w:w="7437" w:type="dxa"/>
-            <w:tcBorders>
-              <w:top w:val="nil"/>
-              <w:left w:val="nil"/>
-              <w:bottom w:val="nil"/>
-              <w:right w:val="nil"/>
-            </w:tcBorders>
             <w:shd w:val="clear" w:color="auto" w:fill="FFFFFF" w:themeFill="background1"/>
             <w:vAlign w:val="center"/>
           </w:tcPr>
@@ -2024,12 +1968,12 @@
       <w:tr>
         <w:tblPrEx>
           <w:tblBorders>
-            <w:top w:val="single" w:color="auto" w:sz="4" w:space="0"/>
-            <w:left w:val="single" w:color="auto" w:sz="4" w:space="0"/>
-            <w:bottom w:val="single" w:color="auto" w:sz="4" w:space="0"/>
-            <w:right w:val="single" w:color="auto" w:sz="4" w:space="0"/>
-            <w:insideH w:val="single" w:color="auto" w:sz="4" w:space="0"/>
-            <w:insideV w:val="single" w:color="auto" w:sz="4" w:space="0"/>
+            <w:top w:val="none" w:color="auto" w:sz="0" w:space="0"/>
+            <w:left w:val="none" w:color="auto" w:sz="0" w:space="0"/>
+            <w:bottom w:val="none" w:color="auto" w:sz="0" w:space="0"/>
+            <w:right w:val="none" w:color="auto" w:sz="0" w:space="0"/>
+            <w:insideH w:val="none" w:color="auto" w:sz="0" w:space="0"/>
+            <w:insideV w:val="none" w:color="auto" w:sz="0" w:space="0"/>
           </w:tblBorders>
           <w:tblCellMar>
             <w:top w:w="0" w:type="dxa"/>
@@ -2041,12 +1985,6 @@
         <w:tc>
           <w:tcPr>
             <w:tcW w:w="1923" w:type="dxa"/>
-            <w:tcBorders>
-              <w:top w:val="nil"/>
-              <w:left w:val="nil"/>
-              <w:bottom w:val="nil"/>
-              <w:right w:val="nil"/>
-            </w:tcBorders>
             <w:shd w:val="clear" w:color="auto" w:fill="FFFFFF" w:themeFill="background1"/>
             <w:vAlign w:val="center"/>
           </w:tcPr>
@@ -2072,12 +2010,6 @@
         <w:tc>
           <w:tcPr>
             <w:tcW w:w="7437" w:type="dxa"/>
-            <w:tcBorders>
-              <w:top w:val="nil"/>
-              <w:left w:val="nil"/>
-              <w:bottom w:val="nil"/>
-              <w:right w:val="nil"/>
-            </w:tcBorders>
             <w:shd w:val="clear" w:color="auto" w:fill="FFFFFF" w:themeFill="background1"/>
             <w:vAlign w:val="center"/>
           </w:tcPr>
@@ -2100,12 +2032,12 @@
       <w:tr>
         <w:tblPrEx>
           <w:tblBorders>
-            <w:top w:val="single" w:color="auto" w:sz="4" w:space="0"/>
-            <w:left w:val="single" w:color="auto" w:sz="4" w:space="0"/>
-            <w:bottom w:val="single" w:color="auto" w:sz="4" w:space="0"/>
-            <w:right w:val="single" w:color="auto" w:sz="4" w:space="0"/>
-            <w:insideH w:val="single" w:color="auto" w:sz="4" w:space="0"/>
-            <w:insideV w:val="single" w:color="auto" w:sz="4" w:space="0"/>
+            <w:top w:val="none" w:color="auto" w:sz="0" w:space="0"/>
+            <w:left w:val="none" w:color="auto" w:sz="0" w:space="0"/>
+            <w:bottom w:val="none" w:color="auto" w:sz="0" w:space="0"/>
+            <w:right w:val="none" w:color="auto" w:sz="0" w:space="0"/>
+            <w:insideH w:val="none" w:color="auto" w:sz="0" w:space="0"/>
+            <w:insideV w:val="none" w:color="auto" w:sz="0" w:space="0"/>
           </w:tblBorders>
           <w:tblCellMar>
             <w:top w:w="0" w:type="dxa"/>
@@ -2117,12 +2049,6 @@
         <w:tc>
           <w:tcPr>
             <w:tcW w:w="1923" w:type="dxa"/>
-            <w:tcBorders>
-              <w:top w:val="nil"/>
-              <w:left w:val="nil"/>
-              <w:bottom w:val="nil"/>
-              <w:right w:val="nil"/>
-            </w:tcBorders>
             <w:shd w:val="clear" w:color="auto" w:fill="FFFFFF" w:themeFill="background1"/>
             <w:vAlign w:val="center"/>
           </w:tcPr>
@@ -2148,12 +2074,6 @@
         <w:tc>
           <w:tcPr>
             <w:tcW w:w="7437" w:type="dxa"/>
-            <w:tcBorders>
-              <w:top w:val="nil"/>
-              <w:left w:val="nil"/>
-              <w:bottom w:val="nil"/>
-              <w:right w:val="nil"/>
-            </w:tcBorders>
             <w:shd w:val="clear" w:color="auto" w:fill="FFFFFF" w:themeFill="background1"/>
             <w:vAlign w:val="center"/>
           </w:tcPr>
@@ -2176,12 +2096,12 @@
       <w:tr>
         <w:tblPrEx>
           <w:tblBorders>
-            <w:top w:val="single" w:color="auto" w:sz="4" w:space="0"/>
-            <w:left w:val="single" w:color="auto" w:sz="4" w:space="0"/>
-            <w:bottom w:val="single" w:color="auto" w:sz="4" w:space="0"/>
-            <w:right w:val="single" w:color="auto" w:sz="4" w:space="0"/>
-            <w:insideH w:val="single" w:color="auto" w:sz="4" w:space="0"/>
-            <w:insideV w:val="single" w:color="auto" w:sz="4" w:space="0"/>
+            <w:top w:val="none" w:color="auto" w:sz="0" w:space="0"/>
+            <w:left w:val="none" w:color="auto" w:sz="0" w:space="0"/>
+            <w:bottom w:val="none" w:color="auto" w:sz="0" w:space="0"/>
+            <w:right w:val="none" w:color="auto" w:sz="0" w:space="0"/>
+            <w:insideH w:val="none" w:color="auto" w:sz="0" w:space="0"/>
+            <w:insideV w:val="none" w:color="auto" w:sz="0" w:space="0"/>
           </w:tblBorders>
           <w:tblCellMar>
             <w:top w:w="0" w:type="dxa"/>
@@ -2193,12 +2113,6 @@
         <w:tc>
           <w:tcPr>
             <w:tcW w:w="1923" w:type="dxa"/>
-            <w:tcBorders>
-              <w:top w:val="nil"/>
-              <w:left w:val="nil"/>
-              <w:bottom w:val="nil"/>
-              <w:right w:val="nil"/>
-            </w:tcBorders>
             <w:shd w:val="clear" w:color="auto" w:fill="FFFFFF" w:themeFill="background1"/>
             <w:vAlign w:val="center"/>
           </w:tcPr>
@@ -2224,12 +2138,6 @@
         <w:tc>
           <w:tcPr>
             <w:tcW w:w="7437" w:type="dxa"/>
-            <w:tcBorders>
-              <w:top w:val="nil"/>
-              <w:left w:val="nil"/>
-              <w:bottom w:val="nil"/>
-              <w:right w:val="nil"/>
-            </w:tcBorders>
             <w:shd w:val="clear" w:color="auto" w:fill="FFFFFF" w:themeFill="background1"/>
             <w:vAlign w:val="center"/>
           </w:tcPr>

--- a/public/preview/template.docx
+++ b/public/preview/template.docx
@@ -788,7 +788,7 @@
       </w:tblPr>
       <w:tblGrid>
         <w:gridCol w:w="1908"/>
-        <w:gridCol w:w="4752"/>
+        <w:gridCol w:w="4883"/>
       </w:tblGrid>
       <w:tr>
         <w:tblPrEx>
@@ -812,7 +812,7 @@
         </w:trPr>
         <w:tc>
           <w:tcPr>
-            <w:tcW w:w="6660" w:type="dxa"/>
+            <w:tcW w:w="6791" w:type="dxa"/>
             <w:gridSpan w:val="2"/>
             <w:tcBorders>
               <w:top w:val="nil"/>
@@ -874,7 +874,7 @@
         </w:tblPrEx>
         <w:tc>
           <w:tcPr>
-            <w:tcW w:w="6660" w:type="dxa"/>
+            <w:tcW w:w="6791" w:type="dxa"/>
             <w:gridSpan w:val="2"/>
             <w:tcBorders>
               <w:top w:val="nil"/>
@@ -953,7 +953,7 @@
         </w:tc>
         <w:tc>
           <w:tcPr>
-            <w:tcW w:w="4752" w:type="dxa"/>
+            <w:tcW w:w="4883" w:type="dxa"/>
             <w:tcBorders>
               <w:top w:val="nil"/>
               <w:left w:val="nil"/>
@@ -1043,7 +1043,7 @@
         </w:tc>
         <w:tc>
           <w:tcPr>
-            <w:tcW w:w="4752" w:type="dxa"/>
+            <w:tcW w:w="4883" w:type="dxa"/>
             <w:tcBorders>
               <w:top w:val="nil"/>
               <w:left w:val="nil"/>
@@ -1117,7 +1117,7 @@
         </w:tc>
         <w:tc>
           <w:tcPr>
-            <w:tcW w:w="4752" w:type="dxa"/>
+            <w:tcW w:w="4883" w:type="dxa"/>
             <w:tcBorders>
               <w:top w:val="nil"/>
               <w:left w:val="nil"/>
@@ -1191,7 +1191,7 @@
         </w:tc>
         <w:tc>
           <w:tcPr>
-            <w:tcW w:w="4752" w:type="dxa"/>
+            <w:tcW w:w="4883" w:type="dxa"/>
             <w:tcBorders>
               <w:top w:val="nil"/>
               <w:left w:val="nil"/>
@@ -1230,12 +1230,12 @@
         <w:tblW w:w="9355" w:type="dxa"/>
         <w:tblInd w:w="0" w:type="dxa"/>
         <w:tblBorders>
-          <w:top w:val="single" w:color="auto" w:sz="4" w:space="0"/>
-          <w:left w:val="single" w:color="auto" w:sz="4" w:space="0"/>
-          <w:bottom w:val="single" w:color="auto" w:sz="4" w:space="0"/>
-          <w:right w:val="single" w:color="auto" w:sz="4" w:space="0"/>
-          <w:insideH w:val="single" w:color="auto" w:sz="4" w:space="0"/>
-          <w:insideV w:val="single" w:color="auto" w:sz="4" w:space="0"/>
+          <w:top w:val="none" w:color="auto" w:sz="0" w:space="0"/>
+          <w:left w:val="none" w:color="auto" w:sz="0" w:space="0"/>
+          <w:bottom w:val="none" w:color="auto" w:sz="0" w:space="0"/>
+          <w:right w:val="none" w:color="auto" w:sz="0" w:space="0"/>
+          <w:insideH w:val="none" w:color="auto" w:sz="0" w:space="0"/>
+          <w:insideV w:val="none" w:color="auto" w:sz="0" w:space="0"/>
         </w:tblBorders>
         <w:tblLayout w:type="autofit"/>
         <w:tblCellMar>
@@ -1252,12 +1252,12 @@
       <w:tr>
         <w:tblPrEx>
           <w:tblBorders>
-            <w:top w:val="single" w:color="auto" w:sz="4" w:space="0"/>
-            <w:left w:val="single" w:color="auto" w:sz="4" w:space="0"/>
-            <w:bottom w:val="single" w:color="auto" w:sz="4" w:space="0"/>
-            <w:right w:val="single" w:color="auto" w:sz="4" w:space="0"/>
-            <w:insideH w:val="single" w:color="auto" w:sz="4" w:space="0"/>
-            <w:insideV w:val="single" w:color="auto" w:sz="4" w:space="0"/>
+            <w:top w:val="none" w:color="auto" w:sz="0" w:space="0"/>
+            <w:left w:val="none" w:color="auto" w:sz="0" w:space="0"/>
+            <w:bottom w:val="none" w:color="auto" w:sz="0" w:space="0"/>
+            <w:right w:val="none" w:color="auto" w:sz="0" w:space="0"/>
+            <w:insideH w:val="none" w:color="auto" w:sz="0" w:space="0"/>
+            <w:insideV w:val="none" w:color="auto" w:sz="0" w:space="0"/>
           </w:tblBorders>
           <w:tblCellMar>
             <w:top w:w="0" w:type="dxa"/>
@@ -1272,12 +1272,6 @@
         <w:tc>
           <w:tcPr>
             <w:tcW w:w="6655" w:type="dxa"/>
-            <w:tcBorders>
-              <w:top w:val="nil"/>
-              <w:left w:val="nil"/>
-              <w:bottom w:val="nil"/>
-              <w:right w:val="nil"/>
-            </w:tcBorders>
             <w:shd w:val="clear" w:color="auto" w:fill="2F5496" w:themeFill="accent1" w:themeFillShade="BF"/>
             <w:vAlign w:val="center"/>
           </w:tcPr>
@@ -1315,12 +1309,6 @@
         <w:tc>
           <w:tcPr>
             <w:tcW w:w="2700" w:type="dxa"/>
-            <w:tcBorders>
-              <w:top w:val="nil"/>
-              <w:left w:val="nil"/>
-              <w:bottom w:val="nil"/>
-              <w:right w:val="nil"/>
-            </w:tcBorders>
             <w:shd w:val="clear" w:color="auto" w:fill="2F5496" w:themeFill="accent1" w:themeFillShade="BF"/>
             <w:vAlign w:val="center"/>
           </w:tcPr>
@@ -1359,12 +1347,12 @@
       <w:tr>
         <w:tblPrEx>
           <w:tblBorders>
-            <w:top w:val="single" w:color="auto" w:sz="4" w:space="0"/>
-            <w:left w:val="single" w:color="auto" w:sz="4" w:space="0"/>
-            <w:bottom w:val="single" w:color="auto" w:sz="4" w:space="0"/>
-            <w:right w:val="single" w:color="auto" w:sz="4" w:space="0"/>
-            <w:insideH w:val="single" w:color="auto" w:sz="4" w:space="0"/>
-            <w:insideV w:val="single" w:color="auto" w:sz="4" w:space="0"/>
+            <w:top w:val="none" w:color="auto" w:sz="0" w:space="0"/>
+            <w:left w:val="none" w:color="auto" w:sz="0" w:space="0"/>
+            <w:bottom w:val="none" w:color="auto" w:sz="0" w:space="0"/>
+            <w:right w:val="none" w:color="auto" w:sz="0" w:space="0"/>
+            <w:insideH w:val="none" w:color="auto" w:sz="0" w:space="0"/>
+            <w:insideV w:val="none" w:color="auto" w:sz="0" w:space="0"/>
           </w:tblBorders>
           <w:tblCellMar>
             <w:top w:w="0" w:type="dxa"/>
@@ -1376,12 +1364,6 @@
         <w:tc>
           <w:tcPr>
             <w:tcW w:w="6655" w:type="dxa"/>
-            <w:tcBorders>
-              <w:top w:val="nil"/>
-              <w:left w:val="nil"/>
-              <w:bottom w:val="nil"/>
-              <w:right w:val="nil"/>
-            </w:tcBorders>
             <w:shd w:val="clear" w:color="auto" w:fill="F1F1F1" w:themeFill="background1" w:themeFillShade="F2"/>
           </w:tcPr>
           <w:p>
@@ -1406,12 +1388,6 @@
         <w:tc>
           <w:tcPr>
             <w:tcW w:w="2700" w:type="dxa"/>
-            <w:tcBorders>
-              <w:top w:val="nil"/>
-              <w:left w:val="nil"/>
-              <w:bottom w:val="nil"/>
-              <w:right w:val="nil"/>
-            </w:tcBorders>
             <w:shd w:val="clear" w:color="auto" w:fill="F1F1F1" w:themeFill="background1" w:themeFillShade="F2"/>
           </w:tcPr>
           <w:p>
@@ -1433,12 +1409,12 @@
       <w:tr>
         <w:tblPrEx>
           <w:tblBorders>
-            <w:top w:val="single" w:color="auto" w:sz="4" w:space="0"/>
-            <w:left w:val="single" w:color="auto" w:sz="4" w:space="0"/>
-            <w:bottom w:val="single" w:color="auto" w:sz="4" w:space="0"/>
-            <w:right w:val="single" w:color="auto" w:sz="4" w:space="0"/>
-            <w:insideH w:val="single" w:color="auto" w:sz="4" w:space="0"/>
-            <w:insideV w:val="single" w:color="auto" w:sz="4" w:space="0"/>
+            <w:top w:val="none" w:color="auto" w:sz="0" w:space="0"/>
+            <w:left w:val="none" w:color="auto" w:sz="0" w:space="0"/>
+            <w:bottom w:val="none" w:color="auto" w:sz="0" w:space="0"/>
+            <w:right w:val="none" w:color="auto" w:sz="0" w:space="0"/>
+            <w:insideH w:val="none" w:color="auto" w:sz="0" w:space="0"/>
+            <w:insideV w:val="none" w:color="auto" w:sz="0" w:space="0"/>
           </w:tblBorders>
           <w:tblCellMar>
             <w:top w:w="0" w:type="dxa"/>
@@ -1450,12 +1426,6 @@
         <w:tc>
           <w:tcPr>
             <w:tcW w:w="6655" w:type="dxa"/>
-            <w:tcBorders>
-              <w:top w:val="nil"/>
-              <w:left w:val="nil"/>
-              <w:bottom w:val="nil"/>
-              <w:right w:val="nil"/>
-            </w:tcBorders>
           </w:tcPr>
           <w:p>
             <w:pPr>
@@ -1471,12 +1441,6 @@
         <w:tc>
           <w:tcPr>
             <w:tcW w:w="2700" w:type="dxa"/>
-            <w:tcBorders>
-              <w:top w:val="nil"/>
-              <w:left w:val="nil"/>
-              <w:bottom w:val="nil"/>
-              <w:right w:val="nil"/>
-            </w:tcBorders>
           </w:tcPr>
           <w:p>
             <w:pPr>
@@ -1491,12 +1455,12 @@
       <w:tr>
         <w:tblPrEx>
           <w:tblBorders>
-            <w:top w:val="single" w:color="auto" w:sz="4" w:space="0"/>
-            <w:left w:val="single" w:color="auto" w:sz="4" w:space="0"/>
-            <w:bottom w:val="single" w:color="auto" w:sz="4" w:space="0"/>
-            <w:right w:val="single" w:color="auto" w:sz="4" w:space="0"/>
-            <w:insideH w:val="single" w:color="auto" w:sz="4" w:space="0"/>
-            <w:insideV w:val="single" w:color="auto" w:sz="4" w:space="0"/>
+            <w:top w:val="none" w:color="auto" w:sz="0" w:space="0"/>
+            <w:left w:val="none" w:color="auto" w:sz="0" w:space="0"/>
+            <w:bottom w:val="none" w:color="auto" w:sz="0" w:space="0"/>
+            <w:right w:val="none" w:color="auto" w:sz="0" w:space="0"/>
+            <w:insideH w:val="none" w:color="auto" w:sz="0" w:space="0"/>
+            <w:insideV w:val="none" w:color="auto" w:sz="0" w:space="0"/>
           </w:tblBorders>
           <w:tblCellMar>
             <w:top w:w="0" w:type="dxa"/>
@@ -1508,12 +1472,6 @@
         <w:tc>
           <w:tcPr>
             <w:tcW w:w="6655" w:type="dxa"/>
-            <w:tcBorders>
-              <w:top w:val="nil"/>
-              <w:left w:val="nil"/>
-              <w:bottom w:val="nil"/>
-              <w:right w:val="nil"/>
-            </w:tcBorders>
             <w:shd w:val="clear" w:color="auto" w:fill="FFFFFF" w:themeFill="background1"/>
           </w:tcPr>
           <w:p>
@@ -1540,12 +1498,6 @@
         <w:tc>
           <w:tcPr>
             <w:tcW w:w="2700" w:type="dxa"/>
-            <w:tcBorders>
-              <w:top w:val="nil"/>
-              <w:left w:val="nil"/>
-              <w:bottom w:val="nil"/>
-              <w:right w:val="nil"/>
-            </w:tcBorders>
             <w:shd w:val="clear" w:color="auto" w:fill="B4C6E7" w:themeFill="accent1" w:themeFillTint="66"/>
           </w:tcPr>
           <w:p>
